--- a/ADS Assignment 2/report.docx
+++ b/ADS Assignment 2/report.docx
@@ -4,6 +4,15 @@
   <w:body>
     <w:sdt>
       <w:sdtPr>
+        <w:rPr>
+          <w:rFonts w:asciiTheme="minorHAnsi" w:eastAsiaTheme="minorHAnsi" w:hAnsiTheme="minorHAnsi" w:cstheme="minorBidi"/>
+          <w:color w:val="auto"/>
+          <w:kern w:val="2"/>
+          <w:sz w:val="10"/>
+          <w:szCs w:val="10"/>
+          <w:lang w:val="en-GB"/>
+          <w14:ligatures w14:val="standardContextual"/>
+        </w:rPr>
         <w:id w:val="-2144881044"/>
         <w:docPartObj>
           <w:docPartGallery w:val="Table of Contents"/>
@@ -12,24 +21,27 @@
       </w:sdtPr>
       <w:sdtEndPr>
         <w:rPr>
-          <w:rFonts w:asciiTheme="minorHAnsi" w:eastAsiaTheme="minorHAnsi" w:hAnsiTheme="minorHAnsi" w:cstheme="minorBidi"/>
           <w:b/>
           <w:bCs/>
           <w:noProof/>
-          <w:color w:val="auto"/>
-          <w:kern w:val="2"/>
-          <w:sz w:val="22"/>
-          <w:szCs w:val="22"/>
-          <w:lang w:val="en-GB"/>
-          <w14:ligatures w14:val="standardContextual"/>
+          <w:sz w:val="4"/>
+          <w:szCs w:val="4"/>
         </w:rPr>
       </w:sdtEndPr>
       <w:sdtContent>
         <w:p>
           <w:pPr>
             <w:pStyle w:val="TOCHeading"/>
+            <w:rPr>
+              <w:sz w:val="16"/>
+              <w:szCs w:val="16"/>
+            </w:rPr>
           </w:pPr>
           <w:r>
+            <w:rPr>
+              <w:sz w:val="16"/>
+              <w:szCs w:val="16"/>
+            </w:rPr>
             <w:t>Contents</w:t>
           </w:r>
         </w:p>
@@ -42,27 +54,41 @@
             <w:rPr>
               <w:rFonts w:eastAsiaTheme="minorEastAsia"/>
               <w:noProof/>
-              <w:sz w:val="24"/>
-              <w:szCs w:val="24"/>
+              <w:sz w:val="16"/>
+              <w:szCs w:val="16"/>
               <w:lang w:eastAsia="en-GB"/>
             </w:rPr>
           </w:pPr>
           <w:r>
+            <w:rPr>
+              <w:sz w:val="4"/>
+              <w:szCs w:val="4"/>
+            </w:rPr>
             <w:fldChar w:fldCharType="begin"/>
           </w:r>
           <w:r>
+            <w:rPr>
+              <w:sz w:val="4"/>
+              <w:szCs w:val="4"/>
+            </w:rPr>
             <w:instrText xml:space="preserve"> TOC \o "1-3" \h \z \u </w:instrText>
           </w:r>
           <w:r>
+            <w:rPr>
+              <w:sz w:val="4"/>
+              <w:szCs w:val="4"/>
+            </w:rPr>
             <w:fldChar w:fldCharType="separate"/>
           </w:r>
-          <w:hyperlink w:anchor="_Toc224313878" w:history="1">
+          <w:hyperlink w:anchor="_Toc225170826" w:history="1">
             <w:r>
               <w:rPr>
                 <w:rStyle w:val="Hyperlink"/>
                 <w:b/>
                 <w:bCs/>
                 <w:noProof/>
+                <w:sz w:val="14"/>
+                <w:szCs w:val="14"/>
               </w:rPr>
               <w:t>Part 1</w:t>
             </w:r>
@@ -70,6 +96,8 @@
               <w:rPr>
                 <w:noProof/>
                 <w:webHidden/>
+                <w:sz w:val="14"/>
+                <w:szCs w:val="14"/>
               </w:rPr>
               <w:tab/>
             </w:r>
@@ -77,6 +105,8 @@
               <w:rPr>
                 <w:noProof/>
                 <w:webHidden/>
+                <w:sz w:val="14"/>
+                <w:szCs w:val="14"/>
               </w:rPr>
               <w:fldChar w:fldCharType="begin"/>
             </w:r>
@@ -84,19 +114,25 @@
               <w:rPr>
                 <w:noProof/>
                 <w:webHidden/>
-              </w:rPr>
-              <w:instrText xml:space="preserve"> PAGEREF _Toc224313878 \h </w:instrText>
-            </w:r>
-            <w:r>
-              <w:rPr>
-                <w:noProof/>
-                <w:webHidden/>
-              </w:rPr>
-            </w:r>
-            <w:r>
-              <w:rPr>
-                <w:noProof/>
-                <w:webHidden/>
+                <w:sz w:val="14"/>
+                <w:szCs w:val="14"/>
+              </w:rPr>
+              <w:instrText xml:space="preserve"> PAGEREF _Toc225170826 \h </w:instrText>
+            </w:r>
+            <w:r>
+              <w:rPr>
+                <w:noProof/>
+                <w:webHidden/>
+                <w:sz w:val="14"/>
+                <w:szCs w:val="14"/>
+              </w:rPr>
+            </w:r>
+            <w:r>
+              <w:rPr>
+                <w:noProof/>
+                <w:webHidden/>
+                <w:sz w:val="14"/>
+                <w:szCs w:val="14"/>
               </w:rPr>
               <w:fldChar w:fldCharType="separate"/>
             </w:r>
@@ -104,6 +140,8 @@
               <w:rPr>
                 <w:noProof/>
                 <w:webHidden/>
+                <w:sz w:val="14"/>
+                <w:szCs w:val="14"/>
               </w:rPr>
               <w:t>1</w:t>
             </w:r>
@@ -111,6 +149,8 @@
               <w:rPr>
                 <w:noProof/>
                 <w:webHidden/>
+                <w:sz w:val="14"/>
+                <w:szCs w:val="14"/>
               </w:rPr>
               <w:fldChar w:fldCharType="end"/>
             </w:r>
@@ -125,18 +165,20 @@
             <w:rPr>
               <w:rFonts w:eastAsiaTheme="minorEastAsia"/>
               <w:noProof/>
-              <w:sz w:val="24"/>
-              <w:szCs w:val="24"/>
+              <w:sz w:val="16"/>
+              <w:szCs w:val="16"/>
               <w:lang w:eastAsia="en-GB"/>
             </w:rPr>
           </w:pPr>
-          <w:hyperlink w:anchor="_Toc224313879" w:history="1">
+          <w:hyperlink w:anchor="_Toc225170827" w:history="1">
             <w:r>
               <w:rPr>
                 <w:rStyle w:val="Hyperlink"/>
                 <w:b/>
                 <w:bCs/>
                 <w:noProof/>
+                <w:sz w:val="14"/>
+                <w:szCs w:val="14"/>
               </w:rPr>
               <w:t>Add</w:t>
             </w:r>
@@ -144,6 +186,8 @@
               <w:rPr>
                 <w:noProof/>
                 <w:webHidden/>
+                <w:sz w:val="14"/>
+                <w:szCs w:val="14"/>
               </w:rPr>
               <w:tab/>
             </w:r>
@@ -151,6 +195,8 @@
               <w:rPr>
                 <w:noProof/>
                 <w:webHidden/>
+                <w:sz w:val="14"/>
+                <w:szCs w:val="14"/>
               </w:rPr>
               <w:fldChar w:fldCharType="begin"/>
             </w:r>
@@ -158,19 +204,25 @@
               <w:rPr>
                 <w:noProof/>
                 <w:webHidden/>
-              </w:rPr>
-              <w:instrText xml:space="preserve"> PAGEREF _Toc224313879 \h </w:instrText>
-            </w:r>
-            <w:r>
-              <w:rPr>
-                <w:noProof/>
-                <w:webHidden/>
-              </w:rPr>
-            </w:r>
-            <w:r>
-              <w:rPr>
-                <w:noProof/>
-                <w:webHidden/>
+                <w:sz w:val="14"/>
+                <w:szCs w:val="14"/>
+              </w:rPr>
+              <w:instrText xml:space="preserve"> PAGEREF _Toc225170827 \h </w:instrText>
+            </w:r>
+            <w:r>
+              <w:rPr>
+                <w:noProof/>
+                <w:webHidden/>
+                <w:sz w:val="14"/>
+                <w:szCs w:val="14"/>
+              </w:rPr>
+            </w:r>
+            <w:r>
+              <w:rPr>
+                <w:noProof/>
+                <w:webHidden/>
+                <w:sz w:val="14"/>
+                <w:szCs w:val="14"/>
               </w:rPr>
               <w:fldChar w:fldCharType="separate"/>
             </w:r>
@@ -178,6 +230,8 @@
               <w:rPr>
                 <w:noProof/>
                 <w:webHidden/>
+                <w:sz w:val="14"/>
+                <w:szCs w:val="14"/>
               </w:rPr>
               <w:t>1</w:t>
             </w:r>
@@ -185,6 +239,8 @@
               <w:rPr>
                 <w:noProof/>
                 <w:webHidden/>
+                <w:sz w:val="14"/>
+                <w:szCs w:val="14"/>
               </w:rPr>
               <w:fldChar w:fldCharType="end"/>
             </w:r>
@@ -199,18 +255,20 @@
             <w:rPr>
               <w:rFonts w:eastAsiaTheme="minorEastAsia"/>
               <w:noProof/>
-              <w:sz w:val="24"/>
-              <w:szCs w:val="24"/>
+              <w:sz w:val="16"/>
+              <w:szCs w:val="16"/>
               <w:lang w:eastAsia="en-GB"/>
             </w:rPr>
           </w:pPr>
-          <w:hyperlink w:anchor="_Toc224313880" w:history="1">
+          <w:hyperlink w:anchor="_Toc225170828" w:history="1">
             <w:r>
               <w:rPr>
                 <w:rStyle w:val="Hyperlink"/>
                 <w:b/>
                 <w:bCs/>
                 <w:noProof/>
+                <w:sz w:val="14"/>
+                <w:szCs w:val="14"/>
               </w:rPr>
               <w:t>Remove</w:t>
             </w:r>
@@ -218,6 +276,8 @@
               <w:rPr>
                 <w:noProof/>
                 <w:webHidden/>
+                <w:sz w:val="14"/>
+                <w:szCs w:val="14"/>
               </w:rPr>
               <w:tab/>
             </w:r>
@@ -225,6 +285,8 @@
               <w:rPr>
                 <w:noProof/>
                 <w:webHidden/>
+                <w:sz w:val="14"/>
+                <w:szCs w:val="14"/>
               </w:rPr>
               <w:fldChar w:fldCharType="begin"/>
             </w:r>
@@ -232,19 +294,25 @@
               <w:rPr>
                 <w:noProof/>
                 <w:webHidden/>
-              </w:rPr>
-              <w:instrText xml:space="preserve"> PAGEREF _Toc224313880 \h </w:instrText>
-            </w:r>
-            <w:r>
-              <w:rPr>
-                <w:noProof/>
-                <w:webHidden/>
-              </w:rPr>
-            </w:r>
-            <w:r>
-              <w:rPr>
-                <w:noProof/>
-                <w:webHidden/>
+                <w:sz w:val="14"/>
+                <w:szCs w:val="14"/>
+              </w:rPr>
+              <w:instrText xml:space="preserve"> PAGEREF _Toc225170828 \h </w:instrText>
+            </w:r>
+            <w:r>
+              <w:rPr>
+                <w:noProof/>
+                <w:webHidden/>
+                <w:sz w:val="14"/>
+                <w:szCs w:val="14"/>
+              </w:rPr>
+            </w:r>
+            <w:r>
+              <w:rPr>
+                <w:noProof/>
+                <w:webHidden/>
+                <w:sz w:val="14"/>
+                <w:szCs w:val="14"/>
               </w:rPr>
               <w:fldChar w:fldCharType="separate"/>
             </w:r>
@@ -252,6 +320,8 @@
               <w:rPr>
                 <w:noProof/>
                 <w:webHidden/>
+                <w:sz w:val="14"/>
+                <w:szCs w:val="14"/>
               </w:rPr>
               <w:t>1</w:t>
             </w:r>
@@ -259,6 +329,8 @@
               <w:rPr>
                 <w:noProof/>
                 <w:webHidden/>
+                <w:sz w:val="14"/>
+                <w:szCs w:val="14"/>
               </w:rPr>
               <w:fldChar w:fldCharType="end"/>
             </w:r>
@@ -273,18 +345,20 @@
             <w:rPr>
               <w:rFonts w:eastAsiaTheme="minorEastAsia"/>
               <w:noProof/>
-              <w:sz w:val="24"/>
-              <w:szCs w:val="24"/>
+              <w:sz w:val="16"/>
+              <w:szCs w:val="16"/>
               <w:lang w:eastAsia="en-GB"/>
             </w:rPr>
           </w:pPr>
-          <w:hyperlink w:anchor="_Toc224313881" w:history="1">
+          <w:hyperlink w:anchor="_Toc225170829" w:history="1">
             <w:r>
               <w:rPr>
                 <w:rStyle w:val="Hyperlink"/>
                 <w:b/>
                 <w:bCs/>
                 <w:noProof/>
+                <w:sz w:val="14"/>
+                <w:szCs w:val="14"/>
               </w:rPr>
               <w:t>Is-Element</w:t>
             </w:r>
@@ -292,6 +366,8 @@
               <w:rPr>
                 <w:noProof/>
                 <w:webHidden/>
+                <w:sz w:val="14"/>
+                <w:szCs w:val="14"/>
               </w:rPr>
               <w:tab/>
             </w:r>
@@ -299,6 +375,8 @@
               <w:rPr>
                 <w:noProof/>
                 <w:webHidden/>
+                <w:sz w:val="14"/>
+                <w:szCs w:val="14"/>
               </w:rPr>
               <w:fldChar w:fldCharType="begin"/>
             </w:r>
@@ -306,19 +384,25 @@
               <w:rPr>
                 <w:noProof/>
                 <w:webHidden/>
-              </w:rPr>
-              <w:instrText xml:space="preserve"> PAGEREF _Toc224313881 \h </w:instrText>
-            </w:r>
-            <w:r>
-              <w:rPr>
-                <w:noProof/>
-                <w:webHidden/>
-              </w:rPr>
-            </w:r>
-            <w:r>
-              <w:rPr>
-                <w:noProof/>
-                <w:webHidden/>
+                <w:sz w:val="14"/>
+                <w:szCs w:val="14"/>
+              </w:rPr>
+              <w:instrText xml:space="preserve"> PAGEREF _Toc225170829 \h </w:instrText>
+            </w:r>
+            <w:r>
+              <w:rPr>
+                <w:noProof/>
+                <w:webHidden/>
+                <w:sz w:val="14"/>
+                <w:szCs w:val="14"/>
+              </w:rPr>
+            </w:r>
+            <w:r>
+              <w:rPr>
+                <w:noProof/>
+                <w:webHidden/>
+                <w:sz w:val="14"/>
+                <w:szCs w:val="14"/>
               </w:rPr>
               <w:fldChar w:fldCharType="separate"/>
             </w:r>
@@ -326,6 +410,8 @@
               <w:rPr>
                 <w:noProof/>
                 <w:webHidden/>
+                <w:sz w:val="14"/>
+                <w:szCs w:val="14"/>
               </w:rPr>
               <w:t>2</w:t>
             </w:r>
@@ -333,6 +419,8 @@
               <w:rPr>
                 <w:noProof/>
                 <w:webHidden/>
+                <w:sz w:val="14"/>
+                <w:szCs w:val="14"/>
               </w:rPr>
               <w:fldChar w:fldCharType="end"/>
             </w:r>
@@ -347,18 +435,20 @@
             <w:rPr>
               <w:rFonts w:eastAsiaTheme="minorEastAsia"/>
               <w:noProof/>
-              <w:sz w:val="24"/>
-              <w:szCs w:val="24"/>
+              <w:sz w:val="16"/>
+              <w:szCs w:val="16"/>
               <w:lang w:eastAsia="en-GB"/>
             </w:rPr>
           </w:pPr>
-          <w:hyperlink w:anchor="_Toc224313882" w:history="1">
+          <w:hyperlink w:anchor="_Toc225170830" w:history="1">
             <w:r>
               <w:rPr>
                 <w:rStyle w:val="Hyperlink"/>
                 <w:b/>
                 <w:bCs/>
                 <w:noProof/>
+                <w:sz w:val="14"/>
+                <w:szCs w:val="14"/>
               </w:rPr>
               <w:t>Set-Empty</w:t>
             </w:r>
@@ -366,6 +456,8 @@
               <w:rPr>
                 <w:noProof/>
                 <w:webHidden/>
+                <w:sz w:val="14"/>
+                <w:szCs w:val="14"/>
               </w:rPr>
               <w:tab/>
             </w:r>
@@ -373,6 +465,8 @@
               <w:rPr>
                 <w:noProof/>
                 <w:webHidden/>
+                <w:sz w:val="14"/>
+                <w:szCs w:val="14"/>
               </w:rPr>
               <w:fldChar w:fldCharType="begin"/>
             </w:r>
@@ -380,19 +474,25 @@
               <w:rPr>
                 <w:noProof/>
                 <w:webHidden/>
-              </w:rPr>
-              <w:instrText xml:space="preserve"> PAGEREF _Toc224313882 \h </w:instrText>
-            </w:r>
-            <w:r>
-              <w:rPr>
-                <w:noProof/>
-                <w:webHidden/>
-              </w:rPr>
-            </w:r>
-            <w:r>
-              <w:rPr>
-                <w:noProof/>
-                <w:webHidden/>
+                <w:sz w:val="14"/>
+                <w:szCs w:val="14"/>
+              </w:rPr>
+              <w:instrText xml:space="preserve"> PAGEREF _Toc225170830 \h </w:instrText>
+            </w:r>
+            <w:r>
+              <w:rPr>
+                <w:noProof/>
+                <w:webHidden/>
+                <w:sz w:val="14"/>
+                <w:szCs w:val="14"/>
+              </w:rPr>
+            </w:r>
+            <w:r>
+              <w:rPr>
+                <w:noProof/>
+                <w:webHidden/>
+                <w:sz w:val="14"/>
+                <w:szCs w:val="14"/>
               </w:rPr>
               <w:fldChar w:fldCharType="separate"/>
             </w:r>
@@ -400,6 +500,8 @@
               <w:rPr>
                 <w:noProof/>
                 <w:webHidden/>
+                <w:sz w:val="14"/>
+                <w:szCs w:val="14"/>
               </w:rPr>
               <w:t>2</w:t>
             </w:r>
@@ -407,6 +509,8 @@
               <w:rPr>
                 <w:noProof/>
                 <w:webHidden/>
+                <w:sz w:val="14"/>
+                <w:szCs w:val="14"/>
               </w:rPr>
               <w:fldChar w:fldCharType="end"/>
             </w:r>
@@ -421,18 +525,20 @@
             <w:rPr>
               <w:rFonts w:eastAsiaTheme="minorEastAsia"/>
               <w:noProof/>
-              <w:sz w:val="24"/>
-              <w:szCs w:val="24"/>
+              <w:sz w:val="16"/>
+              <w:szCs w:val="16"/>
               <w:lang w:eastAsia="en-GB"/>
             </w:rPr>
           </w:pPr>
-          <w:hyperlink w:anchor="_Toc224313883" w:history="1">
+          <w:hyperlink w:anchor="_Toc225170831" w:history="1">
             <w:r>
               <w:rPr>
                 <w:rStyle w:val="Hyperlink"/>
                 <w:b/>
                 <w:bCs/>
                 <w:noProof/>
+                <w:sz w:val="14"/>
+                <w:szCs w:val="14"/>
               </w:rPr>
               <w:t>Set-Size</w:t>
             </w:r>
@@ -440,6 +546,8 @@
               <w:rPr>
                 <w:noProof/>
                 <w:webHidden/>
+                <w:sz w:val="14"/>
+                <w:szCs w:val="14"/>
               </w:rPr>
               <w:tab/>
             </w:r>
@@ -447,6 +555,8 @@
               <w:rPr>
                 <w:noProof/>
                 <w:webHidden/>
+                <w:sz w:val="14"/>
+                <w:szCs w:val="14"/>
               </w:rPr>
               <w:fldChar w:fldCharType="begin"/>
             </w:r>
@@ -454,19 +564,25 @@
               <w:rPr>
                 <w:noProof/>
                 <w:webHidden/>
-              </w:rPr>
-              <w:instrText xml:space="preserve"> PAGEREF _Toc224313883 \h </w:instrText>
-            </w:r>
-            <w:r>
-              <w:rPr>
-                <w:noProof/>
-                <w:webHidden/>
-              </w:rPr>
-            </w:r>
-            <w:r>
-              <w:rPr>
-                <w:noProof/>
-                <w:webHidden/>
+                <w:sz w:val="14"/>
+                <w:szCs w:val="14"/>
+              </w:rPr>
+              <w:instrText xml:space="preserve"> PAGEREF _Toc225170831 \h </w:instrText>
+            </w:r>
+            <w:r>
+              <w:rPr>
+                <w:noProof/>
+                <w:webHidden/>
+                <w:sz w:val="14"/>
+                <w:szCs w:val="14"/>
+              </w:rPr>
+            </w:r>
+            <w:r>
+              <w:rPr>
+                <w:noProof/>
+                <w:webHidden/>
+                <w:sz w:val="14"/>
+                <w:szCs w:val="14"/>
               </w:rPr>
               <w:fldChar w:fldCharType="separate"/>
             </w:r>
@@ -474,6 +590,8 @@
               <w:rPr>
                 <w:noProof/>
                 <w:webHidden/>
+                <w:sz w:val="14"/>
+                <w:szCs w:val="14"/>
               </w:rPr>
               <w:t>2</w:t>
             </w:r>
@@ -481,17 +599,567 @@
               <w:rPr>
                 <w:noProof/>
                 <w:webHidden/>
+                <w:sz w:val="14"/>
+                <w:szCs w:val="14"/>
               </w:rPr>
               <w:fldChar w:fldCharType="end"/>
             </w:r>
           </w:hyperlink>
         </w:p>
         <w:p>
+          <w:pPr>
+            <w:pStyle w:val="TOC2"/>
+            <w:tabs>
+              <w:tab w:val="right" w:leader="dot" w:pos="9016"/>
+            </w:tabs>
+            <w:rPr>
+              <w:rFonts w:eastAsiaTheme="minorEastAsia"/>
+              <w:noProof/>
+              <w:sz w:val="16"/>
+              <w:szCs w:val="16"/>
+              <w:lang w:eastAsia="en-GB"/>
+            </w:rPr>
+          </w:pPr>
+          <w:hyperlink w:anchor="_Toc225170832" w:history="1">
+            <w:r>
+              <w:rPr>
+                <w:rStyle w:val="Hyperlink"/>
+                <w:b/>
+                <w:bCs/>
+                <w:noProof/>
+                <w:sz w:val="14"/>
+                <w:szCs w:val="14"/>
+              </w:rPr>
+              <w:t>Union</w:t>
+            </w:r>
+            <w:r>
+              <w:rPr>
+                <w:noProof/>
+                <w:webHidden/>
+                <w:sz w:val="14"/>
+                <w:szCs w:val="14"/>
+              </w:rPr>
+              <w:tab/>
+            </w:r>
+            <w:r>
+              <w:rPr>
+                <w:noProof/>
+                <w:webHidden/>
+                <w:sz w:val="14"/>
+                <w:szCs w:val="14"/>
+              </w:rPr>
+              <w:fldChar w:fldCharType="begin"/>
+            </w:r>
+            <w:r>
+              <w:rPr>
+                <w:noProof/>
+                <w:webHidden/>
+                <w:sz w:val="14"/>
+                <w:szCs w:val="14"/>
+              </w:rPr>
+              <w:instrText xml:space="preserve"> PAGEREF _Toc225170832 \h </w:instrText>
+            </w:r>
+            <w:r>
+              <w:rPr>
+                <w:noProof/>
+                <w:webHidden/>
+                <w:sz w:val="14"/>
+                <w:szCs w:val="14"/>
+              </w:rPr>
+            </w:r>
+            <w:r>
+              <w:rPr>
+                <w:noProof/>
+                <w:webHidden/>
+                <w:sz w:val="14"/>
+                <w:szCs w:val="14"/>
+              </w:rPr>
+              <w:fldChar w:fldCharType="separate"/>
+            </w:r>
+            <w:r>
+              <w:rPr>
+                <w:noProof/>
+                <w:webHidden/>
+                <w:sz w:val="14"/>
+                <w:szCs w:val="14"/>
+              </w:rPr>
+              <w:t>2</w:t>
+            </w:r>
+            <w:r>
+              <w:rPr>
+                <w:noProof/>
+                <w:webHidden/>
+                <w:sz w:val="14"/>
+                <w:szCs w:val="14"/>
+              </w:rPr>
+              <w:fldChar w:fldCharType="end"/>
+            </w:r>
+          </w:hyperlink>
+        </w:p>
+        <w:p>
+          <w:pPr>
+            <w:pStyle w:val="TOC2"/>
+            <w:tabs>
+              <w:tab w:val="right" w:leader="dot" w:pos="9016"/>
+            </w:tabs>
+            <w:rPr>
+              <w:rFonts w:eastAsiaTheme="minorEastAsia"/>
+              <w:noProof/>
+              <w:sz w:val="16"/>
+              <w:szCs w:val="16"/>
+              <w:lang w:eastAsia="en-GB"/>
+            </w:rPr>
+          </w:pPr>
+          <w:hyperlink w:anchor="_Toc225170833" w:history="1">
+            <w:r>
+              <w:rPr>
+                <w:rStyle w:val="Hyperlink"/>
+                <w:b/>
+                <w:bCs/>
+                <w:noProof/>
+                <w:sz w:val="14"/>
+                <w:szCs w:val="14"/>
+              </w:rPr>
+              <w:t>Intersection</w:t>
+            </w:r>
+            <w:r>
+              <w:rPr>
+                <w:noProof/>
+                <w:webHidden/>
+                <w:sz w:val="14"/>
+                <w:szCs w:val="14"/>
+              </w:rPr>
+              <w:tab/>
+            </w:r>
+            <w:r>
+              <w:rPr>
+                <w:noProof/>
+                <w:webHidden/>
+                <w:sz w:val="14"/>
+                <w:szCs w:val="14"/>
+              </w:rPr>
+              <w:fldChar w:fldCharType="begin"/>
+            </w:r>
+            <w:r>
+              <w:rPr>
+                <w:noProof/>
+                <w:webHidden/>
+                <w:sz w:val="14"/>
+                <w:szCs w:val="14"/>
+              </w:rPr>
+              <w:instrText xml:space="preserve"> PAGEREF _Toc225170833 \h </w:instrText>
+            </w:r>
+            <w:r>
+              <w:rPr>
+                <w:noProof/>
+                <w:webHidden/>
+                <w:sz w:val="14"/>
+                <w:szCs w:val="14"/>
+              </w:rPr>
+            </w:r>
+            <w:r>
+              <w:rPr>
+                <w:noProof/>
+                <w:webHidden/>
+                <w:sz w:val="14"/>
+                <w:szCs w:val="14"/>
+              </w:rPr>
+              <w:fldChar w:fldCharType="separate"/>
+            </w:r>
+            <w:r>
+              <w:rPr>
+                <w:noProof/>
+                <w:webHidden/>
+                <w:sz w:val="14"/>
+                <w:szCs w:val="14"/>
+              </w:rPr>
+              <w:t>3</w:t>
+            </w:r>
+            <w:r>
+              <w:rPr>
+                <w:noProof/>
+                <w:webHidden/>
+                <w:sz w:val="14"/>
+                <w:szCs w:val="14"/>
+              </w:rPr>
+              <w:fldChar w:fldCharType="end"/>
+            </w:r>
+          </w:hyperlink>
+        </w:p>
+        <w:p>
+          <w:pPr>
+            <w:pStyle w:val="TOC2"/>
+            <w:tabs>
+              <w:tab w:val="right" w:leader="dot" w:pos="9016"/>
+            </w:tabs>
+            <w:rPr>
+              <w:rFonts w:eastAsiaTheme="minorEastAsia"/>
+              <w:noProof/>
+              <w:sz w:val="16"/>
+              <w:szCs w:val="16"/>
+              <w:lang w:eastAsia="en-GB"/>
+            </w:rPr>
+          </w:pPr>
+          <w:hyperlink w:anchor="_Toc225170834" w:history="1">
+            <w:r>
+              <w:rPr>
+                <w:rStyle w:val="Hyperlink"/>
+                <w:b/>
+                <w:bCs/>
+                <w:noProof/>
+                <w:sz w:val="14"/>
+                <w:szCs w:val="14"/>
+              </w:rPr>
+              <w:t>Difference</w:t>
+            </w:r>
+            <w:r>
+              <w:rPr>
+                <w:noProof/>
+                <w:webHidden/>
+                <w:sz w:val="14"/>
+                <w:szCs w:val="14"/>
+              </w:rPr>
+              <w:tab/>
+            </w:r>
+            <w:r>
+              <w:rPr>
+                <w:noProof/>
+                <w:webHidden/>
+                <w:sz w:val="14"/>
+                <w:szCs w:val="14"/>
+              </w:rPr>
+              <w:fldChar w:fldCharType="begin"/>
+            </w:r>
+            <w:r>
+              <w:rPr>
+                <w:noProof/>
+                <w:webHidden/>
+                <w:sz w:val="14"/>
+                <w:szCs w:val="14"/>
+              </w:rPr>
+              <w:instrText xml:space="preserve"> PAGEREF _Toc225170834 \h </w:instrText>
+            </w:r>
+            <w:r>
+              <w:rPr>
+                <w:noProof/>
+                <w:webHidden/>
+                <w:sz w:val="14"/>
+                <w:szCs w:val="14"/>
+              </w:rPr>
+            </w:r>
+            <w:r>
+              <w:rPr>
+                <w:noProof/>
+                <w:webHidden/>
+                <w:sz w:val="14"/>
+                <w:szCs w:val="14"/>
+              </w:rPr>
+              <w:fldChar w:fldCharType="separate"/>
+            </w:r>
+            <w:r>
+              <w:rPr>
+                <w:noProof/>
+                <w:webHidden/>
+                <w:sz w:val="14"/>
+                <w:szCs w:val="14"/>
+              </w:rPr>
+              <w:t>3</w:t>
+            </w:r>
+            <w:r>
+              <w:rPr>
+                <w:noProof/>
+                <w:webHidden/>
+                <w:sz w:val="14"/>
+                <w:szCs w:val="14"/>
+              </w:rPr>
+              <w:fldChar w:fldCharType="end"/>
+            </w:r>
+          </w:hyperlink>
+        </w:p>
+        <w:p>
+          <w:pPr>
+            <w:pStyle w:val="TOC1"/>
+            <w:tabs>
+              <w:tab w:val="right" w:leader="dot" w:pos="9016"/>
+            </w:tabs>
+            <w:rPr>
+              <w:rFonts w:eastAsiaTheme="minorEastAsia"/>
+              <w:noProof/>
+              <w:sz w:val="16"/>
+              <w:szCs w:val="16"/>
+              <w:lang w:eastAsia="en-GB"/>
+            </w:rPr>
+          </w:pPr>
+          <w:hyperlink w:anchor="_Toc225170835" w:history="1">
+            <w:r>
+              <w:rPr>
+                <w:rStyle w:val="Hyperlink"/>
+                <w:b/>
+                <w:bCs/>
+                <w:noProof/>
+                <w:sz w:val="14"/>
+                <w:szCs w:val="14"/>
+              </w:rPr>
+              <w:t>Part 2</w:t>
+            </w:r>
+            <w:r>
+              <w:rPr>
+                <w:noProof/>
+                <w:webHidden/>
+                <w:sz w:val="14"/>
+                <w:szCs w:val="14"/>
+              </w:rPr>
+              <w:tab/>
+            </w:r>
+            <w:r>
+              <w:rPr>
+                <w:noProof/>
+                <w:webHidden/>
+                <w:sz w:val="14"/>
+                <w:szCs w:val="14"/>
+              </w:rPr>
+              <w:fldChar w:fldCharType="begin"/>
+            </w:r>
+            <w:r>
+              <w:rPr>
+                <w:noProof/>
+                <w:webHidden/>
+                <w:sz w:val="14"/>
+                <w:szCs w:val="14"/>
+              </w:rPr>
+              <w:instrText xml:space="preserve"> PAGEREF _Toc225170835 \h </w:instrText>
+            </w:r>
+            <w:r>
+              <w:rPr>
+                <w:noProof/>
+                <w:webHidden/>
+                <w:sz w:val="14"/>
+                <w:szCs w:val="14"/>
+              </w:rPr>
+            </w:r>
+            <w:r>
+              <w:rPr>
+                <w:noProof/>
+                <w:webHidden/>
+                <w:sz w:val="14"/>
+                <w:szCs w:val="14"/>
+              </w:rPr>
+              <w:fldChar w:fldCharType="separate"/>
+            </w:r>
+            <w:r>
+              <w:rPr>
+                <w:noProof/>
+                <w:webHidden/>
+                <w:sz w:val="14"/>
+                <w:szCs w:val="14"/>
+              </w:rPr>
+              <w:t>3</w:t>
+            </w:r>
+            <w:r>
+              <w:rPr>
+                <w:noProof/>
+                <w:webHidden/>
+                <w:sz w:val="14"/>
+                <w:szCs w:val="14"/>
+              </w:rPr>
+              <w:fldChar w:fldCharType="end"/>
+            </w:r>
+          </w:hyperlink>
+        </w:p>
+        <w:p>
+          <w:pPr>
+            <w:pStyle w:val="TOC2"/>
+            <w:tabs>
+              <w:tab w:val="right" w:leader="dot" w:pos="9016"/>
+            </w:tabs>
+            <w:rPr>
+              <w:rFonts w:eastAsiaTheme="minorEastAsia"/>
+              <w:noProof/>
+              <w:sz w:val="16"/>
+              <w:szCs w:val="16"/>
+              <w:lang w:eastAsia="en-GB"/>
+            </w:rPr>
+          </w:pPr>
+          <w:hyperlink w:anchor="_Toc225170836" w:history="1">
+            <w:r>
+              <w:rPr>
+                <w:rStyle w:val="Hyperlink"/>
+                <w:b/>
+                <w:bCs/>
+                <w:noProof/>
+                <w:sz w:val="14"/>
+                <w:szCs w:val="14"/>
+              </w:rPr>
+              <w:t>a)</w:t>
+            </w:r>
+            <w:r>
+              <w:rPr>
+                <w:noProof/>
+                <w:webHidden/>
+                <w:sz w:val="14"/>
+                <w:szCs w:val="14"/>
+              </w:rPr>
+              <w:tab/>
+            </w:r>
+            <w:r>
+              <w:rPr>
+                <w:noProof/>
+                <w:webHidden/>
+                <w:sz w:val="14"/>
+                <w:szCs w:val="14"/>
+              </w:rPr>
+              <w:fldChar w:fldCharType="begin"/>
+            </w:r>
+            <w:r>
+              <w:rPr>
+                <w:noProof/>
+                <w:webHidden/>
+                <w:sz w:val="14"/>
+                <w:szCs w:val="14"/>
+              </w:rPr>
+              <w:instrText xml:space="preserve"> PAGEREF _Toc225170836 \h </w:instrText>
+            </w:r>
+            <w:r>
+              <w:rPr>
+                <w:noProof/>
+                <w:webHidden/>
+                <w:sz w:val="14"/>
+                <w:szCs w:val="14"/>
+              </w:rPr>
+            </w:r>
+            <w:r>
+              <w:rPr>
+                <w:noProof/>
+                <w:webHidden/>
+                <w:sz w:val="14"/>
+                <w:szCs w:val="14"/>
+              </w:rPr>
+              <w:fldChar w:fldCharType="separate"/>
+            </w:r>
+            <w:r>
+              <w:rPr>
+                <w:noProof/>
+                <w:webHidden/>
+                <w:sz w:val="14"/>
+                <w:szCs w:val="14"/>
+              </w:rPr>
+              <w:t>3</w:t>
+            </w:r>
+            <w:r>
+              <w:rPr>
+                <w:noProof/>
+                <w:webHidden/>
+                <w:sz w:val="14"/>
+                <w:szCs w:val="14"/>
+              </w:rPr>
+              <w:fldChar w:fldCharType="end"/>
+            </w:r>
+          </w:hyperlink>
+        </w:p>
+        <w:p>
+          <w:pPr>
+            <w:pStyle w:val="TOC2"/>
+            <w:tabs>
+              <w:tab w:val="right" w:leader="dot" w:pos="9016"/>
+            </w:tabs>
+            <w:rPr>
+              <w:rFonts w:eastAsiaTheme="minorEastAsia"/>
+              <w:noProof/>
+              <w:sz w:val="16"/>
+              <w:szCs w:val="16"/>
+              <w:lang w:eastAsia="en-GB"/>
+            </w:rPr>
+          </w:pPr>
+          <w:hyperlink w:anchor="_Toc225170837" w:history="1">
+            <w:r>
+              <w:rPr>
+                <w:rStyle w:val="Hyperlink"/>
+                <w:b/>
+                <w:bCs/>
+                <w:noProof/>
+                <w:sz w:val="14"/>
+                <w:szCs w:val="14"/>
+              </w:rPr>
+              <w:t>b)</w:t>
+            </w:r>
+            <w:r>
+              <w:rPr>
+                <w:noProof/>
+                <w:webHidden/>
+                <w:sz w:val="14"/>
+                <w:szCs w:val="14"/>
+              </w:rPr>
+              <w:tab/>
+            </w:r>
+            <w:r>
+              <w:rPr>
+                <w:noProof/>
+                <w:webHidden/>
+                <w:sz w:val="14"/>
+                <w:szCs w:val="14"/>
+              </w:rPr>
+              <w:fldChar w:fldCharType="begin"/>
+            </w:r>
+            <w:r>
+              <w:rPr>
+                <w:noProof/>
+                <w:webHidden/>
+                <w:sz w:val="14"/>
+                <w:szCs w:val="14"/>
+              </w:rPr>
+              <w:instrText xml:space="preserve"> PAGEREF _Toc225170837 \h </w:instrText>
+            </w:r>
+            <w:r>
+              <w:rPr>
+                <w:noProof/>
+                <w:webHidden/>
+                <w:sz w:val="14"/>
+                <w:szCs w:val="14"/>
+              </w:rPr>
+            </w:r>
+            <w:r>
+              <w:rPr>
+                <w:noProof/>
+                <w:webHidden/>
+                <w:sz w:val="14"/>
+                <w:szCs w:val="14"/>
+              </w:rPr>
+              <w:fldChar w:fldCharType="separate"/>
+            </w:r>
+            <w:r>
+              <w:rPr>
+                <w:noProof/>
+                <w:webHidden/>
+                <w:sz w:val="14"/>
+                <w:szCs w:val="14"/>
+              </w:rPr>
+              <w:t>3</w:t>
+            </w:r>
+            <w:r>
+              <w:rPr>
+                <w:noProof/>
+                <w:webHidden/>
+                <w:sz w:val="14"/>
+                <w:szCs w:val="14"/>
+              </w:rPr>
+              <w:fldChar w:fldCharType="end"/>
+            </w:r>
+          </w:hyperlink>
+        </w:p>
+        <w:p>
+          <w:pPr>
+            <w:rPr>
+              <w:sz w:val="10"/>
+              <w:szCs w:val="10"/>
+            </w:rPr>
+          </w:pPr>
           <w:r>
             <w:rPr>
               <w:b/>
               <w:bCs/>
               <w:noProof/>
+              <w:sz w:val="4"/>
+              <w:szCs w:val="4"/>
             </w:rPr>
             <w:fldChar w:fldCharType="end"/>
           </w:r>
@@ -506,6 +1174,8 @@
           <w:b/>
           <w:bCs/>
           <w:color w:val="000000" w:themeColor="text1"/>
+          <w:sz w:val="32"/>
+          <w:szCs w:val="32"/>
         </w:rPr>
       </w:pPr>
     </w:p>
@@ -517,14 +1187,18 @@
           <w:b/>
           <w:bCs/>
           <w:color w:val="000000" w:themeColor="text1"/>
-        </w:rPr>
-      </w:pPr>
-      <w:bookmarkStart w:id="0" w:name="_Toc224313878"/>
+          <w:sz w:val="32"/>
+          <w:szCs w:val="32"/>
+        </w:rPr>
+      </w:pPr>
+      <w:bookmarkStart w:id="0" w:name="_Toc225170826"/>
       <w:r>
         <w:rPr>
           <w:b/>
           <w:bCs/>
           <w:color w:val="000000" w:themeColor="text1"/>
+          <w:sz w:val="32"/>
+          <w:szCs w:val="32"/>
         </w:rPr>
         <w:t>Part 1</w:t>
       </w:r>
@@ -533,6 +1207,10 @@
     <w:p>
       <w:pPr>
         <w:spacing w:after="0"/>
+        <w:rPr>
+          <w:sz w:val="18"/>
+          <w:szCs w:val="18"/>
+        </w:rPr>
       </w:pPr>
     </w:p>
     <w:p>
@@ -543,14 +1221,18 @@
           <w:b/>
           <w:bCs/>
           <w:color w:val="000000" w:themeColor="text1"/>
-        </w:rPr>
-      </w:pPr>
-      <w:bookmarkStart w:id="1" w:name="_Toc224313879"/>
+          <w:sz w:val="24"/>
+          <w:szCs w:val="24"/>
+        </w:rPr>
+      </w:pPr>
+      <w:bookmarkStart w:id="1" w:name="_Toc225170827"/>
       <w:r>
         <w:rPr>
           <w:b/>
           <w:bCs/>
           <w:color w:val="000000" w:themeColor="text1"/>
+          <w:sz w:val="24"/>
+          <w:szCs w:val="24"/>
         </w:rPr>
         <w:t>Add</w:t>
       </w:r>
@@ -559,6 +1241,10 @@
     <w:p>
       <w:pPr>
         <w:spacing w:after="0"/>
+        <w:rPr>
+          <w:sz w:val="18"/>
+          <w:szCs w:val="18"/>
+        </w:rPr>
       </w:pPr>
     </w:p>
     <w:p>
@@ -570,21 +1256,21 @@
         </w:numPr>
         <w:spacing w:after="0"/>
         <w:rPr>
-          <w:sz w:val="24"/>
-          <w:szCs w:val="24"/>
-        </w:rPr>
-      </w:pPr>
-      <w:r>
-        <w:rPr>
-          <w:sz w:val="24"/>
-          <w:szCs w:val="24"/>
+          <w:sz w:val="20"/>
+          <w:szCs w:val="20"/>
+        </w:rPr>
+      </w:pPr>
+      <w:r>
+        <w:rPr>
+          <w:sz w:val="20"/>
+          <w:szCs w:val="20"/>
         </w:rPr>
         <w:t>The add operation consists of two different methods</w:t>
       </w:r>
       <w:r>
         <w:rPr>
-          <w:sz w:val="24"/>
-          <w:szCs w:val="24"/>
+          <w:sz w:val="20"/>
+          <w:szCs w:val="20"/>
         </w:rPr>
         <w:t>:</w:t>
       </w:r>
@@ -598,35 +1284,44 @@
         </w:numPr>
         <w:spacing w:after="0"/>
         <w:rPr>
-          <w:sz w:val="24"/>
-          <w:szCs w:val="24"/>
-        </w:rPr>
-      </w:pPr>
-      <w:r>
-        <w:rPr>
-          <w:sz w:val="24"/>
-          <w:szCs w:val="24"/>
-        </w:rPr>
-        <w:t xml:space="preserve">add() </w:t>
-      </w:r>
-      <w:r>
-        <w:rPr>
-          <w:sz w:val="24"/>
-          <w:szCs w:val="24"/>
+          <w:sz w:val="20"/>
+          <w:szCs w:val="20"/>
+        </w:rPr>
+      </w:pPr>
+      <w:proofErr w:type="gramStart"/>
+      <w:r>
+        <w:rPr>
+          <w:sz w:val="20"/>
+          <w:szCs w:val="20"/>
+        </w:rPr>
+        <w:t>add(</w:t>
+      </w:r>
+      <w:proofErr w:type="gramEnd"/>
+      <w:r>
+        <w:rPr>
+          <w:sz w:val="20"/>
+          <w:szCs w:val="20"/>
+        </w:rPr>
+        <w:t xml:space="preserve">) </w:t>
+      </w:r>
+      <w:r>
+        <w:rPr>
+          <w:sz w:val="20"/>
+          <w:szCs w:val="20"/>
         </w:rPr>
         <w:t xml:space="preserve">takes in the value you want to insert into the </w:t>
       </w:r>
       <w:r>
         <w:rPr>
-          <w:sz w:val="24"/>
-          <w:szCs w:val="24"/>
+          <w:sz w:val="20"/>
+          <w:szCs w:val="20"/>
         </w:rPr>
         <w:t>tree</w:t>
       </w:r>
       <w:r>
         <w:rPr>
-          <w:sz w:val="24"/>
-          <w:szCs w:val="24"/>
+          <w:sz w:val="20"/>
+          <w:szCs w:val="20"/>
         </w:rPr>
         <w:t xml:space="preserve"> as an argument </w:t>
       </w:r>
@@ -640,53 +1335,55 @@
         </w:numPr>
         <w:spacing w:after="0"/>
         <w:rPr>
-          <w:sz w:val="24"/>
-          <w:szCs w:val="24"/>
+          <w:sz w:val="20"/>
+          <w:szCs w:val="20"/>
         </w:rPr>
       </w:pPr>
       <w:proofErr w:type="spellStart"/>
-      <w:r>
-        <w:rPr>
-          <w:sz w:val="24"/>
-          <w:szCs w:val="24"/>
+      <w:proofErr w:type="gramStart"/>
+      <w:r>
+        <w:rPr>
+          <w:sz w:val="20"/>
+          <w:szCs w:val="20"/>
         </w:rPr>
         <w:t>addRecursive</w:t>
       </w:r>
       <w:proofErr w:type="spellEnd"/>
       <w:r>
         <w:rPr>
-          <w:sz w:val="24"/>
-          <w:szCs w:val="24"/>
-        </w:rPr>
-        <w:t>()</w:t>
-      </w:r>
-      <w:r>
-        <w:rPr>
-          <w:sz w:val="24"/>
-          <w:szCs w:val="24"/>
+          <w:sz w:val="20"/>
+          <w:szCs w:val="20"/>
+        </w:rPr>
+        <w:t>(</w:t>
+      </w:r>
+      <w:proofErr w:type="gramEnd"/>
+      <w:r>
+        <w:rPr>
+          <w:sz w:val="20"/>
+          <w:szCs w:val="20"/>
+        </w:rPr>
+        <w:t>)</w:t>
+      </w:r>
+      <w:r>
+        <w:rPr>
+          <w:sz w:val="20"/>
+          <w:szCs w:val="20"/>
         </w:rPr>
         <w:t xml:space="preserve"> </w:t>
       </w:r>
       <w:r>
         <w:rPr>
-          <w:sz w:val="24"/>
-          <w:szCs w:val="24"/>
+          <w:sz w:val="20"/>
+          <w:szCs w:val="20"/>
         </w:rPr>
         <w:t xml:space="preserve">takes </w:t>
       </w:r>
       <w:r>
         <w:rPr>
-          <w:sz w:val="24"/>
-          <w:szCs w:val="24"/>
-        </w:rPr>
-        <w:t>the root alongside the desired value as an argument</w:t>
-      </w:r>
-      <w:r>
-        <w:rPr>
-          <w:sz w:val="24"/>
-          <w:szCs w:val="24"/>
-        </w:rPr>
-        <w:t>.</w:t>
+          <w:sz w:val="20"/>
+          <w:szCs w:val="20"/>
+        </w:rPr>
+        <w:t>the root alongside the desired value as an argument.</w:t>
       </w:r>
     </w:p>
     <w:p>
@@ -698,32 +1395,25 @@
         </w:numPr>
         <w:spacing w:after="0"/>
         <w:rPr>
-          <w:sz w:val="24"/>
-          <w:szCs w:val="24"/>
+          <w:sz w:val="20"/>
+          <w:szCs w:val="20"/>
         </w:rPr>
       </w:pPr>
       <w:proofErr w:type="spellStart"/>
       <w:r>
         <w:rPr>
-          <w:sz w:val="24"/>
-          <w:szCs w:val="24"/>
+          <w:sz w:val="20"/>
+          <w:szCs w:val="20"/>
         </w:rPr>
         <w:t>addRecursive</w:t>
       </w:r>
       <w:proofErr w:type="spellEnd"/>
       <w:r>
         <w:rPr>
-          <w:sz w:val="24"/>
-          <w:szCs w:val="24"/>
-        </w:rPr>
-        <w:t xml:space="preserve"> </w:t>
-      </w:r>
-      <w:r>
-        <w:rPr>
-          <w:sz w:val="24"/>
-          <w:szCs w:val="24"/>
-        </w:rPr>
-        <w:t>iterates through the tree and chooses what direction to go depending on the input value and how it compares to the current value.  It keeps doing this until current is null which leads to the input value being inserted in that position, or it encounters a node that has the same value as the input value, in that case nothing is inserted.</w:t>
+          <w:sz w:val="20"/>
+          <w:szCs w:val="20"/>
+        </w:rPr>
+        <w:t xml:space="preserve"> iterates through the tree and chooses what direction to go depending on the input value and how it compares to the current value.  It keeps doing this until current is null which leads to the input value being inserted in that position, or it encounters a node that has the same value as the input value, in that case nothing is inserted.</w:t>
       </w:r>
     </w:p>
     <w:p>
@@ -735,23 +1425,30 @@
         </w:numPr>
         <w:spacing w:after="0"/>
         <w:rPr>
-          <w:sz w:val="24"/>
-          <w:szCs w:val="24"/>
-        </w:rPr>
-      </w:pPr>
-      <w:r>
-        <w:rPr>
-          <w:sz w:val="24"/>
-          <w:szCs w:val="24"/>
+          <w:sz w:val="20"/>
+          <w:szCs w:val="20"/>
+        </w:rPr>
+      </w:pPr>
+      <w:r>
+        <w:rPr>
+          <w:sz w:val="20"/>
+          <w:szCs w:val="20"/>
         </w:rPr>
         <w:t xml:space="preserve">Worst case: O(n) </w:t>
       </w:r>
       <w:r>
         <w:rPr>
-          <w:sz w:val="24"/>
-          <w:szCs w:val="24"/>
+          <w:sz w:val="20"/>
+          <w:szCs w:val="20"/>
         </w:rPr>
         <w:t>where the tree devolves into a linked list</w:t>
+      </w:r>
+      <w:r>
+        <w:rPr>
+          <w:sz w:val="20"/>
+          <w:szCs w:val="20"/>
+        </w:rPr>
+        <w:t xml:space="preserve"> therefore n = h</w:t>
       </w:r>
     </w:p>
     <w:p>
@@ -763,38 +1460,52 @@
         </w:numPr>
         <w:spacing w:after="0"/>
         <w:rPr>
-          <w:sz w:val="24"/>
-          <w:szCs w:val="24"/>
-        </w:rPr>
-      </w:pPr>
-      <w:r>
-        <w:rPr>
-          <w:sz w:val="24"/>
-          <w:szCs w:val="24"/>
+          <w:sz w:val="20"/>
+          <w:szCs w:val="20"/>
+        </w:rPr>
+      </w:pPr>
+      <w:r>
+        <w:rPr>
+          <w:sz w:val="20"/>
+          <w:szCs w:val="20"/>
         </w:rPr>
         <w:t>Average case</w:t>
       </w:r>
       <w:r>
         <w:rPr>
-          <w:sz w:val="24"/>
-          <w:szCs w:val="24"/>
+          <w:sz w:val="20"/>
+          <w:szCs w:val="20"/>
         </w:rPr>
         <w:t xml:space="preserve"> O(h) </w:t>
       </w:r>
       <w:r>
         <w:rPr>
-          <w:sz w:val="24"/>
-          <w:szCs w:val="24"/>
-        </w:rPr>
-        <w:t>where h is he tree height</w:t>
+          <w:sz w:val="20"/>
+          <w:szCs w:val="20"/>
+        </w:rPr>
+        <w:t xml:space="preserve">where h is </w:t>
+      </w:r>
+      <w:r>
+        <w:rPr>
+          <w:sz w:val="20"/>
+          <w:szCs w:val="20"/>
+        </w:rPr>
+        <w:t>t</w:t>
+      </w:r>
+      <w:r>
+        <w:rPr>
+          <w:sz w:val="20"/>
+          <w:szCs w:val="20"/>
+        </w:rPr>
+        <w:t>he tree height</w:t>
       </w:r>
     </w:p>
     <w:p>
       <w:pPr>
         <w:spacing w:after="0"/>
         <w:rPr>
-          <w:sz w:val="24"/>
-          <w:szCs w:val="24"/>
+          <w:sz w:val="20"/>
+          <w:szCs w:val="20"/>
         </w:rPr>
       </w:pPr>
     </w:p>
@@ -805,14 +1516,18 @@
           <w:b/>
           <w:bCs/>
           <w:color w:val="000000" w:themeColor="text1"/>
-        </w:rPr>
-      </w:pPr>
-      <w:bookmarkStart w:id="2" w:name="_Toc224313880"/>
+          <w:sz w:val="24"/>
+          <w:szCs w:val="24"/>
+        </w:rPr>
+      </w:pPr>
+      <w:bookmarkStart w:id="2" w:name="_Toc225170828"/>
       <w:r>
         <w:rPr>
           <w:b/>
           <w:bCs/>
           <w:color w:val="000000" w:themeColor="text1"/>
+          <w:sz w:val="24"/>
+          <w:szCs w:val="24"/>
         </w:rPr>
         <w:t>Remove</w:t>
       </w:r>
@@ -825,9 +1540,122 @@
           <w:ilvl w:val="0"/>
           <w:numId w:val="2"/>
         </w:numPr>
-      </w:pPr>
-      <w:r>
+        <w:rPr>
+          <w:sz w:val="18"/>
+          <w:szCs w:val="18"/>
+        </w:rPr>
+      </w:pPr>
+      <w:r>
+        <w:rPr>
+          <w:sz w:val="18"/>
+          <w:szCs w:val="18"/>
+        </w:rPr>
         <w:t>The remove operation consists of three different methods.</w:t>
+      </w:r>
+    </w:p>
+    <w:p>
+      <w:pPr>
+        <w:pStyle w:val="ListParagraph"/>
+        <w:numPr>
+          <w:ilvl w:val="1"/>
+          <w:numId w:val="2"/>
+        </w:numPr>
+        <w:rPr>
+          <w:sz w:val="18"/>
+          <w:szCs w:val="18"/>
+        </w:rPr>
+      </w:pPr>
+      <w:proofErr w:type="gramStart"/>
+      <w:r>
+        <w:rPr>
+          <w:sz w:val="18"/>
+          <w:szCs w:val="18"/>
+        </w:rPr>
+        <w:t>Remove(</w:t>
+      </w:r>
+      <w:proofErr w:type="gramEnd"/>
+      <w:r>
+        <w:rPr>
+          <w:sz w:val="18"/>
+          <w:szCs w:val="18"/>
+        </w:rPr>
+        <w:t>) takes the value of the node you want to remove as an argument</w:t>
+      </w:r>
+    </w:p>
+    <w:p>
+      <w:pPr>
+        <w:pStyle w:val="ListParagraph"/>
+        <w:numPr>
+          <w:ilvl w:val="1"/>
+          <w:numId w:val="2"/>
+        </w:numPr>
+        <w:rPr>
+          <w:sz w:val="18"/>
+          <w:szCs w:val="18"/>
+        </w:rPr>
+      </w:pPr>
+      <w:proofErr w:type="spellStart"/>
+      <w:proofErr w:type="gramStart"/>
+      <w:r>
+        <w:rPr>
+          <w:sz w:val="18"/>
+          <w:szCs w:val="18"/>
+        </w:rPr>
+        <w:t>deleteRecursive</w:t>
+      </w:r>
+      <w:proofErr w:type="spellEnd"/>
+      <w:r>
+        <w:rPr>
+          <w:sz w:val="18"/>
+          <w:szCs w:val="18"/>
+        </w:rPr>
+        <w:t>(</w:t>
+      </w:r>
+      <w:proofErr w:type="gramEnd"/>
+      <w:r>
+        <w:rPr>
+          <w:sz w:val="18"/>
+          <w:szCs w:val="18"/>
+        </w:rPr>
+        <w:t>) takes the node it is currently at and the desired value as an argument</w:t>
+      </w:r>
+    </w:p>
+    <w:p>
+      <w:pPr>
+        <w:pStyle w:val="ListParagraph"/>
+        <w:numPr>
+          <w:ilvl w:val="1"/>
+          <w:numId w:val="2"/>
+        </w:numPr>
+        <w:rPr>
+          <w:sz w:val="18"/>
+          <w:szCs w:val="18"/>
+        </w:rPr>
+      </w:pPr>
+      <w:proofErr w:type="spellStart"/>
+      <w:proofErr w:type="gramStart"/>
+      <w:r>
+        <w:rPr>
+          <w:sz w:val="18"/>
+          <w:szCs w:val="18"/>
+        </w:rPr>
+        <w:t>findMin</w:t>
+      </w:r>
+      <w:proofErr w:type="spellEnd"/>
+      <w:r>
+        <w:rPr>
+          <w:sz w:val="18"/>
+          <w:szCs w:val="18"/>
+        </w:rPr>
+        <w:t>(</w:t>
+      </w:r>
+      <w:proofErr w:type="gramEnd"/>
+      <w:r>
+        <w:rPr>
+          <w:sz w:val="18"/>
+          <w:szCs w:val="18"/>
+        </w:rPr>
+        <w:t>) takes a node as an argument</w:t>
       </w:r>
     </w:p>
     <w:p>
@@ -837,9 +1665,51 @@
           <w:ilvl w:val="0"/>
           <w:numId w:val="2"/>
         </w:numPr>
-      </w:pPr>
-      <w:r>
-        <w:t>Remove() takes the value of the node you want to remove as an argument</w:t>
+        <w:rPr>
+          <w:sz w:val="18"/>
+          <w:szCs w:val="18"/>
+        </w:rPr>
+      </w:pPr>
+      <w:proofErr w:type="gramStart"/>
+      <w:r>
+        <w:rPr>
+          <w:sz w:val="18"/>
+          <w:szCs w:val="18"/>
+        </w:rPr>
+        <w:t>Remove(</w:t>
+      </w:r>
+      <w:proofErr w:type="gramEnd"/>
+      <w:r>
+        <w:rPr>
+          <w:sz w:val="18"/>
+          <w:szCs w:val="18"/>
+        </w:rPr>
+        <w:t xml:space="preserve">) calls </w:t>
+      </w:r>
+      <w:proofErr w:type="spellStart"/>
+      <w:proofErr w:type="gramStart"/>
+      <w:r>
+        <w:rPr>
+          <w:sz w:val="18"/>
+          <w:szCs w:val="18"/>
+        </w:rPr>
+        <w:t>deleteRecursive</w:t>
+      </w:r>
+      <w:proofErr w:type="spellEnd"/>
+      <w:r>
+        <w:rPr>
+          <w:sz w:val="18"/>
+          <w:szCs w:val="18"/>
+        </w:rPr>
+        <w:t>(</w:t>
+      </w:r>
+      <w:proofErr w:type="gramEnd"/>
+      <w:r>
+        <w:rPr>
+          <w:sz w:val="18"/>
+          <w:szCs w:val="18"/>
+        </w:rPr>
+        <w:t>) and passes in the current root and the input value as an argument</w:t>
       </w:r>
     </w:p>
     <w:p>
@@ -849,14 +1719,17 @@
           <w:ilvl w:val="0"/>
           <w:numId w:val="2"/>
         </w:numPr>
-      </w:pPr>
-      <w:proofErr w:type="spellStart"/>
-      <w:r>
-        <w:t>deleteRecursive</w:t>
-      </w:r>
-      <w:proofErr w:type="spellEnd"/>
-      <w:r>
-        <w:t>() takes the node it is currently at and the desired value as an argument</w:t>
+        <w:rPr>
+          <w:sz w:val="18"/>
+          <w:szCs w:val="18"/>
+        </w:rPr>
+      </w:pPr>
+      <w:r>
+        <w:rPr>
+          <w:sz w:val="18"/>
+          <w:szCs w:val="18"/>
+        </w:rPr>
+        <w:t>It iterates through the tree and the direction it goes after each iteration depends on the value of the input value compared to the value of the current node</w:t>
       </w:r>
     </w:p>
     <w:p>
@@ -866,14 +1739,17 @@
           <w:ilvl w:val="0"/>
           <w:numId w:val="2"/>
         </w:numPr>
-      </w:pPr>
-      <w:proofErr w:type="spellStart"/>
-      <w:r>
-        <w:t>findMin</w:t>
-      </w:r>
-      <w:proofErr w:type="spellEnd"/>
-      <w:r>
-        <w:t>() takes a node as an argument</w:t>
+        <w:rPr>
+          <w:sz w:val="18"/>
+          <w:szCs w:val="18"/>
+        </w:rPr>
+      </w:pPr>
+      <w:r>
+        <w:rPr>
+          <w:sz w:val="18"/>
+          <w:szCs w:val="18"/>
+        </w:rPr>
+        <w:t>It stops iterating when either the desired node is found or the node just is not in the tree</w:t>
       </w:r>
     </w:p>
     <w:p>
@@ -883,17 +1759,17 @@
           <w:ilvl w:val="0"/>
           <w:numId w:val="2"/>
         </w:numPr>
-      </w:pPr>
-      <w:r>
-        <w:t xml:space="preserve">Remove() calls </w:t>
-      </w:r>
-      <w:proofErr w:type="spellStart"/>
-      <w:r>
-        <w:t>deleteRecursive</w:t>
-      </w:r>
-      <w:proofErr w:type="spellEnd"/>
-      <w:r>
-        <w:t>() and passes in the current root and the input value as an argument</w:t>
+        <w:rPr>
+          <w:sz w:val="18"/>
+          <w:szCs w:val="18"/>
+        </w:rPr>
+      </w:pPr>
+      <w:r>
+        <w:rPr>
+          <w:sz w:val="18"/>
+          <w:szCs w:val="18"/>
+        </w:rPr>
+        <w:t>When the node is found, there are 4 cases</w:t>
       </w:r>
     </w:p>
     <w:p>
@@ -903,9 +1779,33 @@
           <w:ilvl w:val="0"/>
           <w:numId w:val="2"/>
         </w:numPr>
-      </w:pPr>
-      <w:r>
-        <w:t>It iterates through the tree and the direction it goes after each iteration depends on the value of the input value compared to the value of the current node</w:t>
+        <w:rPr>
+          <w:sz w:val="18"/>
+          <w:szCs w:val="18"/>
+        </w:rPr>
+      </w:pPr>
+      <w:r>
+        <w:rPr>
+          <w:sz w:val="18"/>
+          <w:szCs w:val="18"/>
+        </w:rPr>
+        <w:t xml:space="preserve">Case 1, both children of the current node are </w:t>
+      </w:r>
+      <w:proofErr w:type="gramStart"/>
+      <w:r>
+        <w:rPr>
+          <w:sz w:val="18"/>
+          <w:szCs w:val="18"/>
+        </w:rPr>
+        <w:t>null</w:t>
+      </w:r>
+      <w:proofErr w:type="gramEnd"/>
+      <w:r>
+        <w:rPr>
+          <w:sz w:val="18"/>
+          <w:szCs w:val="18"/>
+        </w:rPr>
+        <w:t xml:space="preserve"> so the current node is just removed from the table</w:t>
       </w:r>
     </w:p>
     <w:p>
@@ -915,9 +1815,17 @@
           <w:ilvl w:val="0"/>
           <w:numId w:val="2"/>
         </w:numPr>
-      </w:pPr>
-      <w:r>
-        <w:t>It stops iterating when either the desired node is found or the node just is not in the tree</w:t>
+        <w:rPr>
+          <w:sz w:val="18"/>
+          <w:szCs w:val="18"/>
+        </w:rPr>
+      </w:pPr>
+      <w:r>
+        <w:rPr>
+          <w:sz w:val="18"/>
+          <w:szCs w:val="18"/>
+        </w:rPr>
+        <w:t>Case 2, it only has a right child so that right child replaces the current node at its position</w:t>
       </w:r>
     </w:p>
     <w:p>
@@ -927,9 +1835,31 @@
           <w:ilvl w:val="0"/>
           <w:numId w:val="2"/>
         </w:numPr>
-      </w:pPr>
-      <w:r>
-        <w:t>When the node is found, there are 4 cases</w:t>
+        <w:rPr>
+          <w:sz w:val="18"/>
+          <w:szCs w:val="18"/>
+        </w:rPr>
+      </w:pPr>
+      <w:r>
+        <w:rPr>
+          <w:sz w:val="18"/>
+          <w:szCs w:val="18"/>
+        </w:rPr>
+        <w:t xml:space="preserve">Case 3, it only has a left child so that </w:t>
+      </w:r>
+      <w:r>
+        <w:rPr>
+          <w:sz w:val="18"/>
+          <w:szCs w:val="18"/>
+        </w:rPr>
+        <w:t>left</w:t>
+      </w:r>
+      <w:r>
+        <w:rPr>
+          <w:sz w:val="18"/>
+          <w:szCs w:val="18"/>
+        </w:rPr>
+        <w:t xml:space="preserve"> child replaces the current node at its position</w:t>
       </w:r>
     </w:p>
     <w:p>
@@ -939,9 +1869,42 @@
           <w:ilvl w:val="0"/>
           <w:numId w:val="2"/>
         </w:numPr>
-      </w:pPr>
-      <w:r>
-        <w:t>Case 1, both children of the current node are null so the current node is just removed from the table</w:t>
+        <w:rPr>
+          <w:sz w:val="18"/>
+          <w:szCs w:val="18"/>
+        </w:rPr>
+      </w:pPr>
+      <w:r>
+        <w:rPr>
+          <w:sz w:val="18"/>
+          <w:szCs w:val="18"/>
+        </w:rPr>
+        <w:t xml:space="preserve">Case 4, it has 2 children so the </w:t>
+      </w:r>
+      <w:proofErr w:type="spellStart"/>
+      <w:proofErr w:type="gramStart"/>
+      <w:r>
+        <w:rPr>
+          <w:sz w:val="18"/>
+          <w:szCs w:val="18"/>
+        </w:rPr>
+        <w:t>findMin</w:t>
+      </w:r>
+      <w:proofErr w:type="spellEnd"/>
+      <w:r>
+        <w:rPr>
+          <w:sz w:val="18"/>
+          <w:szCs w:val="18"/>
+        </w:rPr>
+        <w:t>(</w:t>
+      </w:r>
+      <w:proofErr w:type="gramEnd"/>
+      <w:r>
+        <w:rPr>
+          <w:sz w:val="18"/>
+          <w:szCs w:val="18"/>
+        </w:rPr>
+        <w:t>) finds the smallest value in the current nodes right subtree and replace the current node with that</w:t>
       </w:r>
     </w:p>
     <w:p>
@@ -951,9 +1914,18 @@
           <w:ilvl w:val="0"/>
           <w:numId w:val="2"/>
         </w:numPr>
-      </w:pPr>
-      <w:r>
-        <w:t>Case 2, it only has a right child so that right child replaces the current node at its position</w:t>
+        <w:spacing w:after="0"/>
+        <w:rPr>
+          <w:sz w:val="20"/>
+          <w:szCs w:val="20"/>
+        </w:rPr>
+      </w:pPr>
+      <w:r>
+        <w:rPr>
+          <w:sz w:val="20"/>
+          <w:szCs w:val="20"/>
+        </w:rPr>
+        <w:t>Worst case: O(n) if the tree is extremely unbalanced and the input value is not even found within the tree</w:t>
       </w:r>
     </w:p>
     <w:p>
@@ -963,104 +1935,43 @@
           <w:ilvl w:val="0"/>
           <w:numId w:val="2"/>
         </w:numPr>
-      </w:pPr>
-      <w:r>
-        <w:t xml:space="preserve">Case 3, </w:t>
-      </w:r>
-      <w:r>
-        <w:t xml:space="preserve">it only has a </w:t>
-      </w:r>
-      <w:r>
-        <w:t xml:space="preserve">left </w:t>
-      </w:r>
-      <w:r>
-        <w:t xml:space="preserve">child so that </w:t>
-      </w:r>
-      <w:r>
-        <w:t>left</w:t>
-      </w:r>
-      <w:r>
-        <w:t xml:space="preserve"> child replaces the current node at its position</w:t>
-      </w:r>
-    </w:p>
-    <w:p>
-      <w:pPr>
-        <w:pStyle w:val="ListParagraph"/>
-        <w:numPr>
-          <w:ilvl w:val="0"/>
-          <w:numId w:val="2"/>
-        </w:numPr>
-      </w:pPr>
-      <w:r>
-        <w:lastRenderedPageBreak/>
-        <w:t xml:space="preserve">Case 4, it has 2 children so the </w:t>
-      </w:r>
-      <w:proofErr w:type="spellStart"/>
-      <w:r>
-        <w:t>findMin</w:t>
-      </w:r>
-      <w:proofErr w:type="spellEnd"/>
-      <w:r>
-        <w:t>() finds the smallest value in the current nodes right subtree and replace the current node with that</w:t>
-      </w:r>
-    </w:p>
-    <w:p>
-      <w:pPr>
-        <w:pStyle w:val="ListParagraph"/>
-        <w:numPr>
-          <w:ilvl w:val="0"/>
-          <w:numId w:val="2"/>
-        </w:numPr>
         <w:spacing w:after="0"/>
         <w:rPr>
-          <w:sz w:val="24"/>
-          <w:szCs w:val="24"/>
-        </w:rPr>
-      </w:pPr>
-      <w:r>
-        <w:rPr>
-          <w:sz w:val="24"/>
-          <w:szCs w:val="24"/>
-        </w:rPr>
-        <w:t xml:space="preserve">Worst case: O(n) if the tree is extremely unbalanced and </w:t>
-      </w:r>
-      <w:r>
-        <w:rPr>
-          <w:sz w:val="24"/>
-          <w:szCs w:val="24"/>
-        </w:rPr>
-        <w:t>the input value is not even found within the tree</w:t>
-      </w:r>
-    </w:p>
-    <w:p>
-      <w:pPr>
-        <w:pStyle w:val="ListParagraph"/>
-        <w:numPr>
-          <w:ilvl w:val="0"/>
-          <w:numId w:val="2"/>
-        </w:numPr>
+          <w:sz w:val="20"/>
+          <w:szCs w:val="20"/>
+        </w:rPr>
+      </w:pPr>
+      <w:r>
+        <w:rPr>
+          <w:sz w:val="20"/>
+          <w:szCs w:val="20"/>
+        </w:rPr>
+        <w:t xml:space="preserve">Average case O(h) if the tree is not exactly perfectly balanced, but it is not so unbalanced that it becomes a doubly </w:t>
+      </w:r>
+      <w:proofErr w:type="gramStart"/>
+      <w:r>
+        <w:rPr>
+          <w:sz w:val="20"/>
+          <w:szCs w:val="20"/>
+        </w:rPr>
+        <w:t>linked-list</w:t>
+      </w:r>
+      <w:proofErr w:type="gramEnd"/>
+      <w:r>
+        <w:rPr>
+          <w:sz w:val="20"/>
+          <w:szCs w:val="20"/>
+        </w:rPr>
+        <w:t xml:space="preserve"> essentially</w:t>
+      </w:r>
+    </w:p>
+    <w:p>
+      <w:pPr>
         <w:spacing w:after="0"/>
         <w:rPr>
-          <w:sz w:val="24"/>
-          <w:szCs w:val="24"/>
-        </w:rPr>
-      </w:pPr>
-      <w:r>
-        <w:rPr>
-          <w:sz w:val="24"/>
-          <w:szCs w:val="24"/>
-        </w:rPr>
-        <w:t>Average case O(h) if the tree is not exactly perfectly balanced, but it is not so unbalanced that it becomes a doubly linked-list essentially</w:t>
-      </w:r>
-    </w:p>
-    <w:p>
-      <w:pPr>
-        <w:pStyle w:val="ListParagraph"/>
-      </w:pPr>
-    </w:p>
-    <w:p>
-      <w:pPr>
-        <w:spacing w:after="0"/>
+          <w:sz w:val="18"/>
+          <w:szCs w:val="18"/>
+        </w:rPr>
       </w:pPr>
     </w:p>
     <w:p>
@@ -1070,15 +1981,20 @@
           <w:b/>
           <w:bCs/>
           <w:color w:val="000000" w:themeColor="text1"/>
-        </w:rPr>
-      </w:pPr>
-      <w:bookmarkStart w:id="3" w:name="_Toc224313881"/>
+          <w:sz w:val="24"/>
+          <w:szCs w:val="24"/>
+        </w:rPr>
+      </w:pPr>
+      <w:bookmarkStart w:id="3" w:name="_Toc225170829"/>
       <w:r>
         <w:rPr>
           <w:b/>
           <w:bCs/>
           <w:color w:val="000000" w:themeColor="text1"/>
-        </w:rPr>
+          <w:sz w:val="24"/>
+          <w:szCs w:val="24"/>
+        </w:rPr>
+        <w:lastRenderedPageBreak/>
         <w:t>Is-Element</w:t>
       </w:r>
       <w:bookmarkEnd w:id="3"/>
@@ -1091,17 +2007,37 @@
           <w:numId w:val="3"/>
         </w:numPr>
         <w:spacing w:after="0"/>
-      </w:pPr>
-      <w:r>
+        <w:rPr>
+          <w:sz w:val="18"/>
+          <w:szCs w:val="18"/>
+        </w:rPr>
+      </w:pPr>
+      <w:r>
+        <w:rPr>
+          <w:sz w:val="18"/>
+          <w:szCs w:val="18"/>
+        </w:rPr>
         <w:t xml:space="preserve">The is-element operation consists of </w:t>
       </w:r>
       <w:r>
+        <w:rPr>
+          <w:sz w:val="18"/>
+          <w:szCs w:val="18"/>
+        </w:rPr>
         <w:t>two</w:t>
       </w:r>
       <w:r>
+        <w:rPr>
+          <w:sz w:val="18"/>
+          <w:szCs w:val="18"/>
+        </w:rPr>
         <w:t xml:space="preserve"> different methods</w:t>
       </w:r>
       <w:r>
+        <w:rPr>
+          <w:sz w:val="18"/>
+          <w:szCs w:val="18"/>
+        </w:rPr>
         <w:t>:</w:t>
       </w:r>
     </w:p>
@@ -1113,14 +2049,35 @@
           <w:numId w:val="3"/>
         </w:numPr>
         <w:spacing w:after="0"/>
+        <w:rPr>
+          <w:sz w:val="18"/>
+          <w:szCs w:val="18"/>
+        </w:rPr>
       </w:pPr>
       <w:proofErr w:type="spellStart"/>
-      <w:r>
+      <w:proofErr w:type="gramStart"/>
+      <w:r>
+        <w:rPr>
+          <w:sz w:val="18"/>
+          <w:szCs w:val="18"/>
+        </w:rPr>
         <w:t>isElement</w:t>
       </w:r>
       <w:proofErr w:type="spellEnd"/>
       <w:r>
-        <w:t>() takes in the value of the node you want to check</w:t>
+        <w:rPr>
+          <w:sz w:val="18"/>
+          <w:szCs w:val="18"/>
+        </w:rPr>
+        <w:t>(</w:t>
+      </w:r>
+      <w:proofErr w:type="gramEnd"/>
+      <w:r>
+        <w:rPr>
+          <w:sz w:val="18"/>
+          <w:szCs w:val="18"/>
+        </w:rPr>
+        <w:t>) takes in the value of the node you want to check</w:t>
       </w:r>
     </w:p>
     <w:p>
@@ -1131,14 +2088,35 @@
           <w:numId w:val="3"/>
         </w:numPr>
         <w:spacing w:after="0"/>
+        <w:rPr>
+          <w:sz w:val="18"/>
+          <w:szCs w:val="18"/>
+        </w:rPr>
       </w:pPr>
       <w:proofErr w:type="spellStart"/>
-      <w:r>
+      <w:proofErr w:type="gramStart"/>
+      <w:r>
+        <w:rPr>
+          <w:sz w:val="18"/>
+          <w:szCs w:val="18"/>
+        </w:rPr>
         <w:t>containsNodeRecursive</w:t>
       </w:r>
       <w:proofErr w:type="spellEnd"/>
       <w:r>
-        <w:t>() takes in the current node and input value as an argument</w:t>
+        <w:rPr>
+          <w:sz w:val="18"/>
+          <w:szCs w:val="18"/>
+        </w:rPr>
+        <w:t>(</w:t>
+      </w:r>
+      <w:proofErr w:type="gramEnd"/>
+      <w:r>
+        <w:rPr>
+          <w:sz w:val="18"/>
+          <w:szCs w:val="18"/>
+        </w:rPr>
+        <w:t>) takes in the current node and input value as an argument</w:t>
       </w:r>
     </w:p>
     <w:p>
@@ -1149,22 +2127,51 @@
           <w:numId w:val="3"/>
         </w:numPr>
         <w:spacing w:after="0"/>
+        <w:rPr>
+          <w:sz w:val="18"/>
+          <w:szCs w:val="18"/>
+        </w:rPr>
       </w:pPr>
       <w:proofErr w:type="spellStart"/>
       <w:r>
+        <w:rPr>
+          <w:sz w:val="18"/>
+          <w:szCs w:val="18"/>
+        </w:rPr>
         <w:t>isElement</w:t>
       </w:r>
       <w:proofErr w:type="spellEnd"/>
       <w:r>
+        <w:rPr>
+          <w:sz w:val="18"/>
+          <w:szCs w:val="18"/>
+        </w:rPr>
         <w:t xml:space="preserve"> will call </w:t>
       </w:r>
       <w:proofErr w:type="spellStart"/>
-      <w:r>
+      <w:proofErr w:type="gramStart"/>
+      <w:r>
+        <w:rPr>
+          <w:sz w:val="18"/>
+          <w:szCs w:val="18"/>
+        </w:rPr>
         <w:t>containsNodeRecursive</w:t>
       </w:r>
       <w:proofErr w:type="spellEnd"/>
       <w:r>
-        <w:t>() and pass the root, and the input value as an argument</w:t>
+        <w:rPr>
+          <w:sz w:val="18"/>
+          <w:szCs w:val="18"/>
+        </w:rPr>
+        <w:t>(</w:t>
+      </w:r>
+      <w:proofErr w:type="gramEnd"/>
+      <w:r>
+        <w:rPr>
+          <w:sz w:val="18"/>
+          <w:szCs w:val="18"/>
+        </w:rPr>
+        <w:t>) and pass the root, and the input value as an argument</w:t>
       </w:r>
     </w:p>
     <w:p>
@@ -1174,20 +2181,42 @@
           <w:ilvl w:val="0"/>
           <w:numId w:val="2"/>
         </w:numPr>
-      </w:pPr>
-      <w:r>
+        <w:rPr>
+          <w:sz w:val="18"/>
+          <w:szCs w:val="18"/>
+        </w:rPr>
+      </w:pPr>
+      <w:r>
+        <w:rPr>
+          <w:sz w:val="18"/>
+          <w:szCs w:val="18"/>
+        </w:rPr>
         <w:t xml:space="preserve">In </w:t>
       </w:r>
       <w:proofErr w:type="spellStart"/>
-      <w:r>
+      <w:proofErr w:type="gramStart"/>
+      <w:r>
+        <w:rPr>
+          <w:sz w:val="18"/>
+          <w:szCs w:val="18"/>
+        </w:rPr>
         <w:t>containsNodeRecursive</w:t>
       </w:r>
       <w:proofErr w:type="spellEnd"/>
       <w:r>
-        <w:t>(), i</w:t>
-      </w:r>
-      <w:r>
-        <w:t>t iterates through the tree and the direction it goes after each iteration depends on the value of the input value compared to the value of the current node</w:t>
+        <w:rPr>
+          <w:sz w:val="18"/>
+          <w:szCs w:val="18"/>
+        </w:rPr>
+        <w:t>(</w:t>
+      </w:r>
+      <w:proofErr w:type="gramEnd"/>
+      <w:r>
+        <w:rPr>
+          <w:sz w:val="18"/>
+          <w:szCs w:val="18"/>
+        </w:rPr>
+        <w:t>), it iterates through the tree and the direction it goes after each iteration depends on the value of the input value compared to the value of the current node</w:t>
       </w:r>
     </w:p>
     <w:p>
@@ -1198,10 +2227,27 @@
           <w:numId w:val="3"/>
         </w:numPr>
         <w:spacing w:after="0"/>
-      </w:pPr>
-      <w:r>
-        <w:t>The searching will stop if :</w:t>
-      </w:r>
+        <w:rPr>
+          <w:sz w:val="18"/>
+          <w:szCs w:val="18"/>
+        </w:rPr>
+      </w:pPr>
+      <w:r>
+        <w:rPr>
+          <w:sz w:val="18"/>
+          <w:szCs w:val="18"/>
+        </w:rPr>
+        <w:t xml:space="preserve">The searching will stop </w:t>
+      </w:r>
+      <w:proofErr w:type="gramStart"/>
+      <w:r>
+        <w:rPr>
+          <w:sz w:val="18"/>
+          <w:szCs w:val="18"/>
+        </w:rPr>
+        <w:t>if :</w:t>
+      </w:r>
+      <w:proofErr w:type="gramEnd"/>
     </w:p>
     <w:p>
       <w:pPr>
@@ -1211,8 +2257,16 @@
           <w:numId w:val="3"/>
         </w:numPr>
         <w:spacing w:after="0"/>
-      </w:pPr>
-      <w:r>
+        <w:rPr>
+          <w:sz w:val="18"/>
+          <w:szCs w:val="18"/>
+        </w:rPr>
+      </w:pPr>
+      <w:r>
+        <w:rPr>
+          <w:sz w:val="18"/>
+          <w:szCs w:val="18"/>
+        </w:rPr>
         <w:t>It encounters null, which means the node does not exist and returns false</w:t>
       </w:r>
     </w:p>
@@ -1224,11 +2278,23 @@
           <w:numId w:val="3"/>
         </w:numPr>
         <w:spacing w:after="0"/>
-      </w:pPr>
-      <w:r>
+        <w:rPr>
+          <w:sz w:val="18"/>
+          <w:szCs w:val="18"/>
+        </w:rPr>
+      </w:pPr>
+      <w:r>
+        <w:rPr>
+          <w:sz w:val="18"/>
+          <w:szCs w:val="18"/>
+        </w:rPr>
         <w:t>It encounters the desired node, which results in the method returning tru</w:t>
       </w:r>
       <w:r>
+        <w:rPr>
+          <w:sz w:val="18"/>
+          <w:szCs w:val="18"/>
+        </w:rPr>
         <w:t>e</w:t>
       </w:r>
     </w:p>
@@ -1241,14 +2307,14 @@
         </w:numPr>
         <w:spacing w:after="0"/>
         <w:rPr>
-          <w:sz w:val="24"/>
-          <w:szCs w:val="24"/>
-        </w:rPr>
-      </w:pPr>
-      <w:r>
-        <w:rPr>
-          <w:sz w:val="24"/>
-          <w:szCs w:val="24"/>
+          <w:sz w:val="20"/>
+          <w:szCs w:val="20"/>
+        </w:rPr>
+      </w:pPr>
+      <w:r>
+        <w:rPr>
+          <w:sz w:val="20"/>
+          <w:szCs w:val="20"/>
         </w:rPr>
         <w:t>Worst case: O(n) if the tree is extremely unbalanced and therefore it must iterate through every node</w:t>
       </w:r>
@@ -1262,27 +2328,51 @@
         </w:numPr>
         <w:spacing w:after="0"/>
         <w:rPr>
-          <w:sz w:val="24"/>
-          <w:szCs w:val="24"/>
-        </w:rPr>
-      </w:pPr>
-      <w:r>
-        <w:rPr>
-          <w:sz w:val="24"/>
-          <w:szCs w:val="24"/>
-        </w:rPr>
-        <w:t>Average case O(h) if the tree is not exactly perfectly balanced, but it is not so unbalanced that it becomes a doubly linked-list essentially</w:t>
+          <w:sz w:val="20"/>
+          <w:szCs w:val="20"/>
+        </w:rPr>
+      </w:pPr>
+      <w:r>
+        <w:rPr>
+          <w:sz w:val="20"/>
+          <w:szCs w:val="20"/>
+        </w:rPr>
+        <w:t xml:space="preserve">Average case O(h) if the tree is not exactly perfectly balanced, but it is not so unbalanced that it becomes a doubly </w:t>
+      </w:r>
+      <w:proofErr w:type="gramStart"/>
+      <w:r>
+        <w:rPr>
+          <w:sz w:val="20"/>
+          <w:szCs w:val="20"/>
+        </w:rPr>
+        <w:t>linked-list</w:t>
+      </w:r>
+      <w:proofErr w:type="gramEnd"/>
+      <w:r>
+        <w:rPr>
+          <w:sz w:val="20"/>
+          <w:szCs w:val="20"/>
+        </w:rPr>
+        <w:t xml:space="preserve"> essentially</w:t>
       </w:r>
     </w:p>
     <w:p>
       <w:pPr>
         <w:pStyle w:val="ListParagraph"/>
         <w:spacing w:after="0"/>
+        <w:rPr>
+          <w:sz w:val="18"/>
+          <w:szCs w:val="18"/>
+        </w:rPr>
       </w:pPr>
     </w:p>
     <w:p>
       <w:pPr>
         <w:spacing w:after="0"/>
+        <w:rPr>
+          <w:sz w:val="18"/>
+          <w:szCs w:val="18"/>
+        </w:rPr>
       </w:pPr>
     </w:p>
     <w:p>
@@ -1292,14 +2382,18 @@
           <w:b/>
           <w:bCs/>
           <w:color w:val="000000" w:themeColor="text1"/>
-        </w:rPr>
-      </w:pPr>
-      <w:bookmarkStart w:id="4" w:name="_Toc224313882"/>
+          <w:sz w:val="24"/>
+          <w:szCs w:val="24"/>
+        </w:rPr>
+      </w:pPr>
+      <w:bookmarkStart w:id="4" w:name="_Toc225170830"/>
       <w:r>
         <w:rPr>
           <w:b/>
           <w:bCs/>
           <w:color w:val="000000" w:themeColor="text1"/>
+          <w:sz w:val="24"/>
+          <w:szCs w:val="24"/>
         </w:rPr>
         <w:t>Set-Empty</w:t>
       </w:r>
@@ -1313,8 +2407,16 @@
           <w:numId w:val="3"/>
         </w:numPr>
         <w:spacing w:after="0"/>
-      </w:pPr>
-      <w:r>
+        <w:rPr>
+          <w:sz w:val="18"/>
+          <w:szCs w:val="18"/>
+        </w:rPr>
+      </w:pPr>
+      <w:r>
+        <w:rPr>
+          <w:sz w:val="18"/>
+          <w:szCs w:val="18"/>
+        </w:rPr>
         <w:t>The set-empty operation only uses one method:</w:t>
       </w:r>
     </w:p>
@@ -1326,14 +2428,35 @@
           <w:numId w:val="3"/>
         </w:numPr>
         <w:spacing w:after="0"/>
+        <w:rPr>
+          <w:sz w:val="18"/>
+          <w:szCs w:val="18"/>
+        </w:rPr>
       </w:pPr>
       <w:proofErr w:type="spellStart"/>
-      <w:r>
+      <w:proofErr w:type="gramStart"/>
+      <w:r>
+        <w:rPr>
+          <w:sz w:val="18"/>
+          <w:szCs w:val="18"/>
+        </w:rPr>
         <w:t>setEmpty</w:t>
       </w:r>
       <w:proofErr w:type="spellEnd"/>
       <w:r>
-        <w:t>() takes no arguments</w:t>
+        <w:rPr>
+          <w:sz w:val="18"/>
+          <w:szCs w:val="18"/>
+        </w:rPr>
+        <w:t>(</w:t>
+      </w:r>
+      <w:proofErr w:type="gramEnd"/>
+      <w:r>
+        <w:rPr>
+          <w:sz w:val="18"/>
+          <w:szCs w:val="18"/>
+        </w:rPr>
+        <w:t>) takes no arguments</w:t>
       </w:r>
     </w:p>
     <w:p>
@@ -1344,14 +2467,35 @@
           <w:numId w:val="3"/>
         </w:numPr>
         <w:spacing w:after="0"/>
+        <w:rPr>
+          <w:sz w:val="18"/>
+          <w:szCs w:val="18"/>
+        </w:rPr>
       </w:pPr>
       <w:proofErr w:type="spellStart"/>
-      <w:r>
+      <w:proofErr w:type="gramStart"/>
+      <w:r>
+        <w:rPr>
+          <w:sz w:val="18"/>
+          <w:szCs w:val="18"/>
+        </w:rPr>
         <w:t>setEmpty</w:t>
       </w:r>
       <w:proofErr w:type="spellEnd"/>
       <w:r>
-        <w:t>() checks if the root is null:</w:t>
+        <w:rPr>
+          <w:sz w:val="18"/>
+          <w:szCs w:val="18"/>
+        </w:rPr>
+        <w:t>(</w:t>
+      </w:r>
+      <w:proofErr w:type="gramEnd"/>
+      <w:r>
+        <w:rPr>
+          <w:sz w:val="18"/>
+          <w:szCs w:val="18"/>
+        </w:rPr>
+        <w:t>) checks if the root is null:</w:t>
       </w:r>
     </w:p>
     <w:p>
@@ -1362,11 +2506,23 @@
           <w:numId w:val="3"/>
         </w:numPr>
         <w:spacing w:after="0"/>
-      </w:pPr>
-      <w:r>
+        <w:rPr>
+          <w:sz w:val="18"/>
+          <w:szCs w:val="18"/>
+        </w:rPr>
+      </w:pPr>
+      <w:r>
+        <w:rPr>
+          <w:sz w:val="18"/>
+          <w:szCs w:val="18"/>
+        </w:rPr>
         <w:t xml:space="preserve">If it is, return </w:t>
       </w:r>
       <w:r>
+        <w:rPr>
+          <w:sz w:val="18"/>
+          <w:szCs w:val="18"/>
+        </w:rPr>
         <w:t>true</w:t>
       </w:r>
     </w:p>
@@ -1378,11 +2534,23 @@
           <w:numId w:val="3"/>
         </w:numPr>
         <w:spacing w:after="0"/>
-      </w:pPr>
-      <w:r>
+        <w:rPr>
+          <w:sz w:val="18"/>
+          <w:szCs w:val="18"/>
+        </w:rPr>
+      </w:pPr>
+      <w:r>
+        <w:rPr>
+          <w:sz w:val="18"/>
+          <w:szCs w:val="18"/>
+        </w:rPr>
         <w:t xml:space="preserve">If it is not, return </w:t>
       </w:r>
       <w:r>
+        <w:rPr>
+          <w:sz w:val="18"/>
+          <w:szCs w:val="18"/>
+        </w:rPr>
         <w:t>false</w:t>
       </w:r>
     </w:p>
@@ -1395,46 +2563,60 @@
         </w:numPr>
         <w:spacing w:after="0"/>
         <w:rPr>
-          <w:sz w:val="24"/>
-          <w:szCs w:val="24"/>
-        </w:rPr>
-      </w:pPr>
-      <w:r>
-        <w:rPr>
-          <w:sz w:val="24"/>
-          <w:szCs w:val="24"/>
-        </w:rPr>
-        <w:t>Worst case: O(</w:t>
-      </w:r>
-      <w:r>
-        <w:rPr>
-          <w:sz w:val="24"/>
-          <w:szCs w:val="24"/>
-        </w:rPr>
-        <w:t>1</w:t>
-      </w:r>
-      <w:r>
-        <w:rPr>
-          <w:sz w:val="24"/>
-          <w:szCs w:val="24"/>
-        </w:rPr>
-        <w:t>)</w:t>
+          <w:sz w:val="20"/>
+          <w:szCs w:val="20"/>
+        </w:rPr>
+      </w:pPr>
+      <w:r>
+        <w:rPr>
+          <w:sz w:val="20"/>
+          <w:szCs w:val="20"/>
+        </w:rPr>
+        <w:t xml:space="preserve">Worst case: </w:t>
+      </w:r>
+      <w:proofErr w:type="gramStart"/>
+      <w:r>
+        <w:rPr>
+          <w:sz w:val="20"/>
+          <w:szCs w:val="20"/>
+        </w:rPr>
+        <w:t>O(</w:t>
+      </w:r>
+      <w:proofErr w:type="gramEnd"/>
+      <w:r>
+        <w:rPr>
+          <w:sz w:val="20"/>
+          <w:szCs w:val="20"/>
+        </w:rPr>
+        <w:t>1)</w:t>
       </w:r>
     </w:p>
     <w:p>
       <w:pPr>
         <w:pStyle w:val="ListParagraph"/>
         <w:spacing w:after="0"/>
+        <w:rPr>
+          <w:sz w:val="18"/>
+          <w:szCs w:val="18"/>
+        </w:rPr>
       </w:pPr>
     </w:p>
     <w:p>
       <w:pPr>
         <w:spacing w:after="0"/>
+        <w:rPr>
+          <w:sz w:val="18"/>
+          <w:szCs w:val="18"/>
+        </w:rPr>
       </w:pPr>
     </w:p>
     <w:p>
       <w:pPr>
         <w:spacing w:after="0"/>
+        <w:rPr>
+          <w:sz w:val="18"/>
+          <w:szCs w:val="18"/>
+        </w:rPr>
       </w:pPr>
     </w:p>
     <w:p>
@@ -1444,182 +2626,648 @@
           <w:b/>
           <w:bCs/>
           <w:color w:val="000000" w:themeColor="text1"/>
-        </w:rPr>
-      </w:pPr>
-      <w:bookmarkStart w:id="5" w:name="_Toc224313883"/>
+          <w:sz w:val="24"/>
+          <w:szCs w:val="24"/>
+        </w:rPr>
+      </w:pPr>
+      <w:bookmarkStart w:id="5" w:name="_Toc225170831"/>
       <w:r>
         <w:rPr>
           <w:b/>
           <w:bCs/>
           <w:color w:val="000000" w:themeColor="text1"/>
-        </w:rPr>
-        <w:t>Set</w:t>
-      </w:r>
-      <w:r>
+          <w:sz w:val="24"/>
+          <w:szCs w:val="24"/>
+        </w:rPr>
+        <w:t>Set-Size</w:t>
+      </w:r>
+      <w:bookmarkEnd w:id="5"/>
+    </w:p>
+    <w:p>
+      <w:pPr>
+        <w:pStyle w:val="ListParagraph"/>
+        <w:numPr>
+          <w:ilvl w:val="0"/>
+          <w:numId w:val="4"/>
+        </w:numPr>
+        <w:rPr>
+          <w:sz w:val="18"/>
+          <w:szCs w:val="18"/>
+        </w:rPr>
+      </w:pPr>
+      <w:r>
+        <w:rPr>
+          <w:sz w:val="18"/>
+          <w:szCs w:val="18"/>
+        </w:rPr>
+        <w:t>The set-size operation consists of two different methods:</w:t>
+      </w:r>
+    </w:p>
+    <w:p>
+      <w:pPr>
+        <w:pStyle w:val="ListParagraph"/>
+        <w:numPr>
+          <w:ilvl w:val="1"/>
+          <w:numId w:val="4"/>
+        </w:numPr>
+        <w:rPr>
+          <w:sz w:val="18"/>
+          <w:szCs w:val="18"/>
+        </w:rPr>
+      </w:pPr>
+      <w:proofErr w:type="spellStart"/>
+      <w:proofErr w:type="gramStart"/>
+      <w:r>
+        <w:rPr>
+          <w:sz w:val="18"/>
+          <w:szCs w:val="18"/>
+        </w:rPr>
+        <w:t>setSize</w:t>
+      </w:r>
+      <w:proofErr w:type="spellEnd"/>
+      <w:r>
+        <w:rPr>
+          <w:sz w:val="18"/>
+          <w:szCs w:val="18"/>
+        </w:rPr>
+        <w:t>(</w:t>
+      </w:r>
+      <w:proofErr w:type="gramEnd"/>
+      <w:r>
+        <w:rPr>
+          <w:sz w:val="18"/>
+          <w:szCs w:val="18"/>
+        </w:rPr>
+        <w:t>) takes zero arguments</w:t>
+      </w:r>
+    </w:p>
+    <w:p>
+      <w:pPr>
+        <w:pStyle w:val="ListParagraph"/>
+        <w:numPr>
+          <w:ilvl w:val="1"/>
+          <w:numId w:val="4"/>
+        </w:numPr>
+        <w:rPr>
+          <w:sz w:val="18"/>
+          <w:szCs w:val="18"/>
+        </w:rPr>
+      </w:pPr>
+      <w:proofErr w:type="spellStart"/>
+      <w:r>
+        <w:rPr>
+          <w:sz w:val="18"/>
+          <w:szCs w:val="18"/>
+        </w:rPr>
+        <w:t>setSizeRecursive</w:t>
+      </w:r>
+      <w:proofErr w:type="spellEnd"/>
+      <w:r>
+        <w:rPr>
+          <w:sz w:val="18"/>
+          <w:szCs w:val="18"/>
+        </w:rPr>
+        <w:t xml:space="preserve"> takes in a node as an argument</w:t>
+      </w:r>
+    </w:p>
+    <w:p>
+      <w:pPr>
+        <w:pStyle w:val="ListParagraph"/>
+        <w:numPr>
+          <w:ilvl w:val="0"/>
+          <w:numId w:val="4"/>
+        </w:numPr>
+        <w:rPr>
+          <w:sz w:val="18"/>
+          <w:szCs w:val="18"/>
+        </w:rPr>
+      </w:pPr>
+      <w:proofErr w:type="spellStart"/>
+      <w:proofErr w:type="gramStart"/>
+      <w:r>
+        <w:rPr>
+          <w:sz w:val="18"/>
+          <w:szCs w:val="18"/>
+        </w:rPr>
+        <w:t>setSize</w:t>
+      </w:r>
+      <w:proofErr w:type="spellEnd"/>
+      <w:r>
+        <w:rPr>
+          <w:sz w:val="18"/>
+          <w:szCs w:val="18"/>
+        </w:rPr>
+        <w:t>(</w:t>
+      </w:r>
+      <w:proofErr w:type="gramEnd"/>
+      <w:r>
+        <w:rPr>
+          <w:sz w:val="18"/>
+          <w:szCs w:val="18"/>
+        </w:rPr>
+        <w:t xml:space="preserve">) calls </w:t>
+      </w:r>
+      <w:proofErr w:type="spellStart"/>
+      <w:proofErr w:type="gramStart"/>
+      <w:r>
+        <w:rPr>
+          <w:sz w:val="18"/>
+          <w:szCs w:val="18"/>
+        </w:rPr>
+        <w:t>setSizeRecursive</w:t>
+      </w:r>
+      <w:proofErr w:type="spellEnd"/>
+      <w:r>
+        <w:rPr>
+          <w:sz w:val="18"/>
+          <w:szCs w:val="18"/>
+        </w:rPr>
+        <w:t>(</w:t>
+      </w:r>
+      <w:proofErr w:type="gramEnd"/>
+      <w:r>
+        <w:rPr>
+          <w:sz w:val="18"/>
+          <w:szCs w:val="18"/>
+        </w:rPr>
+        <w:t>) and passes the root as an argument</w:t>
+      </w:r>
+    </w:p>
+    <w:p>
+      <w:pPr>
+        <w:pStyle w:val="ListParagraph"/>
+        <w:numPr>
+          <w:ilvl w:val="0"/>
+          <w:numId w:val="4"/>
+        </w:numPr>
+        <w:rPr>
+          <w:sz w:val="18"/>
+          <w:szCs w:val="18"/>
+        </w:rPr>
+      </w:pPr>
+      <w:r>
+        <w:rPr>
+          <w:sz w:val="18"/>
+          <w:szCs w:val="18"/>
+        </w:rPr>
+        <w:t>It gets the size of the left and right subtree of the current node and adds those 2 numbers together alongside 1 to compute the final size of the tree</w:t>
+      </w:r>
+    </w:p>
+    <w:p>
+      <w:pPr>
+        <w:pStyle w:val="ListParagraph"/>
+        <w:numPr>
+          <w:ilvl w:val="0"/>
+          <w:numId w:val="4"/>
+        </w:numPr>
+        <w:spacing w:after="0"/>
+        <w:rPr>
+          <w:sz w:val="20"/>
+          <w:szCs w:val="20"/>
+        </w:rPr>
+      </w:pPr>
+      <w:r>
+        <w:rPr>
+          <w:sz w:val="20"/>
+          <w:szCs w:val="20"/>
+        </w:rPr>
+        <w:t xml:space="preserve">Worst case: O(n) </w:t>
+      </w:r>
+      <w:r>
+        <w:rPr>
+          <w:sz w:val="20"/>
+          <w:szCs w:val="20"/>
+        </w:rPr>
+        <w:t xml:space="preserve">as it must visit every node </w:t>
+      </w:r>
+    </w:p>
+    <w:p>
+      <w:pPr>
+        <w:pStyle w:val="ListParagraph"/>
+        <w:numPr>
+          <w:ilvl w:val="0"/>
+          <w:numId w:val="4"/>
+        </w:numPr>
+        <w:spacing w:after="0"/>
+        <w:rPr>
+          <w:sz w:val="18"/>
+          <w:szCs w:val="18"/>
+        </w:rPr>
+      </w:pPr>
+      <w:r>
+        <w:rPr>
+          <w:sz w:val="20"/>
+          <w:szCs w:val="20"/>
+        </w:rPr>
+        <w:t>Average case O(</w:t>
+      </w:r>
+      <w:r>
+        <w:rPr>
+          <w:sz w:val="20"/>
+          <w:szCs w:val="20"/>
+        </w:rPr>
+        <w:t>n)</w:t>
+      </w:r>
+    </w:p>
+    <w:p>
+      <w:pPr>
+        <w:spacing w:after="0"/>
+        <w:rPr>
+          <w:sz w:val="18"/>
+          <w:szCs w:val="18"/>
+        </w:rPr>
+      </w:pPr>
+    </w:p>
+    <w:p>
+      <w:pPr>
+        <w:pStyle w:val="Heading2"/>
         <w:rPr>
           <w:b/>
           <w:bCs/>
           <w:color w:val="000000" w:themeColor="text1"/>
-        </w:rPr>
-        <w:t>-</w:t>
-      </w:r>
+          <w:sz w:val="24"/>
+          <w:szCs w:val="24"/>
+        </w:rPr>
+      </w:pPr>
+      <w:bookmarkStart w:id="6" w:name="_Toc225170832"/>
       <w:r>
         <w:rPr>
           <w:b/>
           <w:bCs/>
           <w:color w:val="000000" w:themeColor="text1"/>
-        </w:rPr>
-        <w:t>Size</w:t>
-      </w:r>
-      <w:bookmarkEnd w:id="5"/>
-    </w:p>
-    <w:p>
-      <w:pPr>
-        <w:pStyle w:val="ListParagraph"/>
-        <w:numPr>
-          <w:ilvl w:val="0"/>
-          <w:numId w:val="4"/>
-        </w:numPr>
-      </w:pPr>
-      <w:r>
-        <w:t>The set-size operation consists of two different methods:</w:t>
-      </w:r>
-    </w:p>
-    <w:p>
-      <w:pPr>
-        <w:pStyle w:val="ListParagraph"/>
-        <w:numPr>
-          <w:ilvl w:val="1"/>
-          <w:numId w:val="4"/>
-        </w:numPr>
-      </w:pPr>
-      <w:proofErr w:type="spellStart"/>
-      <w:r>
-        <w:t>setSize</w:t>
-      </w:r>
-      <w:proofErr w:type="spellEnd"/>
-      <w:r>
-        <w:t>() takes zero arguments</w:t>
-      </w:r>
-    </w:p>
-    <w:p>
-      <w:pPr>
-        <w:pStyle w:val="ListParagraph"/>
-        <w:numPr>
-          <w:ilvl w:val="1"/>
-          <w:numId w:val="4"/>
-        </w:numPr>
-      </w:pPr>
-      <w:proofErr w:type="spellStart"/>
-      <w:r>
-        <w:t>setSizeRecursive</w:t>
-      </w:r>
-      <w:proofErr w:type="spellEnd"/>
-      <w:r>
-        <w:t xml:space="preserve"> takes in a node as an argument</w:t>
-      </w:r>
-    </w:p>
-    <w:p>
-      <w:pPr>
-        <w:pStyle w:val="ListParagraph"/>
-        <w:numPr>
-          <w:ilvl w:val="0"/>
-          <w:numId w:val="4"/>
-        </w:numPr>
-      </w:pPr>
-      <w:proofErr w:type="spellStart"/>
-      <w:r>
-        <w:t>setSize</w:t>
-      </w:r>
-      <w:proofErr w:type="spellEnd"/>
-      <w:r>
-        <w:t xml:space="preserve">() calls </w:t>
-      </w:r>
-      <w:proofErr w:type="spellStart"/>
-      <w:r>
-        <w:t>setSizeRecursive</w:t>
-      </w:r>
-      <w:proofErr w:type="spellEnd"/>
-      <w:r>
-        <w:t>() and passes the root as an argument</w:t>
-      </w:r>
-    </w:p>
-    <w:p>
-      <w:pPr>
-        <w:pStyle w:val="ListParagraph"/>
-        <w:numPr>
-          <w:ilvl w:val="0"/>
-          <w:numId w:val="4"/>
-        </w:numPr>
-      </w:pPr>
-      <w:r>
-        <w:t>It gets the size of the left and right subtree of the current node and adds those 2 numbers together alongside 1 to compute the final size of the tree</w:t>
-      </w:r>
-    </w:p>
-    <w:p>
-      <w:pPr>
-        <w:pStyle w:val="ListParagraph"/>
-        <w:numPr>
-          <w:ilvl w:val="0"/>
-          <w:numId w:val="4"/>
-        </w:numPr>
-        <w:spacing w:after="0"/>
-        <w:rPr>
           <w:sz w:val="24"/>
           <w:szCs w:val="24"/>
         </w:rPr>
-      </w:pPr>
-      <w:r>
-        <w:rPr>
-          <w:sz w:val="24"/>
-          <w:szCs w:val="24"/>
-        </w:rPr>
-        <w:lastRenderedPageBreak/>
-        <w:t xml:space="preserve">Worst case: O(n) </w:t>
-      </w:r>
-      <w:r>
-        <w:rPr>
-          <w:sz w:val="24"/>
-          <w:szCs w:val="24"/>
-        </w:rPr>
-        <w:t>as it must visit every node</w:t>
-      </w:r>
-      <w:r>
-        <w:rPr>
-          <w:sz w:val="24"/>
-          <w:szCs w:val="24"/>
+        <w:t>Union</w:t>
+      </w:r>
+      <w:bookmarkEnd w:id="6"/>
+    </w:p>
+    <w:p>
+      <w:pPr>
+        <w:pStyle w:val="ListParagraph"/>
+        <w:numPr>
+          <w:ilvl w:val="0"/>
+          <w:numId w:val="5"/>
+        </w:numPr>
+        <w:rPr>
+          <w:sz w:val="18"/>
+          <w:szCs w:val="18"/>
+        </w:rPr>
+      </w:pPr>
+      <w:r>
+        <w:rPr>
+          <w:sz w:val="18"/>
+          <w:szCs w:val="18"/>
+        </w:rPr>
+        <w:t xml:space="preserve">The union operation consists of </w:t>
+      </w:r>
+      <w:r>
+        <w:rPr>
+          <w:sz w:val="18"/>
+          <w:szCs w:val="18"/>
+        </w:rPr>
+        <w:t>three</w:t>
+      </w:r>
+      <w:r>
+        <w:rPr>
+          <w:sz w:val="18"/>
+          <w:szCs w:val="18"/>
+        </w:rPr>
+        <w:t xml:space="preserve"> method</w:t>
+      </w:r>
+      <w:r>
+        <w:rPr>
+          <w:sz w:val="18"/>
+          <w:szCs w:val="18"/>
+        </w:rPr>
+        <w:t>s</w:t>
+      </w:r>
+      <w:r>
+        <w:rPr>
+          <w:sz w:val="18"/>
+          <w:szCs w:val="18"/>
+        </w:rPr>
+        <w:t>:</w:t>
+      </w:r>
+    </w:p>
+    <w:p>
+      <w:pPr>
+        <w:pStyle w:val="ListParagraph"/>
+        <w:numPr>
+          <w:ilvl w:val="1"/>
+          <w:numId w:val="5"/>
+        </w:numPr>
+        <w:rPr>
+          <w:sz w:val="18"/>
+          <w:szCs w:val="18"/>
+        </w:rPr>
+      </w:pPr>
+      <w:proofErr w:type="gramStart"/>
+      <w:r>
+        <w:rPr>
+          <w:sz w:val="18"/>
+          <w:szCs w:val="18"/>
+        </w:rPr>
+        <w:t>u</w:t>
+      </w:r>
+      <w:r>
+        <w:rPr>
+          <w:sz w:val="18"/>
+          <w:szCs w:val="18"/>
+        </w:rPr>
+        <w:t>nion(</w:t>
+      </w:r>
+      <w:proofErr w:type="gramEnd"/>
+      <w:r>
+        <w:rPr>
+          <w:sz w:val="18"/>
+          <w:szCs w:val="18"/>
+        </w:rPr>
+        <w:t>) takes in a binary search tree as a</w:t>
+      </w:r>
+      <w:r>
+        <w:rPr>
+          <w:sz w:val="18"/>
+          <w:szCs w:val="18"/>
+        </w:rPr>
+        <w:t>n argument</w:t>
+      </w:r>
+    </w:p>
+    <w:p>
+      <w:pPr>
+        <w:pStyle w:val="ListParagraph"/>
+        <w:numPr>
+          <w:ilvl w:val="1"/>
+          <w:numId w:val="5"/>
+        </w:numPr>
+        <w:rPr>
+          <w:sz w:val="18"/>
+          <w:szCs w:val="18"/>
+        </w:rPr>
+      </w:pPr>
+      <w:proofErr w:type="spellStart"/>
+      <w:proofErr w:type="gramStart"/>
+      <w:r>
+        <w:rPr>
+          <w:sz w:val="18"/>
+          <w:szCs w:val="18"/>
+        </w:rPr>
+        <w:t>toArray</w:t>
+      </w:r>
+      <w:proofErr w:type="spellEnd"/>
+      <w:r>
+        <w:rPr>
+          <w:sz w:val="18"/>
+          <w:szCs w:val="18"/>
+        </w:rPr>
+        <w:t>(</w:t>
+      </w:r>
+      <w:proofErr w:type="gramEnd"/>
+      <w:r>
+        <w:rPr>
+          <w:sz w:val="18"/>
+          <w:szCs w:val="18"/>
+        </w:rPr>
+        <w:t xml:space="preserve">) </w:t>
+      </w:r>
+      <w:r>
+        <w:rPr>
+          <w:sz w:val="18"/>
+          <w:szCs w:val="18"/>
+        </w:rPr>
+        <w:t>takes zero arguments</w:t>
+      </w:r>
+    </w:p>
+    <w:p>
+      <w:pPr>
+        <w:pStyle w:val="ListParagraph"/>
+        <w:numPr>
+          <w:ilvl w:val="1"/>
+          <w:numId w:val="5"/>
+        </w:numPr>
+        <w:rPr>
+          <w:sz w:val="18"/>
+          <w:szCs w:val="18"/>
+        </w:rPr>
+      </w:pPr>
+      <w:proofErr w:type="spellStart"/>
+      <w:proofErr w:type="gramStart"/>
+      <w:r>
+        <w:rPr>
+          <w:sz w:val="18"/>
+          <w:szCs w:val="18"/>
+        </w:rPr>
+        <w:t>createBinarySearchTree</w:t>
+      </w:r>
+      <w:proofErr w:type="spellEnd"/>
+      <w:r>
+        <w:rPr>
+          <w:sz w:val="18"/>
+          <w:szCs w:val="18"/>
+        </w:rPr>
+        <w:t>(</w:t>
+      </w:r>
+      <w:proofErr w:type="gramEnd"/>
+      <w:r>
+        <w:rPr>
+          <w:sz w:val="18"/>
+          <w:szCs w:val="18"/>
+        </w:rPr>
+        <w:t>)</w:t>
+      </w:r>
+      <w:r>
+        <w:rPr>
+          <w:sz w:val="18"/>
+          <w:szCs w:val="18"/>
+        </w:rPr>
+        <w:t xml:space="preserve"> takes an int array as an argument</w:t>
+      </w:r>
+    </w:p>
+    <w:p>
+      <w:pPr>
+        <w:pStyle w:val="ListParagraph"/>
+        <w:numPr>
+          <w:ilvl w:val="0"/>
+          <w:numId w:val="5"/>
+        </w:numPr>
+        <w:rPr>
+          <w:sz w:val="18"/>
+          <w:szCs w:val="18"/>
+        </w:rPr>
+      </w:pPr>
+      <w:r>
+        <w:rPr>
+          <w:sz w:val="18"/>
+          <w:szCs w:val="18"/>
+        </w:rPr>
+        <w:t>It creates an empty binary search tree</w:t>
+      </w:r>
+    </w:p>
+    <w:p>
+      <w:pPr>
+        <w:pStyle w:val="ListParagraph"/>
+        <w:numPr>
+          <w:ilvl w:val="0"/>
+          <w:numId w:val="5"/>
+        </w:numPr>
+        <w:rPr>
+          <w:sz w:val="18"/>
+          <w:szCs w:val="18"/>
+        </w:rPr>
+      </w:pPr>
+      <w:r>
+        <w:rPr>
+          <w:sz w:val="18"/>
+          <w:szCs w:val="18"/>
+        </w:rPr>
+        <w:t xml:space="preserve">It iterates through every node </w:t>
+      </w:r>
+      <w:r>
+        <w:rPr>
+          <w:sz w:val="18"/>
+          <w:szCs w:val="18"/>
+        </w:rPr>
+        <w:t xml:space="preserve">in the calling </w:t>
+      </w:r>
+      <w:r>
+        <w:rPr>
+          <w:sz w:val="18"/>
+          <w:szCs w:val="18"/>
+        </w:rPr>
+        <w:t>binary search tree and adds them to the new binary search tree</w:t>
+      </w:r>
+    </w:p>
+    <w:p>
+      <w:pPr>
+        <w:pStyle w:val="ListParagraph"/>
+        <w:numPr>
+          <w:ilvl w:val="0"/>
+          <w:numId w:val="5"/>
+        </w:numPr>
+        <w:rPr>
+          <w:sz w:val="18"/>
+          <w:szCs w:val="18"/>
+        </w:rPr>
+      </w:pPr>
+      <w:r>
+        <w:rPr>
+          <w:sz w:val="18"/>
+          <w:szCs w:val="18"/>
+        </w:rPr>
+        <w:t>It does the same thing for the inputted binary search tree</w:t>
+      </w:r>
+    </w:p>
+    <w:p>
+      <w:pPr>
+        <w:pStyle w:val="ListParagraph"/>
+        <w:numPr>
+          <w:ilvl w:val="0"/>
+          <w:numId w:val="5"/>
+        </w:numPr>
+        <w:rPr>
+          <w:sz w:val="18"/>
+          <w:szCs w:val="18"/>
+        </w:rPr>
+      </w:pPr>
+      <w:r>
+        <w:rPr>
+          <w:sz w:val="18"/>
+          <w:szCs w:val="18"/>
+        </w:rPr>
+        <w:t>It returns the new binary search tree</w:t>
+      </w:r>
+    </w:p>
+    <w:p>
+      <w:pPr>
+        <w:pStyle w:val="ListParagraph"/>
+        <w:numPr>
+          <w:ilvl w:val="0"/>
+          <w:numId w:val="5"/>
+        </w:numPr>
+        <w:rPr>
+          <w:sz w:val="18"/>
+          <w:szCs w:val="18"/>
+        </w:rPr>
+      </w:pPr>
+      <w:r>
+        <w:rPr>
+          <w:sz w:val="18"/>
+          <w:szCs w:val="18"/>
+        </w:rPr>
+        <w:t>Worst case: O(n</w:t>
+      </w:r>
+      <w:r>
+        <w:rPr>
+          <w:sz w:val="18"/>
+          <w:szCs w:val="18"/>
+          <w:vertAlign w:val="superscript"/>
+        </w:rPr>
+        <w:t>2</w:t>
+      </w:r>
+      <w:r>
+        <w:rPr>
+          <w:sz w:val="18"/>
+          <w:szCs w:val="18"/>
+        </w:rPr>
+        <w:t>)</w:t>
+      </w:r>
+      <w:r>
+        <w:rPr>
+          <w:sz w:val="18"/>
+          <w:szCs w:val="18"/>
+        </w:rPr>
+        <w:t xml:space="preserve"> when the </w:t>
+      </w:r>
+      <w:proofErr w:type="spellStart"/>
+      <w:r>
+        <w:rPr>
+          <w:sz w:val="18"/>
+          <w:szCs w:val="18"/>
+        </w:rPr>
+        <w:t>bst</w:t>
+      </w:r>
+      <w:proofErr w:type="spellEnd"/>
+      <w:r>
+        <w:rPr>
+          <w:sz w:val="18"/>
+          <w:szCs w:val="18"/>
         </w:rPr>
         <w:t xml:space="preserve"> </w:t>
       </w:r>
+      <w:r>
+        <w:rPr>
+          <w:sz w:val="18"/>
+          <w:szCs w:val="18"/>
+        </w:rPr>
+        <w:t>is unbalanced</w:t>
+      </w:r>
+      <w:r>
+        <w:rPr>
+          <w:sz w:val="18"/>
+          <w:szCs w:val="18"/>
+        </w:rPr>
+        <w:t xml:space="preserve"> therefore n = h</w:t>
+      </w:r>
     </w:p>
     <w:p>
       <w:pPr>
         <w:pStyle w:val="ListParagraph"/>
         <w:numPr>
           <w:ilvl w:val="0"/>
-          <w:numId w:val="4"/>
-        </w:numPr>
-        <w:spacing w:after="0"/>
-      </w:pPr>
-      <w:r>
-        <w:rPr>
-          <w:sz w:val="24"/>
-          <w:szCs w:val="24"/>
-        </w:rPr>
-        <w:t>Average case O(</w:t>
-      </w:r>
-      <w:r>
-        <w:rPr>
-          <w:sz w:val="24"/>
-          <w:szCs w:val="24"/>
-        </w:rPr>
-        <w:t>n)</w:t>
-      </w:r>
-    </w:p>
-    <w:p>
-      <w:pPr>
-        <w:spacing w:after="0"/>
-      </w:pPr>
+          <w:numId w:val="5"/>
+        </w:numPr>
+        <w:rPr>
+          <w:sz w:val="18"/>
+          <w:szCs w:val="18"/>
+        </w:rPr>
+      </w:pPr>
+      <w:r>
+        <w:rPr>
+          <w:sz w:val="18"/>
+          <w:szCs w:val="18"/>
+        </w:rPr>
+        <w:t>Average case: O(n*h)</w:t>
+      </w:r>
     </w:p>
     <w:p>
       <w:pPr>
@@ -1628,27 +3276,55 @@
           <w:b/>
           <w:bCs/>
           <w:color w:val="000000" w:themeColor="text1"/>
-        </w:rPr>
-      </w:pPr>
+          <w:sz w:val="24"/>
+          <w:szCs w:val="24"/>
+        </w:rPr>
+      </w:pPr>
+      <w:bookmarkStart w:id="7" w:name="_Toc225170833"/>
       <w:r>
         <w:rPr>
           <w:b/>
           <w:bCs/>
           <w:color w:val="000000" w:themeColor="text1"/>
-        </w:rPr>
-        <w:t>Union</w:t>
-      </w:r>
+          <w:sz w:val="24"/>
+          <w:szCs w:val="24"/>
+        </w:rPr>
+        <w:t>Intersection</w:t>
+      </w:r>
+      <w:bookmarkEnd w:id="7"/>
     </w:p>
     <w:p>
       <w:pPr>
         <w:pStyle w:val="ListParagraph"/>
         <w:numPr>
           <w:ilvl w:val="0"/>
-          <w:numId w:val="5"/>
-        </w:numPr>
-      </w:pPr>
-      <w:r>
-        <w:t>The union operation consists of one method:</w:t>
+          <w:numId w:val="6"/>
+        </w:numPr>
+        <w:rPr>
+          <w:sz w:val="18"/>
+          <w:szCs w:val="18"/>
+        </w:rPr>
+      </w:pPr>
+      <w:r>
+        <w:rPr>
+          <w:sz w:val="18"/>
+          <w:szCs w:val="18"/>
+        </w:rPr>
+        <w:t xml:space="preserve">The intersection operation consists of </w:t>
+      </w:r>
+      <w:r>
+        <w:rPr>
+          <w:sz w:val="18"/>
+          <w:szCs w:val="18"/>
+        </w:rPr>
+        <w:t>five</w:t>
+      </w:r>
+      <w:r>
+        <w:rPr>
+          <w:sz w:val="18"/>
+          <w:szCs w:val="18"/>
+        </w:rPr>
+        <w:t xml:space="preserve"> different operations</w:t>
       </w:r>
     </w:p>
     <w:p>
@@ -1656,17 +3332,37 @@
         <w:pStyle w:val="ListParagraph"/>
         <w:numPr>
           <w:ilvl w:val="1"/>
-          <w:numId w:val="5"/>
-        </w:numPr>
-      </w:pPr>
-      <w:r>
-        <w:t>u</w:t>
-      </w:r>
-      <w:r>
-        <w:t>nion() takes in a binary search tree as a</w:t>
-      </w:r>
-      <w:r>
-        <w:t>n argument</w:t>
+          <w:numId w:val="6"/>
+        </w:numPr>
+        <w:rPr>
+          <w:sz w:val="18"/>
+          <w:szCs w:val="18"/>
+        </w:rPr>
+      </w:pPr>
+      <w:proofErr w:type="spellStart"/>
+      <w:proofErr w:type="gramStart"/>
+      <w:r>
+        <w:rPr>
+          <w:sz w:val="18"/>
+          <w:szCs w:val="18"/>
+        </w:rPr>
+        <w:t>CreateBinarySearchTree</w:t>
+      </w:r>
+      <w:proofErr w:type="spellEnd"/>
+      <w:r>
+        <w:rPr>
+          <w:sz w:val="18"/>
+          <w:szCs w:val="18"/>
+        </w:rPr>
+        <w:t>(</w:t>
+      </w:r>
+      <w:proofErr w:type="gramEnd"/>
+      <w:r>
+        <w:rPr>
+          <w:sz w:val="18"/>
+          <w:szCs w:val="18"/>
+        </w:rPr>
+        <w:t>)</w:t>
       </w:r>
     </w:p>
     <w:p>
@@ -1674,16 +3370,143 @@
         <w:pStyle w:val="ListParagraph"/>
         <w:numPr>
           <w:ilvl w:val="1"/>
-          <w:numId w:val="5"/>
-        </w:numPr>
+          <w:numId w:val="6"/>
+        </w:numPr>
+        <w:rPr>
+          <w:sz w:val="18"/>
+          <w:szCs w:val="18"/>
+        </w:rPr>
       </w:pPr>
       <w:proofErr w:type="spellStart"/>
-      <w:r>
+      <w:proofErr w:type="gramStart"/>
+      <w:r>
+        <w:rPr>
+          <w:sz w:val="18"/>
+          <w:szCs w:val="18"/>
+        </w:rPr>
         <w:t>toArray</w:t>
       </w:r>
       <w:proofErr w:type="spellEnd"/>
       <w:r>
-        <w:t xml:space="preserve">() </w:t>
+        <w:rPr>
+          <w:sz w:val="18"/>
+          <w:szCs w:val="18"/>
+        </w:rPr>
+        <w:t>(</w:t>
+      </w:r>
+      <w:proofErr w:type="gramEnd"/>
+      <w:r>
+        <w:rPr>
+          <w:sz w:val="18"/>
+          <w:szCs w:val="18"/>
+        </w:rPr>
+        <w:t>)</w:t>
+      </w:r>
+    </w:p>
+    <w:p>
+      <w:pPr>
+        <w:pStyle w:val="ListParagraph"/>
+        <w:numPr>
+          <w:ilvl w:val="1"/>
+          <w:numId w:val="6"/>
+        </w:numPr>
+        <w:rPr>
+          <w:sz w:val="18"/>
+          <w:szCs w:val="18"/>
+        </w:rPr>
+      </w:pPr>
+      <w:proofErr w:type="spellStart"/>
+      <w:proofErr w:type="gramStart"/>
+      <w:r>
+        <w:rPr>
+          <w:sz w:val="18"/>
+          <w:szCs w:val="18"/>
+        </w:rPr>
+        <w:t>setSize</w:t>
+      </w:r>
+      <w:proofErr w:type="spellEnd"/>
+      <w:r>
+        <w:rPr>
+          <w:sz w:val="18"/>
+          <w:szCs w:val="18"/>
+        </w:rPr>
+        <w:t>(</w:t>
+      </w:r>
+      <w:proofErr w:type="gramEnd"/>
+      <w:r>
+        <w:rPr>
+          <w:sz w:val="18"/>
+          <w:szCs w:val="18"/>
+        </w:rPr>
+        <w:t>)</w:t>
+      </w:r>
+    </w:p>
+    <w:p>
+      <w:pPr>
+        <w:pStyle w:val="ListParagraph"/>
+        <w:numPr>
+          <w:ilvl w:val="1"/>
+          <w:numId w:val="6"/>
+        </w:numPr>
+        <w:rPr>
+          <w:sz w:val="18"/>
+          <w:szCs w:val="18"/>
+        </w:rPr>
+      </w:pPr>
+      <w:proofErr w:type="spellStart"/>
+      <w:proofErr w:type="gramStart"/>
+      <w:r>
+        <w:rPr>
+          <w:sz w:val="18"/>
+          <w:szCs w:val="18"/>
+        </w:rPr>
+        <w:lastRenderedPageBreak/>
+        <w:t>isElement</w:t>
+      </w:r>
+      <w:proofErr w:type="spellEnd"/>
+      <w:r>
+        <w:rPr>
+          <w:sz w:val="18"/>
+          <w:szCs w:val="18"/>
+        </w:rPr>
+        <w:t>(</w:t>
+      </w:r>
+      <w:proofErr w:type="gramEnd"/>
+      <w:r>
+        <w:rPr>
+          <w:sz w:val="18"/>
+          <w:szCs w:val="18"/>
+        </w:rPr>
+        <w:t>)</w:t>
+      </w:r>
+    </w:p>
+    <w:p>
+      <w:pPr>
+        <w:pStyle w:val="ListParagraph"/>
+        <w:numPr>
+          <w:ilvl w:val="1"/>
+          <w:numId w:val="6"/>
+        </w:numPr>
+        <w:rPr>
+          <w:sz w:val="18"/>
+          <w:szCs w:val="18"/>
+        </w:rPr>
+      </w:pPr>
+      <w:proofErr w:type="gramStart"/>
+      <w:r>
+        <w:rPr>
+          <w:sz w:val="18"/>
+          <w:szCs w:val="18"/>
+        </w:rPr>
+        <w:t>add(</w:t>
+      </w:r>
+      <w:proofErr w:type="gramEnd"/>
+      <w:r>
+        <w:rPr>
+          <w:sz w:val="18"/>
+          <w:szCs w:val="18"/>
+        </w:rPr>
+        <w:t>)</w:t>
       </w:r>
     </w:p>
     <w:p>
@@ -1691,11 +3514,35 @@
         <w:pStyle w:val="ListParagraph"/>
         <w:numPr>
           <w:ilvl w:val="0"/>
-          <w:numId w:val="5"/>
-        </w:numPr>
-      </w:pPr>
-      <w:r>
-        <w:t>It creates an empty binary search tree</w:t>
+          <w:numId w:val="6"/>
+        </w:numPr>
+        <w:rPr>
+          <w:sz w:val="18"/>
+          <w:szCs w:val="18"/>
+        </w:rPr>
+      </w:pPr>
+      <w:r>
+        <w:rPr>
+          <w:sz w:val="18"/>
+          <w:szCs w:val="18"/>
+        </w:rPr>
+        <w:t xml:space="preserve">The operation starts by creating an empty </w:t>
+      </w:r>
+      <w:proofErr w:type="spellStart"/>
+      <w:r>
+        <w:rPr>
+          <w:sz w:val="18"/>
+          <w:szCs w:val="18"/>
+        </w:rPr>
+        <w:t>bst</w:t>
+      </w:r>
+      <w:proofErr w:type="spellEnd"/>
+      <w:r>
+        <w:rPr>
+          <w:sz w:val="18"/>
+          <w:szCs w:val="18"/>
+        </w:rPr>
+        <w:t xml:space="preserve"> where we will be inserting our common nodes</w:t>
       </w:r>
     </w:p>
     <w:p>
@@ -1703,11 +3550,53 @@
         <w:pStyle w:val="ListParagraph"/>
         <w:numPr>
           <w:ilvl w:val="0"/>
-          <w:numId w:val="5"/>
-        </w:numPr>
-      </w:pPr>
-      <w:r>
-        <w:t>It iterates through every node its own binary search tree and adds them to the new binary search tree</w:t>
+          <w:numId w:val="6"/>
+        </w:numPr>
+        <w:rPr>
+          <w:sz w:val="18"/>
+          <w:szCs w:val="18"/>
+        </w:rPr>
+      </w:pPr>
+      <w:proofErr w:type="spellStart"/>
+      <w:proofErr w:type="gramStart"/>
+      <w:r>
+        <w:rPr>
+          <w:sz w:val="18"/>
+          <w:szCs w:val="18"/>
+        </w:rPr>
+        <w:t>toArray</w:t>
+      </w:r>
+      <w:proofErr w:type="spellEnd"/>
+      <w:r>
+        <w:rPr>
+          <w:sz w:val="18"/>
+          <w:szCs w:val="18"/>
+        </w:rPr>
+        <w:t>(</w:t>
+      </w:r>
+      <w:proofErr w:type="gramEnd"/>
+      <w:r>
+        <w:rPr>
+          <w:sz w:val="18"/>
+          <w:szCs w:val="18"/>
+        </w:rPr>
+        <w:t xml:space="preserve">) is called on the calling </w:t>
+      </w:r>
+      <w:proofErr w:type="spellStart"/>
+      <w:r>
+        <w:rPr>
+          <w:sz w:val="18"/>
+          <w:szCs w:val="18"/>
+        </w:rPr>
+        <w:t>bst</w:t>
+      </w:r>
+      <w:proofErr w:type="spellEnd"/>
+      <w:r>
+        <w:rPr>
+          <w:sz w:val="18"/>
+          <w:szCs w:val="18"/>
+        </w:rPr>
+        <w:t xml:space="preserve"> so that it can be traversed</w:t>
       </w:r>
     </w:p>
     <w:p>
@@ -1715,11 +3604,109 @@
         <w:pStyle w:val="ListParagraph"/>
         <w:numPr>
           <w:ilvl w:val="0"/>
-          <w:numId w:val="5"/>
-        </w:numPr>
-      </w:pPr>
-      <w:r>
-        <w:t>It does the same thing for the inputted binary search tree</w:t>
+          <w:numId w:val="6"/>
+        </w:numPr>
+        <w:rPr>
+          <w:sz w:val="18"/>
+          <w:szCs w:val="18"/>
+        </w:rPr>
+      </w:pPr>
+      <w:r>
+        <w:rPr>
+          <w:sz w:val="18"/>
+          <w:szCs w:val="18"/>
+        </w:rPr>
+        <w:t xml:space="preserve">The operation iterates through the calling tree’s nodes and checks if each node is in the other </w:t>
+      </w:r>
+      <w:proofErr w:type="spellStart"/>
+      <w:r>
+        <w:rPr>
+          <w:sz w:val="18"/>
+          <w:szCs w:val="18"/>
+        </w:rPr>
+        <w:t>bst</w:t>
+      </w:r>
+      <w:proofErr w:type="spellEnd"/>
+      <w:r>
+        <w:rPr>
+          <w:sz w:val="18"/>
+          <w:szCs w:val="18"/>
+        </w:rPr>
+        <w:t xml:space="preserve"> with </w:t>
+      </w:r>
+      <w:proofErr w:type="spellStart"/>
+      <w:proofErr w:type="gramStart"/>
+      <w:r>
+        <w:rPr>
+          <w:sz w:val="18"/>
+          <w:szCs w:val="18"/>
+        </w:rPr>
+        <w:t>isElement</w:t>
+      </w:r>
+      <w:proofErr w:type="spellEnd"/>
+      <w:r>
+        <w:rPr>
+          <w:sz w:val="18"/>
+          <w:szCs w:val="18"/>
+        </w:rPr>
+        <w:t>(</w:t>
+      </w:r>
+      <w:proofErr w:type="gramEnd"/>
+      <w:r>
+        <w:rPr>
+          <w:sz w:val="18"/>
+          <w:szCs w:val="18"/>
+        </w:rPr>
+        <w:t>):</w:t>
+      </w:r>
+    </w:p>
+    <w:p>
+      <w:pPr>
+        <w:pStyle w:val="ListParagraph"/>
+        <w:numPr>
+          <w:ilvl w:val="1"/>
+          <w:numId w:val="6"/>
+        </w:numPr>
+        <w:rPr>
+          <w:sz w:val="18"/>
+          <w:szCs w:val="18"/>
+        </w:rPr>
+      </w:pPr>
+      <w:r>
+        <w:rPr>
+          <w:sz w:val="18"/>
+          <w:szCs w:val="18"/>
+        </w:rPr>
+        <w:t xml:space="preserve">If true, add the node to the new </w:t>
+      </w:r>
+      <w:proofErr w:type="spellStart"/>
+      <w:r>
+        <w:rPr>
+          <w:sz w:val="18"/>
+          <w:szCs w:val="18"/>
+        </w:rPr>
+        <w:t>bst</w:t>
+      </w:r>
+      <w:proofErr w:type="spellEnd"/>
+    </w:p>
+    <w:p>
+      <w:pPr>
+        <w:pStyle w:val="ListParagraph"/>
+        <w:numPr>
+          <w:ilvl w:val="1"/>
+          <w:numId w:val="6"/>
+        </w:numPr>
+        <w:rPr>
+          <w:sz w:val="18"/>
+          <w:szCs w:val="18"/>
+        </w:rPr>
+      </w:pPr>
+      <w:r>
+        <w:rPr>
+          <w:sz w:val="18"/>
+          <w:szCs w:val="18"/>
+        </w:rPr>
+        <w:t>If false, do nothing</w:t>
       </w:r>
     </w:p>
     <w:p>
@@ -1727,10 +3714,18 @@
         <w:pStyle w:val="ListParagraph"/>
         <w:numPr>
           <w:ilvl w:val="0"/>
-          <w:numId w:val="5"/>
-        </w:numPr>
-      </w:pPr>
-      <w:r>
+          <w:numId w:val="6"/>
+        </w:numPr>
+        <w:rPr>
+          <w:sz w:val="18"/>
+          <w:szCs w:val="18"/>
+        </w:rPr>
+      </w:pPr>
+      <w:r>
+        <w:rPr>
+          <w:sz w:val="18"/>
+          <w:szCs w:val="18"/>
+        </w:rPr>
         <w:t>It returns the new binary search tree</w:t>
       </w:r>
     </w:p>
@@ -1739,19 +3734,1242 @@
         <w:pStyle w:val="ListParagraph"/>
         <w:numPr>
           <w:ilvl w:val="0"/>
-          <w:numId w:val="5"/>
-        </w:numPr>
-      </w:pPr>
-    </w:p>
-    <w:p>
-      <w:pPr>
-        <w:spacing w:after="0"/>
-      </w:pPr>
-    </w:p>
-    <w:p>
-      <w:pPr>
-        <w:spacing w:after="0"/>
-      </w:pPr>
+          <w:numId w:val="6"/>
+        </w:numPr>
+        <w:rPr>
+          <w:sz w:val="18"/>
+          <w:szCs w:val="18"/>
+        </w:rPr>
+      </w:pPr>
+      <w:r>
+        <w:rPr>
+          <w:sz w:val="18"/>
+          <w:szCs w:val="18"/>
+        </w:rPr>
+        <w:t>Worst case: O(n</w:t>
+      </w:r>
+      <w:r>
+        <w:rPr>
+          <w:sz w:val="18"/>
+          <w:szCs w:val="18"/>
+          <w:vertAlign w:val="superscript"/>
+        </w:rPr>
+        <w:t>2</w:t>
+      </w:r>
+      <w:r>
+        <w:rPr>
+          <w:sz w:val="18"/>
+          <w:szCs w:val="18"/>
+        </w:rPr>
+        <w:t xml:space="preserve">) when the </w:t>
+      </w:r>
+      <w:proofErr w:type="spellStart"/>
+      <w:r>
+        <w:rPr>
+          <w:sz w:val="18"/>
+          <w:szCs w:val="18"/>
+        </w:rPr>
+        <w:t>bst</w:t>
+      </w:r>
+      <w:proofErr w:type="spellEnd"/>
+      <w:r>
+        <w:rPr>
+          <w:sz w:val="18"/>
+          <w:szCs w:val="18"/>
+        </w:rPr>
+        <w:t xml:space="preserve"> </w:t>
+      </w:r>
+      <w:proofErr w:type="gramStart"/>
+      <w:r>
+        <w:rPr>
+          <w:sz w:val="18"/>
+          <w:szCs w:val="18"/>
+        </w:rPr>
+        <w:t>is  unbalanced</w:t>
+      </w:r>
+      <w:proofErr w:type="gramEnd"/>
+      <w:r>
+        <w:rPr>
+          <w:sz w:val="18"/>
+          <w:szCs w:val="18"/>
+        </w:rPr>
+        <w:t xml:space="preserve"> therefore n = h</w:t>
+      </w:r>
+    </w:p>
+    <w:p>
+      <w:pPr>
+        <w:pStyle w:val="ListParagraph"/>
+        <w:numPr>
+          <w:ilvl w:val="0"/>
+          <w:numId w:val="6"/>
+        </w:numPr>
+        <w:rPr>
+          <w:sz w:val="18"/>
+          <w:szCs w:val="18"/>
+        </w:rPr>
+      </w:pPr>
+      <w:r>
+        <w:rPr>
+          <w:sz w:val="18"/>
+          <w:szCs w:val="18"/>
+        </w:rPr>
+        <w:t>Average case: O(n*h)</w:t>
+      </w:r>
+    </w:p>
+    <w:p>
+      <w:pPr>
+        <w:pStyle w:val="Heading2"/>
+        <w:rPr>
+          <w:b/>
+          <w:bCs/>
+          <w:color w:val="000000" w:themeColor="text1"/>
+          <w:sz w:val="24"/>
+          <w:szCs w:val="24"/>
+        </w:rPr>
+      </w:pPr>
+      <w:bookmarkStart w:id="8" w:name="_Toc225170834"/>
+      <w:r>
+        <w:rPr>
+          <w:b/>
+          <w:bCs/>
+          <w:color w:val="000000" w:themeColor="text1"/>
+          <w:sz w:val="24"/>
+          <w:szCs w:val="24"/>
+        </w:rPr>
+        <w:t>Difference</w:t>
+      </w:r>
+      <w:bookmarkEnd w:id="8"/>
+    </w:p>
+    <w:p>
+      <w:pPr>
+        <w:pStyle w:val="ListParagraph"/>
+        <w:numPr>
+          <w:ilvl w:val="0"/>
+          <w:numId w:val="6"/>
+        </w:numPr>
+        <w:rPr>
+          <w:sz w:val="18"/>
+          <w:szCs w:val="18"/>
+        </w:rPr>
+      </w:pPr>
+      <w:r>
+        <w:rPr>
+          <w:sz w:val="18"/>
+          <w:szCs w:val="18"/>
+        </w:rPr>
+        <w:t xml:space="preserve">The </w:t>
+      </w:r>
+      <w:r>
+        <w:rPr>
+          <w:sz w:val="18"/>
+          <w:szCs w:val="18"/>
+        </w:rPr>
+        <w:t>difference</w:t>
+      </w:r>
+      <w:r>
+        <w:rPr>
+          <w:sz w:val="18"/>
+          <w:szCs w:val="18"/>
+        </w:rPr>
+        <w:t xml:space="preserve"> operation consists of </w:t>
+      </w:r>
+      <w:r>
+        <w:rPr>
+          <w:sz w:val="18"/>
+          <w:szCs w:val="18"/>
+        </w:rPr>
+        <w:t>five</w:t>
+      </w:r>
+      <w:r>
+        <w:rPr>
+          <w:sz w:val="18"/>
+          <w:szCs w:val="18"/>
+        </w:rPr>
+        <w:t xml:space="preserve"> different operations</w:t>
+      </w:r>
+    </w:p>
+    <w:p>
+      <w:pPr>
+        <w:pStyle w:val="ListParagraph"/>
+        <w:numPr>
+          <w:ilvl w:val="1"/>
+          <w:numId w:val="6"/>
+        </w:numPr>
+        <w:rPr>
+          <w:sz w:val="18"/>
+          <w:szCs w:val="18"/>
+        </w:rPr>
+      </w:pPr>
+      <w:proofErr w:type="spellStart"/>
+      <w:proofErr w:type="gramStart"/>
+      <w:r>
+        <w:rPr>
+          <w:sz w:val="18"/>
+          <w:szCs w:val="18"/>
+        </w:rPr>
+        <w:t>CreateBinarySearchTree</w:t>
+      </w:r>
+      <w:proofErr w:type="spellEnd"/>
+      <w:r>
+        <w:rPr>
+          <w:sz w:val="18"/>
+          <w:szCs w:val="18"/>
+        </w:rPr>
+        <w:t>(</w:t>
+      </w:r>
+      <w:proofErr w:type="gramEnd"/>
+      <w:r>
+        <w:rPr>
+          <w:sz w:val="18"/>
+          <w:szCs w:val="18"/>
+        </w:rPr>
+        <w:t>)</w:t>
+      </w:r>
+    </w:p>
+    <w:p>
+      <w:pPr>
+        <w:pStyle w:val="ListParagraph"/>
+        <w:numPr>
+          <w:ilvl w:val="1"/>
+          <w:numId w:val="6"/>
+        </w:numPr>
+        <w:rPr>
+          <w:sz w:val="18"/>
+          <w:szCs w:val="18"/>
+        </w:rPr>
+      </w:pPr>
+      <w:proofErr w:type="spellStart"/>
+      <w:proofErr w:type="gramStart"/>
+      <w:r>
+        <w:rPr>
+          <w:sz w:val="18"/>
+          <w:szCs w:val="18"/>
+        </w:rPr>
+        <w:t>toArray</w:t>
+      </w:r>
+      <w:proofErr w:type="spellEnd"/>
+      <w:r>
+        <w:rPr>
+          <w:sz w:val="18"/>
+          <w:szCs w:val="18"/>
+        </w:rPr>
+        <w:t>(</w:t>
+      </w:r>
+      <w:proofErr w:type="gramEnd"/>
+      <w:r>
+        <w:rPr>
+          <w:sz w:val="18"/>
+          <w:szCs w:val="18"/>
+        </w:rPr>
+        <w:t>)</w:t>
+      </w:r>
+    </w:p>
+    <w:p>
+      <w:pPr>
+        <w:pStyle w:val="ListParagraph"/>
+        <w:numPr>
+          <w:ilvl w:val="1"/>
+          <w:numId w:val="6"/>
+        </w:numPr>
+        <w:rPr>
+          <w:sz w:val="18"/>
+          <w:szCs w:val="18"/>
+        </w:rPr>
+      </w:pPr>
+      <w:proofErr w:type="spellStart"/>
+      <w:proofErr w:type="gramStart"/>
+      <w:r>
+        <w:rPr>
+          <w:sz w:val="18"/>
+          <w:szCs w:val="18"/>
+        </w:rPr>
+        <w:t>setSize</w:t>
+      </w:r>
+      <w:proofErr w:type="spellEnd"/>
+      <w:r>
+        <w:rPr>
+          <w:sz w:val="18"/>
+          <w:szCs w:val="18"/>
+        </w:rPr>
+        <w:t>(</w:t>
+      </w:r>
+      <w:proofErr w:type="gramEnd"/>
+      <w:r>
+        <w:rPr>
+          <w:sz w:val="18"/>
+          <w:szCs w:val="18"/>
+        </w:rPr>
+        <w:t>)</w:t>
+      </w:r>
+    </w:p>
+    <w:p>
+      <w:pPr>
+        <w:pStyle w:val="ListParagraph"/>
+        <w:numPr>
+          <w:ilvl w:val="1"/>
+          <w:numId w:val="6"/>
+        </w:numPr>
+        <w:rPr>
+          <w:sz w:val="18"/>
+          <w:szCs w:val="18"/>
+        </w:rPr>
+      </w:pPr>
+      <w:proofErr w:type="spellStart"/>
+      <w:proofErr w:type="gramStart"/>
+      <w:r>
+        <w:rPr>
+          <w:sz w:val="18"/>
+          <w:szCs w:val="18"/>
+        </w:rPr>
+        <w:t>isElement</w:t>
+      </w:r>
+      <w:proofErr w:type="spellEnd"/>
+      <w:r>
+        <w:rPr>
+          <w:sz w:val="18"/>
+          <w:szCs w:val="18"/>
+        </w:rPr>
+        <w:t>(</w:t>
+      </w:r>
+      <w:proofErr w:type="gramEnd"/>
+      <w:r>
+        <w:rPr>
+          <w:sz w:val="18"/>
+          <w:szCs w:val="18"/>
+        </w:rPr>
+        <w:t>)</w:t>
+      </w:r>
+    </w:p>
+    <w:p>
+      <w:pPr>
+        <w:pStyle w:val="ListParagraph"/>
+        <w:numPr>
+          <w:ilvl w:val="1"/>
+          <w:numId w:val="6"/>
+        </w:numPr>
+        <w:rPr>
+          <w:sz w:val="18"/>
+          <w:szCs w:val="18"/>
+        </w:rPr>
+      </w:pPr>
+      <w:proofErr w:type="gramStart"/>
+      <w:r>
+        <w:rPr>
+          <w:sz w:val="18"/>
+          <w:szCs w:val="18"/>
+        </w:rPr>
+        <w:t>add(</w:t>
+      </w:r>
+      <w:proofErr w:type="gramEnd"/>
+      <w:r>
+        <w:rPr>
+          <w:sz w:val="18"/>
+          <w:szCs w:val="18"/>
+        </w:rPr>
+        <w:t>)</w:t>
+      </w:r>
+    </w:p>
+    <w:p>
+      <w:pPr>
+        <w:pStyle w:val="ListParagraph"/>
+        <w:numPr>
+          <w:ilvl w:val="0"/>
+          <w:numId w:val="6"/>
+        </w:numPr>
+        <w:rPr>
+          <w:sz w:val="18"/>
+          <w:szCs w:val="18"/>
+        </w:rPr>
+      </w:pPr>
+      <w:r>
+        <w:rPr>
+          <w:sz w:val="18"/>
+          <w:szCs w:val="18"/>
+        </w:rPr>
+        <w:t xml:space="preserve">The operation starts by creating an empty </w:t>
+      </w:r>
+      <w:proofErr w:type="spellStart"/>
+      <w:r>
+        <w:rPr>
+          <w:sz w:val="18"/>
+          <w:szCs w:val="18"/>
+        </w:rPr>
+        <w:t>bst</w:t>
+      </w:r>
+      <w:proofErr w:type="spellEnd"/>
+      <w:r>
+        <w:rPr>
+          <w:sz w:val="18"/>
+          <w:szCs w:val="18"/>
+        </w:rPr>
+        <w:t xml:space="preserve"> where we will be inserting our</w:t>
+      </w:r>
+      <w:r>
+        <w:rPr>
+          <w:sz w:val="18"/>
+          <w:szCs w:val="18"/>
+        </w:rPr>
+        <w:t xml:space="preserve"> </w:t>
+      </w:r>
+      <w:r>
+        <w:rPr>
+          <w:sz w:val="18"/>
+          <w:szCs w:val="18"/>
+        </w:rPr>
+        <w:t>nodes</w:t>
+      </w:r>
+      <w:r>
+        <w:rPr>
+          <w:sz w:val="18"/>
+          <w:szCs w:val="18"/>
+        </w:rPr>
+        <w:t xml:space="preserve"> that are in the calling </w:t>
+      </w:r>
+      <w:proofErr w:type="spellStart"/>
+      <w:r>
+        <w:rPr>
+          <w:sz w:val="18"/>
+          <w:szCs w:val="18"/>
+        </w:rPr>
+        <w:t>bst</w:t>
+      </w:r>
+      <w:proofErr w:type="spellEnd"/>
+      <w:r>
+        <w:rPr>
+          <w:sz w:val="18"/>
+          <w:szCs w:val="18"/>
+        </w:rPr>
+        <w:t>, but not the other</w:t>
+      </w:r>
+    </w:p>
+    <w:p>
+      <w:pPr>
+        <w:pStyle w:val="ListParagraph"/>
+        <w:numPr>
+          <w:ilvl w:val="0"/>
+          <w:numId w:val="6"/>
+        </w:numPr>
+        <w:rPr>
+          <w:sz w:val="18"/>
+          <w:szCs w:val="18"/>
+        </w:rPr>
+      </w:pPr>
+      <w:proofErr w:type="spellStart"/>
+      <w:proofErr w:type="gramStart"/>
+      <w:r>
+        <w:rPr>
+          <w:sz w:val="18"/>
+          <w:szCs w:val="18"/>
+        </w:rPr>
+        <w:t>toArray</w:t>
+      </w:r>
+      <w:proofErr w:type="spellEnd"/>
+      <w:r>
+        <w:rPr>
+          <w:sz w:val="18"/>
+          <w:szCs w:val="18"/>
+        </w:rPr>
+        <w:t>(</w:t>
+      </w:r>
+      <w:proofErr w:type="gramEnd"/>
+      <w:r>
+        <w:rPr>
+          <w:sz w:val="18"/>
+          <w:szCs w:val="18"/>
+        </w:rPr>
+        <w:t xml:space="preserve">) is called on the calling </w:t>
+      </w:r>
+      <w:proofErr w:type="spellStart"/>
+      <w:r>
+        <w:rPr>
+          <w:sz w:val="18"/>
+          <w:szCs w:val="18"/>
+        </w:rPr>
+        <w:t>bst</w:t>
+      </w:r>
+      <w:proofErr w:type="spellEnd"/>
+      <w:r>
+        <w:rPr>
+          <w:sz w:val="18"/>
+          <w:szCs w:val="18"/>
+        </w:rPr>
+        <w:t xml:space="preserve"> so that it can be traversed</w:t>
+      </w:r>
+    </w:p>
+    <w:p>
+      <w:pPr>
+        <w:pStyle w:val="ListParagraph"/>
+        <w:numPr>
+          <w:ilvl w:val="0"/>
+          <w:numId w:val="6"/>
+        </w:numPr>
+        <w:rPr>
+          <w:sz w:val="18"/>
+          <w:szCs w:val="18"/>
+        </w:rPr>
+      </w:pPr>
+      <w:r>
+        <w:rPr>
+          <w:sz w:val="18"/>
+          <w:szCs w:val="18"/>
+        </w:rPr>
+        <w:t xml:space="preserve">The operation iterates through the calling tree’s nodes and checks if each node is in the other </w:t>
+      </w:r>
+      <w:proofErr w:type="spellStart"/>
+      <w:r>
+        <w:rPr>
+          <w:sz w:val="18"/>
+          <w:szCs w:val="18"/>
+        </w:rPr>
+        <w:t>bst</w:t>
+      </w:r>
+      <w:proofErr w:type="spellEnd"/>
+      <w:r>
+        <w:rPr>
+          <w:sz w:val="18"/>
+          <w:szCs w:val="18"/>
+        </w:rPr>
+        <w:t xml:space="preserve"> with </w:t>
+      </w:r>
+      <w:proofErr w:type="spellStart"/>
+      <w:proofErr w:type="gramStart"/>
+      <w:r>
+        <w:rPr>
+          <w:sz w:val="18"/>
+          <w:szCs w:val="18"/>
+        </w:rPr>
+        <w:t>isElement</w:t>
+      </w:r>
+      <w:proofErr w:type="spellEnd"/>
+      <w:r>
+        <w:rPr>
+          <w:sz w:val="18"/>
+          <w:szCs w:val="18"/>
+        </w:rPr>
+        <w:t>(</w:t>
+      </w:r>
+      <w:proofErr w:type="gramEnd"/>
+      <w:r>
+        <w:rPr>
+          <w:sz w:val="18"/>
+          <w:szCs w:val="18"/>
+        </w:rPr>
+        <w:t>):</w:t>
+      </w:r>
+    </w:p>
+    <w:p>
+      <w:pPr>
+        <w:pStyle w:val="ListParagraph"/>
+        <w:numPr>
+          <w:ilvl w:val="1"/>
+          <w:numId w:val="6"/>
+        </w:numPr>
+        <w:rPr>
+          <w:sz w:val="18"/>
+          <w:szCs w:val="18"/>
+        </w:rPr>
+      </w:pPr>
+      <w:r>
+        <w:rPr>
+          <w:sz w:val="18"/>
+          <w:szCs w:val="18"/>
+        </w:rPr>
+        <w:t xml:space="preserve">If </w:t>
+      </w:r>
+      <w:r>
+        <w:rPr>
+          <w:sz w:val="18"/>
+          <w:szCs w:val="18"/>
+        </w:rPr>
+        <w:t>false</w:t>
+      </w:r>
+      <w:r>
+        <w:rPr>
+          <w:sz w:val="18"/>
+          <w:szCs w:val="18"/>
+        </w:rPr>
+        <w:t xml:space="preserve">, add the node to the new </w:t>
+      </w:r>
+      <w:proofErr w:type="spellStart"/>
+      <w:r>
+        <w:rPr>
+          <w:sz w:val="18"/>
+          <w:szCs w:val="18"/>
+        </w:rPr>
+        <w:t>bst</w:t>
+      </w:r>
+      <w:proofErr w:type="spellEnd"/>
+    </w:p>
+    <w:p>
+      <w:pPr>
+        <w:pStyle w:val="ListParagraph"/>
+        <w:numPr>
+          <w:ilvl w:val="1"/>
+          <w:numId w:val="6"/>
+        </w:numPr>
+        <w:rPr>
+          <w:sz w:val="18"/>
+          <w:szCs w:val="18"/>
+        </w:rPr>
+      </w:pPr>
+      <w:r>
+        <w:rPr>
+          <w:sz w:val="18"/>
+          <w:szCs w:val="18"/>
+        </w:rPr>
+        <w:t xml:space="preserve">If </w:t>
+      </w:r>
+      <w:r>
+        <w:rPr>
+          <w:sz w:val="18"/>
+          <w:szCs w:val="18"/>
+        </w:rPr>
+        <w:t>true</w:t>
+      </w:r>
+      <w:r>
+        <w:rPr>
+          <w:sz w:val="18"/>
+          <w:szCs w:val="18"/>
+        </w:rPr>
+        <w:t>, do nothing</w:t>
+      </w:r>
+    </w:p>
+    <w:p>
+      <w:pPr>
+        <w:pStyle w:val="ListParagraph"/>
+        <w:numPr>
+          <w:ilvl w:val="0"/>
+          <w:numId w:val="6"/>
+        </w:numPr>
+        <w:rPr>
+          <w:sz w:val="18"/>
+          <w:szCs w:val="18"/>
+        </w:rPr>
+      </w:pPr>
+      <w:r>
+        <w:rPr>
+          <w:sz w:val="18"/>
+          <w:szCs w:val="18"/>
+        </w:rPr>
+        <w:t>It returns the new binary search tree</w:t>
+      </w:r>
+    </w:p>
+    <w:p>
+      <w:pPr>
+        <w:pStyle w:val="ListParagraph"/>
+        <w:numPr>
+          <w:ilvl w:val="0"/>
+          <w:numId w:val="6"/>
+        </w:numPr>
+        <w:rPr>
+          <w:sz w:val="18"/>
+          <w:szCs w:val="18"/>
+        </w:rPr>
+      </w:pPr>
+      <w:r>
+        <w:rPr>
+          <w:sz w:val="18"/>
+          <w:szCs w:val="18"/>
+        </w:rPr>
+        <w:t>Worst case: O(n</w:t>
+      </w:r>
+      <w:r>
+        <w:rPr>
+          <w:sz w:val="18"/>
+          <w:szCs w:val="18"/>
+          <w:vertAlign w:val="superscript"/>
+        </w:rPr>
+        <w:t>2</w:t>
+      </w:r>
+      <w:r>
+        <w:rPr>
+          <w:sz w:val="18"/>
+          <w:szCs w:val="18"/>
+        </w:rPr>
+        <w:t xml:space="preserve">) when the </w:t>
+      </w:r>
+      <w:proofErr w:type="spellStart"/>
+      <w:r>
+        <w:rPr>
+          <w:sz w:val="18"/>
+          <w:szCs w:val="18"/>
+        </w:rPr>
+        <w:t>bst</w:t>
+      </w:r>
+      <w:proofErr w:type="spellEnd"/>
+      <w:r>
+        <w:rPr>
+          <w:sz w:val="18"/>
+          <w:szCs w:val="18"/>
+        </w:rPr>
+        <w:t xml:space="preserve"> </w:t>
+      </w:r>
+      <w:proofErr w:type="gramStart"/>
+      <w:r>
+        <w:rPr>
+          <w:sz w:val="18"/>
+          <w:szCs w:val="18"/>
+        </w:rPr>
+        <w:t>is  unbalanced</w:t>
+      </w:r>
+      <w:proofErr w:type="gramEnd"/>
+      <w:r>
+        <w:rPr>
+          <w:sz w:val="18"/>
+          <w:szCs w:val="18"/>
+        </w:rPr>
+        <w:t xml:space="preserve"> therefore n = h</w:t>
+      </w:r>
+    </w:p>
+    <w:p>
+      <w:pPr>
+        <w:pStyle w:val="ListParagraph"/>
+        <w:numPr>
+          <w:ilvl w:val="0"/>
+          <w:numId w:val="6"/>
+        </w:numPr>
+        <w:rPr>
+          <w:sz w:val="18"/>
+          <w:szCs w:val="18"/>
+        </w:rPr>
+      </w:pPr>
+      <w:r>
+        <w:rPr>
+          <w:sz w:val="18"/>
+          <w:szCs w:val="18"/>
+        </w:rPr>
+        <w:t>Average case: O(n*h)</w:t>
+      </w:r>
+    </w:p>
+    <w:p>
+      <w:pPr>
+        <w:rPr>
+          <w:sz w:val="18"/>
+          <w:szCs w:val="18"/>
+        </w:rPr>
+      </w:pPr>
+    </w:p>
+    <w:p>
+      <w:pPr>
+        <w:pStyle w:val="Heading1"/>
+        <w:spacing w:before="0" w:after="0"/>
+        <w:rPr>
+          <w:b/>
+          <w:bCs/>
+          <w:color w:val="000000" w:themeColor="text1"/>
+          <w:sz w:val="32"/>
+          <w:szCs w:val="32"/>
+        </w:rPr>
+      </w:pPr>
+      <w:bookmarkStart w:id="9" w:name="_Toc225170835"/>
+      <w:r>
+        <w:rPr>
+          <w:b/>
+          <w:bCs/>
+          <w:color w:val="000000" w:themeColor="text1"/>
+          <w:sz w:val="32"/>
+          <w:szCs w:val="32"/>
+        </w:rPr>
+        <w:t xml:space="preserve">Part </w:t>
+      </w:r>
+      <w:r>
+        <w:rPr>
+          <w:b/>
+          <w:bCs/>
+          <w:color w:val="000000" w:themeColor="text1"/>
+          <w:sz w:val="32"/>
+          <w:szCs w:val="32"/>
+        </w:rPr>
+        <w:t>2</w:t>
+      </w:r>
+      <w:bookmarkEnd w:id="9"/>
+    </w:p>
+    <w:p>
+      <w:pPr>
+        <w:pStyle w:val="Heading2"/>
+        <w:rPr>
+          <w:b/>
+          <w:bCs/>
+          <w:color w:val="000000" w:themeColor="text1"/>
+          <w:sz w:val="24"/>
+          <w:szCs w:val="24"/>
+        </w:rPr>
+      </w:pPr>
+      <w:bookmarkStart w:id="10" w:name="_Toc225170836"/>
+      <w:r>
+        <w:rPr>
+          <w:b/>
+          <w:bCs/>
+          <w:color w:val="000000" w:themeColor="text1"/>
+          <w:sz w:val="24"/>
+          <w:szCs w:val="24"/>
+        </w:rPr>
+        <w:t>a)</w:t>
+      </w:r>
+      <w:bookmarkEnd w:id="10"/>
+    </w:p>
+    <w:p>
+      <w:pPr>
+        <w:pStyle w:val="ListParagraph"/>
+        <w:numPr>
+          <w:ilvl w:val="0"/>
+          <w:numId w:val="8"/>
+        </w:numPr>
+        <w:rPr>
+          <w:sz w:val="18"/>
+          <w:szCs w:val="18"/>
+        </w:rPr>
+      </w:pPr>
+      <w:proofErr w:type="gramStart"/>
+      <w:r>
+        <w:rPr>
+          <w:sz w:val="18"/>
+          <w:szCs w:val="18"/>
+        </w:rPr>
+        <w:t>skip  =</w:t>
+      </w:r>
+      <w:proofErr w:type="gramEnd"/>
+      <w:r>
+        <w:rPr>
+          <w:sz w:val="18"/>
+          <w:szCs w:val="18"/>
+        </w:rPr>
+        <w:t xml:space="preserve"> </w:t>
+      </w:r>
+      <w:proofErr w:type="gramStart"/>
+      <w:r>
+        <w:rPr>
+          <w:sz w:val="18"/>
+          <w:szCs w:val="18"/>
+        </w:rPr>
+        <w:t>max(</w:t>
+      </w:r>
+      <w:proofErr w:type="gramEnd"/>
+      <w:r>
+        <w:rPr>
+          <w:sz w:val="18"/>
+          <w:szCs w:val="18"/>
+        </w:rPr>
+        <w:t xml:space="preserve">1, </w:t>
+      </w:r>
+      <w:proofErr w:type="spellStart"/>
+      <w:proofErr w:type="gramStart"/>
+      <w:r>
+        <w:rPr>
+          <w:sz w:val="18"/>
+          <w:szCs w:val="18"/>
+        </w:rPr>
+        <w:t>s.length</w:t>
+      </w:r>
+      <w:proofErr w:type="spellEnd"/>
+      <w:proofErr w:type="gramEnd"/>
+      <w:r>
+        <w:rPr>
+          <w:sz w:val="18"/>
+          <w:szCs w:val="18"/>
+        </w:rPr>
+        <w:t>() / 3) determines how many characters will be skipped in the proceeding for loop</w:t>
+      </w:r>
+    </w:p>
+    <w:p>
+      <w:pPr>
+        <w:pStyle w:val="ListParagraph"/>
+        <w:numPr>
+          <w:ilvl w:val="1"/>
+          <w:numId w:val="8"/>
+        </w:numPr>
+        <w:rPr>
+          <w:sz w:val="18"/>
+          <w:szCs w:val="18"/>
+        </w:rPr>
+      </w:pPr>
+      <w:r>
+        <w:rPr>
+          <w:sz w:val="18"/>
+          <w:szCs w:val="18"/>
+        </w:rPr>
+        <w:t>This ensures that efficiency is retained even when input size increases</w:t>
+      </w:r>
+    </w:p>
+    <w:p>
+      <w:pPr>
+        <w:pStyle w:val="ListParagraph"/>
+        <w:numPr>
+          <w:ilvl w:val="1"/>
+          <w:numId w:val="8"/>
+        </w:numPr>
+        <w:rPr>
+          <w:sz w:val="18"/>
+          <w:szCs w:val="18"/>
+        </w:rPr>
+      </w:pPr>
+      <w:r>
+        <w:rPr>
+          <w:sz w:val="18"/>
+          <w:szCs w:val="18"/>
+        </w:rPr>
+        <w:t>The 1 ensures that skip will never be lower than 1</w:t>
+      </w:r>
+    </w:p>
+    <w:p>
+      <w:pPr>
+        <w:pStyle w:val="ListParagraph"/>
+        <w:numPr>
+          <w:ilvl w:val="0"/>
+          <w:numId w:val="8"/>
+        </w:numPr>
+        <w:rPr>
+          <w:sz w:val="18"/>
+          <w:szCs w:val="18"/>
+        </w:rPr>
+      </w:pPr>
+      <w:r>
+        <w:rPr>
+          <w:sz w:val="18"/>
+          <w:szCs w:val="18"/>
+        </w:rPr>
+        <w:t xml:space="preserve">The multiplicative factor ensures that earlier characters in a string will contribute more to the hash than proceeding characters.  </w:t>
+      </w:r>
+    </w:p>
+    <w:p>
+      <w:pPr>
+        <w:pStyle w:val="ListParagraph"/>
+        <w:numPr>
+          <w:ilvl w:val="1"/>
+          <w:numId w:val="8"/>
+        </w:numPr>
+        <w:rPr>
+          <w:sz w:val="18"/>
+          <w:szCs w:val="18"/>
+        </w:rPr>
+      </w:pPr>
+      <w:r>
+        <w:rPr>
+          <w:sz w:val="18"/>
+          <w:szCs w:val="18"/>
+        </w:rPr>
+        <w:t>The effect of this is that 2 strings such as “ABC” and “CBA” will produce different hash values, hence reducing collisions.</w:t>
+      </w:r>
+    </w:p>
+    <w:p>
+      <w:pPr>
+        <w:rPr>
+          <w:sz w:val="18"/>
+          <w:szCs w:val="18"/>
+        </w:rPr>
+      </w:pPr>
+    </w:p>
+    <w:p>
+      <w:pPr>
+        <w:pStyle w:val="Heading2"/>
+        <w:rPr>
+          <w:b/>
+          <w:bCs/>
+          <w:color w:val="000000" w:themeColor="text1"/>
+          <w:sz w:val="24"/>
+          <w:szCs w:val="24"/>
+        </w:rPr>
+      </w:pPr>
+      <w:bookmarkStart w:id="11" w:name="_Toc225170837"/>
+      <w:r>
+        <w:rPr>
+          <w:b/>
+          <w:bCs/>
+          <w:color w:val="000000" w:themeColor="text1"/>
+          <w:sz w:val="24"/>
+          <w:szCs w:val="24"/>
+        </w:rPr>
+        <w:t>b</w:t>
+      </w:r>
+      <w:r>
+        <w:rPr>
+          <w:b/>
+          <w:bCs/>
+          <w:color w:val="000000" w:themeColor="text1"/>
+          <w:sz w:val="24"/>
+          <w:szCs w:val="24"/>
+        </w:rPr>
+        <w:t>)</w:t>
+      </w:r>
+      <w:bookmarkEnd w:id="11"/>
+    </w:p>
+    <w:p>
+      <w:pPr>
+        <w:pStyle w:val="ListParagraph"/>
+        <w:numPr>
+          <w:ilvl w:val="0"/>
+          <w:numId w:val="12"/>
+        </w:numPr>
+        <w:rPr>
+          <w:color w:val="000000" w:themeColor="text1"/>
+          <w:sz w:val="18"/>
+          <w:szCs w:val="18"/>
+        </w:rPr>
+      </w:pPr>
+      <w:r>
+        <w:rPr>
+          <w:color w:val="000000" w:themeColor="text1"/>
+          <w:sz w:val="18"/>
+          <w:szCs w:val="18"/>
+        </w:rPr>
+        <w:t xml:space="preserve">The algorithm creates an array of strings that is length </w:t>
+      </w:r>
+      <w:r>
+        <w:rPr>
+          <w:color w:val="000000" w:themeColor="text1"/>
+          <w:sz w:val="18"/>
+          <w:szCs w:val="18"/>
+        </w:rPr>
+        <w:t>N (N is always 9)</w:t>
+      </w:r>
+    </w:p>
+    <w:p>
+      <w:pPr>
+        <w:pStyle w:val="ListParagraph"/>
+        <w:numPr>
+          <w:ilvl w:val="0"/>
+          <w:numId w:val="12"/>
+        </w:numPr>
+        <w:rPr>
+          <w:color w:val="000000" w:themeColor="text1"/>
+          <w:sz w:val="18"/>
+          <w:szCs w:val="18"/>
+        </w:rPr>
+      </w:pPr>
+      <w:r>
+        <w:rPr>
+          <w:color w:val="000000" w:themeColor="text1"/>
+          <w:sz w:val="18"/>
+          <w:szCs w:val="18"/>
+        </w:rPr>
+        <w:t>It creates another array of strings consisting of [“A”</w:t>
+      </w:r>
+      <w:proofErr w:type="gramStart"/>
+      <w:r>
+        <w:rPr>
+          <w:color w:val="000000" w:themeColor="text1"/>
+          <w:sz w:val="18"/>
+          <w:szCs w:val="18"/>
+        </w:rPr>
+        <w:t>,”B</w:t>
+      </w:r>
+      <w:proofErr w:type="gramEnd"/>
+      <w:r>
+        <w:rPr>
+          <w:color w:val="000000" w:themeColor="text1"/>
+          <w:sz w:val="18"/>
+          <w:szCs w:val="18"/>
+        </w:rPr>
+        <w:t>”,”C”] (characters)</w:t>
+      </w:r>
+    </w:p>
+    <w:p>
+      <w:pPr>
+        <w:pStyle w:val="ListParagraph"/>
+        <w:numPr>
+          <w:ilvl w:val="1"/>
+          <w:numId w:val="12"/>
+        </w:numPr>
+        <w:rPr>
+          <w:color w:val="000000" w:themeColor="text1"/>
+          <w:sz w:val="18"/>
+          <w:szCs w:val="18"/>
+        </w:rPr>
+      </w:pPr>
+      <w:r>
+        <w:rPr>
+          <w:color w:val="000000" w:themeColor="text1"/>
+          <w:sz w:val="18"/>
+          <w:szCs w:val="18"/>
+        </w:rPr>
+        <w:t>A counter to keep track of the current character is created (</w:t>
+      </w:r>
+      <w:proofErr w:type="spellStart"/>
+      <w:r>
+        <w:rPr>
+          <w:color w:val="000000" w:themeColor="text1"/>
+          <w:sz w:val="18"/>
+          <w:szCs w:val="18"/>
+        </w:rPr>
+        <w:t>currentCharacter</w:t>
+      </w:r>
+      <w:proofErr w:type="spellEnd"/>
+      <w:r>
+        <w:rPr>
+          <w:color w:val="000000" w:themeColor="text1"/>
+          <w:sz w:val="18"/>
+          <w:szCs w:val="18"/>
+        </w:rPr>
+        <w:t>)</w:t>
+      </w:r>
+    </w:p>
+    <w:p>
+      <w:pPr>
+        <w:pStyle w:val="ListParagraph"/>
+        <w:numPr>
+          <w:ilvl w:val="1"/>
+          <w:numId w:val="12"/>
+        </w:numPr>
+        <w:rPr>
+          <w:color w:val="000000" w:themeColor="text1"/>
+          <w:sz w:val="18"/>
+          <w:szCs w:val="18"/>
+        </w:rPr>
+      </w:pPr>
+      <w:r>
+        <w:rPr>
+          <w:color w:val="000000" w:themeColor="text1"/>
+          <w:sz w:val="18"/>
+          <w:szCs w:val="18"/>
+        </w:rPr>
+        <w:t>Another counter to store which ASCII character to insert as filler (k)</w:t>
+      </w:r>
+    </w:p>
+    <w:p>
+      <w:pPr>
+        <w:pStyle w:val="ListParagraph"/>
+        <w:numPr>
+          <w:ilvl w:val="0"/>
+          <w:numId w:val="12"/>
+        </w:numPr>
+        <w:rPr>
+          <w:color w:val="000000" w:themeColor="text1"/>
+          <w:sz w:val="18"/>
+          <w:szCs w:val="18"/>
+        </w:rPr>
+      </w:pPr>
+      <w:r>
+        <w:rPr>
+          <w:color w:val="000000" w:themeColor="text1"/>
+          <w:sz w:val="18"/>
+          <w:szCs w:val="18"/>
+        </w:rPr>
+        <w:t>It iterates through those strings and sets them to “”</w:t>
+      </w:r>
+    </w:p>
+    <w:p>
+      <w:pPr>
+        <w:pStyle w:val="ListParagraph"/>
+        <w:numPr>
+          <w:ilvl w:val="0"/>
+          <w:numId w:val="12"/>
+        </w:numPr>
+        <w:rPr>
+          <w:color w:val="000000" w:themeColor="text1"/>
+          <w:sz w:val="18"/>
+          <w:szCs w:val="18"/>
+        </w:rPr>
+      </w:pPr>
+      <w:r>
+        <w:rPr>
+          <w:color w:val="000000" w:themeColor="text1"/>
+          <w:sz w:val="18"/>
+          <w:szCs w:val="18"/>
+        </w:rPr>
+        <w:t xml:space="preserve">It performs a while loop that stops when </w:t>
+      </w:r>
+      <w:proofErr w:type="spellStart"/>
+      <w:r>
+        <w:rPr>
+          <w:color w:val="000000" w:themeColor="text1"/>
+          <w:sz w:val="18"/>
+          <w:szCs w:val="18"/>
+        </w:rPr>
+        <w:t>currentCharacter</w:t>
+      </w:r>
+      <w:proofErr w:type="spellEnd"/>
+      <w:r>
+        <w:rPr>
+          <w:color w:val="000000" w:themeColor="text1"/>
+          <w:sz w:val="18"/>
+          <w:szCs w:val="18"/>
+        </w:rPr>
+        <w:t xml:space="preserve"> exceeds the size of characters</w:t>
+      </w:r>
+    </w:p>
+    <w:p>
+      <w:pPr>
+        <w:pStyle w:val="ListParagraph"/>
+        <w:numPr>
+          <w:ilvl w:val="1"/>
+          <w:numId w:val="12"/>
+        </w:numPr>
+        <w:rPr>
+          <w:color w:val="000000" w:themeColor="text1"/>
+          <w:sz w:val="18"/>
+          <w:szCs w:val="18"/>
+        </w:rPr>
+      </w:pPr>
+      <w:r>
+        <w:rPr>
+          <w:color w:val="000000" w:themeColor="text1"/>
+          <w:sz w:val="18"/>
+          <w:szCs w:val="18"/>
+        </w:rPr>
+        <w:t>It then performs a for loop within the while loop through each string in strings</w:t>
+      </w:r>
+    </w:p>
+    <w:p>
+      <w:pPr>
+        <w:pStyle w:val="ListParagraph"/>
+        <w:numPr>
+          <w:ilvl w:val="1"/>
+          <w:numId w:val="12"/>
+        </w:numPr>
+        <w:rPr>
+          <w:color w:val="000000" w:themeColor="text1"/>
+          <w:sz w:val="18"/>
+          <w:szCs w:val="18"/>
+        </w:rPr>
+      </w:pPr>
+      <w:r>
+        <w:rPr>
+          <w:color w:val="000000" w:themeColor="text1"/>
+          <w:sz w:val="18"/>
+          <w:szCs w:val="18"/>
+        </w:rPr>
+        <w:t>characters[</w:t>
+      </w:r>
+      <w:proofErr w:type="spellStart"/>
+      <w:r>
+        <w:rPr>
+          <w:color w:val="000000" w:themeColor="text1"/>
+          <w:sz w:val="18"/>
+          <w:szCs w:val="18"/>
+        </w:rPr>
+        <w:t>currentCharacter</w:t>
+      </w:r>
+      <w:proofErr w:type="spellEnd"/>
+      <w:r>
+        <w:rPr>
+          <w:color w:val="000000" w:themeColor="text1"/>
+          <w:sz w:val="18"/>
+          <w:szCs w:val="18"/>
+        </w:rPr>
+        <w:t>] is added to the current string</w:t>
+      </w:r>
+    </w:p>
+    <w:p>
+      <w:pPr>
+        <w:pStyle w:val="ListParagraph"/>
+        <w:numPr>
+          <w:ilvl w:val="1"/>
+          <w:numId w:val="12"/>
+        </w:numPr>
+        <w:rPr>
+          <w:color w:val="000000" w:themeColor="text1"/>
+          <w:sz w:val="18"/>
+          <w:szCs w:val="18"/>
+        </w:rPr>
+      </w:pPr>
+      <w:r>
+        <w:rPr>
+          <w:color w:val="000000" w:themeColor="text1"/>
+          <w:sz w:val="18"/>
+          <w:szCs w:val="18"/>
+        </w:rPr>
+        <w:t>Then, another for loop is performed to add filler ASCII characters and k increments</w:t>
+      </w:r>
     </w:p>
     <w:sectPr>
       <w:pgSz w:w="11906" w:h="16838"/>
@@ -1879,6 +5097,232 @@
     </w:lvl>
   </w:abstractNum>
   <w:abstractNum w:abstractNumId="1" w15:restartNumberingAfterBreak="0">
+    <w:nsid w:val="1DE933A9"/>
+    <w:multiLevelType w:val="hybridMultilevel"/>
+    <w:tmpl w:val="2FA400F0"/>
+    <w:lvl w:ilvl="0" w:tplc="08090001">
+      <w:start w:val="1"/>
+      <w:numFmt w:val="bullet"/>
+      <w:lvlText w:val=""/>
+      <w:lvlJc w:val="left"/>
+      <w:pPr>
+        <w:ind w:left="720" w:hanging="360"/>
+      </w:pPr>
+      <w:rPr>
+        <w:rFonts w:ascii="Symbol" w:hAnsi="Symbol" w:hint="default"/>
+      </w:rPr>
+    </w:lvl>
+    <w:lvl w:ilvl="1" w:tplc="08090003">
+      <w:start w:val="1"/>
+      <w:numFmt w:val="bullet"/>
+      <w:lvlText w:val="o"/>
+      <w:lvlJc w:val="left"/>
+      <w:pPr>
+        <w:ind w:left="1440" w:hanging="360"/>
+      </w:pPr>
+      <w:rPr>
+        <w:rFonts w:ascii="Courier New" w:hAnsi="Courier New" w:cs="Courier New" w:hint="default"/>
+      </w:rPr>
+    </w:lvl>
+    <w:lvl w:ilvl="2" w:tplc="08090005" w:tentative="1">
+      <w:start w:val="1"/>
+      <w:numFmt w:val="bullet"/>
+      <w:lvlText w:val=""/>
+      <w:lvlJc w:val="left"/>
+      <w:pPr>
+        <w:ind w:left="2160" w:hanging="360"/>
+      </w:pPr>
+      <w:rPr>
+        <w:rFonts w:ascii="Wingdings" w:hAnsi="Wingdings" w:hint="default"/>
+      </w:rPr>
+    </w:lvl>
+    <w:lvl w:ilvl="3" w:tplc="08090001" w:tentative="1">
+      <w:start w:val="1"/>
+      <w:numFmt w:val="bullet"/>
+      <w:lvlText w:val=""/>
+      <w:lvlJc w:val="left"/>
+      <w:pPr>
+        <w:ind w:left="2880" w:hanging="360"/>
+      </w:pPr>
+      <w:rPr>
+        <w:rFonts w:ascii="Symbol" w:hAnsi="Symbol" w:hint="default"/>
+      </w:rPr>
+    </w:lvl>
+    <w:lvl w:ilvl="4" w:tplc="08090003" w:tentative="1">
+      <w:start w:val="1"/>
+      <w:numFmt w:val="bullet"/>
+      <w:lvlText w:val="o"/>
+      <w:lvlJc w:val="left"/>
+      <w:pPr>
+        <w:ind w:left="3600" w:hanging="360"/>
+      </w:pPr>
+      <w:rPr>
+        <w:rFonts w:ascii="Courier New" w:hAnsi="Courier New" w:cs="Courier New" w:hint="default"/>
+      </w:rPr>
+    </w:lvl>
+    <w:lvl w:ilvl="5" w:tplc="08090005" w:tentative="1">
+      <w:start w:val="1"/>
+      <w:numFmt w:val="bullet"/>
+      <w:lvlText w:val=""/>
+      <w:lvlJc w:val="left"/>
+      <w:pPr>
+        <w:ind w:left="4320" w:hanging="360"/>
+      </w:pPr>
+      <w:rPr>
+        <w:rFonts w:ascii="Wingdings" w:hAnsi="Wingdings" w:hint="default"/>
+      </w:rPr>
+    </w:lvl>
+    <w:lvl w:ilvl="6" w:tplc="08090001" w:tentative="1">
+      <w:start w:val="1"/>
+      <w:numFmt w:val="bullet"/>
+      <w:lvlText w:val=""/>
+      <w:lvlJc w:val="left"/>
+      <w:pPr>
+        <w:ind w:left="5040" w:hanging="360"/>
+      </w:pPr>
+      <w:rPr>
+        <w:rFonts w:ascii="Symbol" w:hAnsi="Symbol" w:hint="default"/>
+      </w:rPr>
+    </w:lvl>
+    <w:lvl w:ilvl="7" w:tplc="08090003" w:tentative="1">
+      <w:start w:val="1"/>
+      <w:numFmt w:val="bullet"/>
+      <w:lvlText w:val="o"/>
+      <w:lvlJc w:val="left"/>
+      <w:pPr>
+        <w:ind w:left="5760" w:hanging="360"/>
+      </w:pPr>
+      <w:rPr>
+        <w:rFonts w:ascii="Courier New" w:hAnsi="Courier New" w:cs="Courier New" w:hint="default"/>
+      </w:rPr>
+    </w:lvl>
+    <w:lvl w:ilvl="8" w:tplc="08090005" w:tentative="1">
+      <w:start w:val="1"/>
+      <w:numFmt w:val="bullet"/>
+      <w:lvlText w:val=""/>
+      <w:lvlJc w:val="left"/>
+      <w:pPr>
+        <w:ind w:left="6480" w:hanging="360"/>
+      </w:pPr>
+      <w:rPr>
+        <w:rFonts w:ascii="Wingdings" w:hAnsi="Wingdings" w:hint="default"/>
+      </w:rPr>
+    </w:lvl>
+  </w:abstractNum>
+  <w:abstractNum w:abstractNumId="2" w15:restartNumberingAfterBreak="0">
+    <w:nsid w:val="289E7B3D"/>
+    <w:multiLevelType w:val="hybridMultilevel"/>
+    <w:tmpl w:val="2C9E3646"/>
+    <w:lvl w:ilvl="0" w:tplc="08090001">
+      <w:start w:val="1"/>
+      <w:numFmt w:val="bullet"/>
+      <w:lvlText w:val=""/>
+      <w:lvlJc w:val="left"/>
+      <w:pPr>
+        <w:ind w:left="720" w:hanging="360"/>
+      </w:pPr>
+      <w:rPr>
+        <w:rFonts w:ascii="Symbol" w:hAnsi="Symbol" w:hint="default"/>
+      </w:rPr>
+    </w:lvl>
+    <w:lvl w:ilvl="1" w:tplc="08090003">
+      <w:start w:val="1"/>
+      <w:numFmt w:val="bullet"/>
+      <w:lvlText w:val="o"/>
+      <w:lvlJc w:val="left"/>
+      <w:pPr>
+        <w:ind w:left="1440" w:hanging="360"/>
+      </w:pPr>
+      <w:rPr>
+        <w:rFonts w:ascii="Courier New" w:hAnsi="Courier New" w:cs="Courier New" w:hint="default"/>
+      </w:rPr>
+    </w:lvl>
+    <w:lvl w:ilvl="2" w:tplc="08090005" w:tentative="1">
+      <w:start w:val="1"/>
+      <w:numFmt w:val="bullet"/>
+      <w:lvlText w:val=""/>
+      <w:lvlJc w:val="left"/>
+      <w:pPr>
+        <w:ind w:left="2160" w:hanging="360"/>
+      </w:pPr>
+      <w:rPr>
+        <w:rFonts w:ascii="Wingdings" w:hAnsi="Wingdings" w:hint="default"/>
+      </w:rPr>
+    </w:lvl>
+    <w:lvl w:ilvl="3" w:tplc="08090001" w:tentative="1">
+      <w:start w:val="1"/>
+      <w:numFmt w:val="bullet"/>
+      <w:lvlText w:val=""/>
+      <w:lvlJc w:val="left"/>
+      <w:pPr>
+        <w:ind w:left="2880" w:hanging="360"/>
+      </w:pPr>
+      <w:rPr>
+        <w:rFonts w:ascii="Symbol" w:hAnsi="Symbol" w:hint="default"/>
+      </w:rPr>
+    </w:lvl>
+    <w:lvl w:ilvl="4" w:tplc="08090003" w:tentative="1">
+      <w:start w:val="1"/>
+      <w:numFmt w:val="bullet"/>
+      <w:lvlText w:val="o"/>
+      <w:lvlJc w:val="left"/>
+      <w:pPr>
+        <w:ind w:left="3600" w:hanging="360"/>
+      </w:pPr>
+      <w:rPr>
+        <w:rFonts w:ascii="Courier New" w:hAnsi="Courier New" w:cs="Courier New" w:hint="default"/>
+      </w:rPr>
+    </w:lvl>
+    <w:lvl w:ilvl="5" w:tplc="08090005" w:tentative="1">
+      <w:start w:val="1"/>
+      <w:numFmt w:val="bullet"/>
+      <w:lvlText w:val=""/>
+      <w:lvlJc w:val="left"/>
+      <w:pPr>
+        <w:ind w:left="4320" w:hanging="360"/>
+      </w:pPr>
+      <w:rPr>
+        <w:rFonts w:ascii="Wingdings" w:hAnsi="Wingdings" w:hint="default"/>
+      </w:rPr>
+    </w:lvl>
+    <w:lvl w:ilvl="6" w:tplc="08090001" w:tentative="1">
+      <w:start w:val="1"/>
+      <w:numFmt w:val="bullet"/>
+      <w:lvlText w:val=""/>
+      <w:lvlJc w:val="left"/>
+      <w:pPr>
+        <w:ind w:left="5040" w:hanging="360"/>
+      </w:pPr>
+      <w:rPr>
+        <w:rFonts w:ascii="Symbol" w:hAnsi="Symbol" w:hint="default"/>
+      </w:rPr>
+    </w:lvl>
+    <w:lvl w:ilvl="7" w:tplc="08090003" w:tentative="1">
+      <w:start w:val="1"/>
+      <w:numFmt w:val="bullet"/>
+      <w:lvlText w:val="o"/>
+      <w:lvlJc w:val="left"/>
+      <w:pPr>
+        <w:ind w:left="5760" w:hanging="360"/>
+      </w:pPr>
+      <w:rPr>
+        <w:rFonts w:ascii="Courier New" w:hAnsi="Courier New" w:cs="Courier New" w:hint="default"/>
+      </w:rPr>
+    </w:lvl>
+    <w:lvl w:ilvl="8" w:tplc="08090005" w:tentative="1">
+      <w:start w:val="1"/>
+      <w:numFmt w:val="bullet"/>
+      <w:lvlText w:val=""/>
+      <w:lvlJc w:val="left"/>
+      <w:pPr>
+        <w:ind w:left="6480" w:hanging="360"/>
+      </w:pPr>
+      <w:rPr>
+        <w:rFonts w:ascii="Wingdings" w:hAnsi="Wingdings" w:hint="default"/>
+      </w:rPr>
+    </w:lvl>
+  </w:abstractNum>
+  <w:abstractNum w:abstractNumId="3" w15:restartNumberingAfterBreak="0">
     <w:nsid w:val="33E75A53"/>
     <w:multiLevelType w:val="hybridMultilevel"/>
     <w:tmpl w:val="2548C446"/>
@@ -1991,7 +5435,233 @@
       </w:rPr>
     </w:lvl>
   </w:abstractNum>
-  <w:abstractNum w:abstractNumId="2" w15:restartNumberingAfterBreak="0">
+  <w:abstractNum w:abstractNumId="4" w15:restartNumberingAfterBreak="0">
+    <w:nsid w:val="3A783E1A"/>
+    <w:multiLevelType w:val="hybridMultilevel"/>
+    <w:tmpl w:val="5F66616A"/>
+    <w:lvl w:ilvl="0" w:tplc="08090001">
+      <w:start w:val="1"/>
+      <w:numFmt w:val="bullet"/>
+      <w:lvlText w:val=""/>
+      <w:lvlJc w:val="left"/>
+      <w:pPr>
+        <w:ind w:left="720" w:hanging="360"/>
+      </w:pPr>
+      <w:rPr>
+        <w:rFonts w:ascii="Symbol" w:hAnsi="Symbol" w:hint="default"/>
+      </w:rPr>
+    </w:lvl>
+    <w:lvl w:ilvl="1" w:tplc="08090003">
+      <w:start w:val="1"/>
+      <w:numFmt w:val="bullet"/>
+      <w:lvlText w:val="o"/>
+      <w:lvlJc w:val="left"/>
+      <w:pPr>
+        <w:ind w:left="1440" w:hanging="360"/>
+      </w:pPr>
+      <w:rPr>
+        <w:rFonts w:ascii="Courier New" w:hAnsi="Courier New" w:cs="Courier New" w:hint="default"/>
+      </w:rPr>
+    </w:lvl>
+    <w:lvl w:ilvl="2" w:tplc="08090005">
+      <w:start w:val="1"/>
+      <w:numFmt w:val="bullet"/>
+      <w:lvlText w:val=""/>
+      <w:lvlJc w:val="left"/>
+      <w:pPr>
+        <w:ind w:left="2160" w:hanging="360"/>
+      </w:pPr>
+      <w:rPr>
+        <w:rFonts w:ascii="Wingdings" w:hAnsi="Wingdings" w:hint="default"/>
+      </w:rPr>
+    </w:lvl>
+    <w:lvl w:ilvl="3" w:tplc="08090001" w:tentative="1">
+      <w:start w:val="1"/>
+      <w:numFmt w:val="bullet"/>
+      <w:lvlText w:val=""/>
+      <w:lvlJc w:val="left"/>
+      <w:pPr>
+        <w:ind w:left="2880" w:hanging="360"/>
+      </w:pPr>
+      <w:rPr>
+        <w:rFonts w:ascii="Symbol" w:hAnsi="Symbol" w:hint="default"/>
+      </w:rPr>
+    </w:lvl>
+    <w:lvl w:ilvl="4" w:tplc="08090003" w:tentative="1">
+      <w:start w:val="1"/>
+      <w:numFmt w:val="bullet"/>
+      <w:lvlText w:val="o"/>
+      <w:lvlJc w:val="left"/>
+      <w:pPr>
+        <w:ind w:left="3600" w:hanging="360"/>
+      </w:pPr>
+      <w:rPr>
+        <w:rFonts w:ascii="Courier New" w:hAnsi="Courier New" w:cs="Courier New" w:hint="default"/>
+      </w:rPr>
+    </w:lvl>
+    <w:lvl w:ilvl="5" w:tplc="08090005" w:tentative="1">
+      <w:start w:val="1"/>
+      <w:numFmt w:val="bullet"/>
+      <w:lvlText w:val=""/>
+      <w:lvlJc w:val="left"/>
+      <w:pPr>
+        <w:ind w:left="4320" w:hanging="360"/>
+      </w:pPr>
+      <w:rPr>
+        <w:rFonts w:ascii="Wingdings" w:hAnsi="Wingdings" w:hint="default"/>
+      </w:rPr>
+    </w:lvl>
+    <w:lvl w:ilvl="6" w:tplc="08090001" w:tentative="1">
+      <w:start w:val="1"/>
+      <w:numFmt w:val="bullet"/>
+      <w:lvlText w:val=""/>
+      <w:lvlJc w:val="left"/>
+      <w:pPr>
+        <w:ind w:left="5040" w:hanging="360"/>
+      </w:pPr>
+      <w:rPr>
+        <w:rFonts w:ascii="Symbol" w:hAnsi="Symbol" w:hint="default"/>
+      </w:rPr>
+    </w:lvl>
+    <w:lvl w:ilvl="7" w:tplc="08090003" w:tentative="1">
+      <w:start w:val="1"/>
+      <w:numFmt w:val="bullet"/>
+      <w:lvlText w:val="o"/>
+      <w:lvlJc w:val="left"/>
+      <w:pPr>
+        <w:ind w:left="5760" w:hanging="360"/>
+      </w:pPr>
+      <w:rPr>
+        <w:rFonts w:ascii="Courier New" w:hAnsi="Courier New" w:cs="Courier New" w:hint="default"/>
+      </w:rPr>
+    </w:lvl>
+    <w:lvl w:ilvl="8" w:tplc="08090005" w:tentative="1">
+      <w:start w:val="1"/>
+      <w:numFmt w:val="bullet"/>
+      <w:lvlText w:val=""/>
+      <w:lvlJc w:val="left"/>
+      <w:pPr>
+        <w:ind w:left="6480" w:hanging="360"/>
+      </w:pPr>
+      <w:rPr>
+        <w:rFonts w:ascii="Wingdings" w:hAnsi="Wingdings" w:hint="default"/>
+      </w:rPr>
+    </w:lvl>
+  </w:abstractNum>
+  <w:abstractNum w:abstractNumId="5" w15:restartNumberingAfterBreak="0">
+    <w:nsid w:val="3C107FC8"/>
+    <w:multiLevelType w:val="hybridMultilevel"/>
+    <w:tmpl w:val="C742C46A"/>
+    <w:lvl w:ilvl="0" w:tplc="08090001">
+      <w:start w:val="1"/>
+      <w:numFmt w:val="bullet"/>
+      <w:lvlText w:val=""/>
+      <w:lvlJc w:val="left"/>
+      <w:pPr>
+        <w:ind w:left="720" w:hanging="360"/>
+      </w:pPr>
+      <w:rPr>
+        <w:rFonts w:ascii="Symbol" w:hAnsi="Symbol" w:hint="default"/>
+      </w:rPr>
+    </w:lvl>
+    <w:lvl w:ilvl="1" w:tplc="08090003" w:tentative="1">
+      <w:start w:val="1"/>
+      <w:numFmt w:val="bullet"/>
+      <w:lvlText w:val="o"/>
+      <w:lvlJc w:val="left"/>
+      <w:pPr>
+        <w:ind w:left="1440" w:hanging="360"/>
+      </w:pPr>
+      <w:rPr>
+        <w:rFonts w:ascii="Courier New" w:hAnsi="Courier New" w:cs="Courier New" w:hint="default"/>
+      </w:rPr>
+    </w:lvl>
+    <w:lvl w:ilvl="2" w:tplc="08090005" w:tentative="1">
+      <w:start w:val="1"/>
+      <w:numFmt w:val="bullet"/>
+      <w:lvlText w:val=""/>
+      <w:lvlJc w:val="left"/>
+      <w:pPr>
+        <w:ind w:left="2160" w:hanging="360"/>
+      </w:pPr>
+      <w:rPr>
+        <w:rFonts w:ascii="Wingdings" w:hAnsi="Wingdings" w:hint="default"/>
+      </w:rPr>
+    </w:lvl>
+    <w:lvl w:ilvl="3" w:tplc="08090001" w:tentative="1">
+      <w:start w:val="1"/>
+      <w:numFmt w:val="bullet"/>
+      <w:lvlText w:val=""/>
+      <w:lvlJc w:val="left"/>
+      <w:pPr>
+        <w:ind w:left="2880" w:hanging="360"/>
+      </w:pPr>
+      <w:rPr>
+        <w:rFonts w:ascii="Symbol" w:hAnsi="Symbol" w:hint="default"/>
+      </w:rPr>
+    </w:lvl>
+    <w:lvl w:ilvl="4" w:tplc="08090003" w:tentative="1">
+      <w:start w:val="1"/>
+      <w:numFmt w:val="bullet"/>
+      <w:lvlText w:val="o"/>
+      <w:lvlJc w:val="left"/>
+      <w:pPr>
+        <w:ind w:left="3600" w:hanging="360"/>
+      </w:pPr>
+      <w:rPr>
+        <w:rFonts w:ascii="Courier New" w:hAnsi="Courier New" w:cs="Courier New" w:hint="default"/>
+      </w:rPr>
+    </w:lvl>
+    <w:lvl w:ilvl="5" w:tplc="08090005" w:tentative="1">
+      <w:start w:val="1"/>
+      <w:numFmt w:val="bullet"/>
+      <w:lvlText w:val=""/>
+      <w:lvlJc w:val="left"/>
+      <w:pPr>
+        <w:ind w:left="4320" w:hanging="360"/>
+      </w:pPr>
+      <w:rPr>
+        <w:rFonts w:ascii="Wingdings" w:hAnsi="Wingdings" w:hint="default"/>
+      </w:rPr>
+    </w:lvl>
+    <w:lvl w:ilvl="6" w:tplc="08090001" w:tentative="1">
+      <w:start w:val="1"/>
+      <w:numFmt w:val="bullet"/>
+      <w:lvlText w:val=""/>
+      <w:lvlJc w:val="left"/>
+      <w:pPr>
+        <w:ind w:left="5040" w:hanging="360"/>
+      </w:pPr>
+      <w:rPr>
+        <w:rFonts w:ascii="Symbol" w:hAnsi="Symbol" w:hint="default"/>
+      </w:rPr>
+    </w:lvl>
+    <w:lvl w:ilvl="7" w:tplc="08090003" w:tentative="1">
+      <w:start w:val="1"/>
+      <w:numFmt w:val="bullet"/>
+      <w:lvlText w:val="o"/>
+      <w:lvlJc w:val="left"/>
+      <w:pPr>
+        <w:ind w:left="5760" w:hanging="360"/>
+      </w:pPr>
+      <w:rPr>
+        <w:rFonts w:ascii="Courier New" w:hAnsi="Courier New" w:cs="Courier New" w:hint="default"/>
+      </w:rPr>
+    </w:lvl>
+    <w:lvl w:ilvl="8" w:tplc="08090005" w:tentative="1">
+      <w:start w:val="1"/>
+      <w:numFmt w:val="bullet"/>
+      <w:lvlText w:val=""/>
+      <w:lvlJc w:val="left"/>
+      <w:pPr>
+        <w:ind w:left="6480" w:hanging="360"/>
+      </w:pPr>
+      <w:rPr>
+        <w:rFonts w:ascii="Wingdings" w:hAnsi="Wingdings" w:hint="default"/>
+      </w:rPr>
+    </w:lvl>
+  </w:abstractNum>
+  <w:abstractNum w:abstractNumId="6" w15:restartNumberingAfterBreak="0">
     <w:nsid w:val="58A4526D"/>
     <w:multiLevelType w:val="hybridMultilevel"/>
     <w:tmpl w:val="D9C60CCE"/>
@@ -2007,6 +5677,119 @@
         <w:rFonts w:ascii="Symbol" w:hAnsi="Symbol" w:hint="default"/>
       </w:rPr>
     </w:lvl>
+    <w:lvl w:ilvl="1" w:tplc="08090003">
+      <w:start w:val="1"/>
+      <w:numFmt w:val="bullet"/>
+      <w:lvlText w:val="o"/>
+      <w:lvlJc w:val="left"/>
+      <w:pPr>
+        <w:ind w:left="1440" w:hanging="360"/>
+      </w:pPr>
+      <w:rPr>
+        <w:rFonts w:ascii="Courier New" w:hAnsi="Courier New" w:cs="Courier New" w:hint="default"/>
+      </w:rPr>
+    </w:lvl>
+    <w:lvl w:ilvl="2" w:tplc="08090005" w:tentative="1">
+      <w:start w:val="1"/>
+      <w:numFmt w:val="bullet"/>
+      <w:lvlText w:val=""/>
+      <w:lvlJc w:val="left"/>
+      <w:pPr>
+        <w:ind w:left="2160" w:hanging="360"/>
+      </w:pPr>
+      <w:rPr>
+        <w:rFonts w:ascii="Wingdings" w:hAnsi="Wingdings" w:hint="default"/>
+      </w:rPr>
+    </w:lvl>
+    <w:lvl w:ilvl="3" w:tplc="08090001" w:tentative="1">
+      <w:start w:val="1"/>
+      <w:numFmt w:val="bullet"/>
+      <w:lvlText w:val=""/>
+      <w:lvlJc w:val="left"/>
+      <w:pPr>
+        <w:ind w:left="2880" w:hanging="360"/>
+      </w:pPr>
+      <w:rPr>
+        <w:rFonts w:ascii="Symbol" w:hAnsi="Symbol" w:hint="default"/>
+      </w:rPr>
+    </w:lvl>
+    <w:lvl w:ilvl="4" w:tplc="08090003" w:tentative="1">
+      <w:start w:val="1"/>
+      <w:numFmt w:val="bullet"/>
+      <w:lvlText w:val="o"/>
+      <w:lvlJc w:val="left"/>
+      <w:pPr>
+        <w:ind w:left="3600" w:hanging="360"/>
+      </w:pPr>
+      <w:rPr>
+        <w:rFonts w:ascii="Courier New" w:hAnsi="Courier New" w:cs="Courier New" w:hint="default"/>
+      </w:rPr>
+    </w:lvl>
+    <w:lvl w:ilvl="5" w:tplc="08090005" w:tentative="1">
+      <w:start w:val="1"/>
+      <w:numFmt w:val="bullet"/>
+      <w:lvlText w:val=""/>
+      <w:lvlJc w:val="left"/>
+      <w:pPr>
+        <w:ind w:left="4320" w:hanging="360"/>
+      </w:pPr>
+      <w:rPr>
+        <w:rFonts w:ascii="Wingdings" w:hAnsi="Wingdings" w:hint="default"/>
+      </w:rPr>
+    </w:lvl>
+    <w:lvl w:ilvl="6" w:tplc="08090001" w:tentative="1">
+      <w:start w:val="1"/>
+      <w:numFmt w:val="bullet"/>
+      <w:lvlText w:val=""/>
+      <w:lvlJc w:val="left"/>
+      <w:pPr>
+        <w:ind w:left="5040" w:hanging="360"/>
+      </w:pPr>
+      <w:rPr>
+        <w:rFonts w:ascii="Symbol" w:hAnsi="Symbol" w:hint="default"/>
+      </w:rPr>
+    </w:lvl>
+    <w:lvl w:ilvl="7" w:tplc="08090003" w:tentative="1">
+      <w:start w:val="1"/>
+      <w:numFmt w:val="bullet"/>
+      <w:lvlText w:val="o"/>
+      <w:lvlJc w:val="left"/>
+      <w:pPr>
+        <w:ind w:left="5760" w:hanging="360"/>
+      </w:pPr>
+      <w:rPr>
+        <w:rFonts w:ascii="Courier New" w:hAnsi="Courier New" w:cs="Courier New" w:hint="default"/>
+      </w:rPr>
+    </w:lvl>
+    <w:lvl w:ilvl="8" w:tplc="08090005" w:tentative="1">
+      <w:start w:val="1"/>
+      <w:numFmt w:val="bullet"/>
+      <w:lvlText w:val=""/>
+      <w:lvlJc w:val="left"/>
+      <w:pPr>
+        <w:ind w:left="6480" w:hanging="360"/>
+      </w:pPr>
+      <w:rPr>
+        <w:rFonts w:ascii="Wingdings" w:hAnsi="Wingdings" w:hint="default"/>
+      </w:rPr>
+    </w:lvl>
+  </w:abstractNum>
+  <w:abstractNum w:abstractNumId="7" w15:restartNumberingAfterBreak="0">
+    <w:nsid w:val="684E44EB"/>
+    <w:multiLevelType w:val="hybridMultilevel"/>
+    <w:tmpl w:val="7D661EA4"/>
+    <w:lvl w:ilvl="0" w:tplc="08090001">
+      <w:start w:val="1"/>
+      <w:numFmt w:val="bullet"/>
+      <w:lvlText w:val=""/>
+      <w:lvlJc w:val="left"/>
+      <w:pPr>
+        <w:ind w:left="720" w:hanging="360"/>
+      </w:pPr>
+      <w:rPr>
+        <w:rFonts w:ascii="Symbol" w:hAnsi="Symbol" w:hint="default"/>
+      </w:rPr>
+    </w:lvl>
     <w:lvl w:ilvl="1" w:tplc="08090003" w:tentative="1">
       <w:start w:val="1"/>
       <w:numFmt w:val="bullet"/>
@@ -2104,7 +5887,7 @@
       </w:rPr>
     </w:lvl>
   </w:abstractNum>
-  <w:abstractNum w:abstractNumId="3" w15:restartNumberingAfterBreak="0">
+  <w:abstractNum w:abstractNumId="8" w15:restartNumberingAfterBreak="0">
     <w:nsid w:val="6DBA4D49"/>
     <w:multiLevelType w:val="hybridMultilevel"/>
     <w:tmpl w:val="42066802"/>
@@ -2217,7 +6000,7 @@
       </w:rPr>
     </w:lvl>
   </w:abstractNum>
-  <w:abstractNum w:abstractNumId="4" w15:restartNumberingAfterBreak="0">
+  <w:abstractNum w:abstractNumId="9" w15:restartNumberingAfterBreak="0">
     <w:nsid w:val="6E4D4E56"/>
     <w:multiLevelType w:val="hybridMultilevel"/>
     <w:tmpl w:val="0C86EEEC"/>
@@ -2330,20 +6113,267 @@
       </w:rPr>
     </w:lvl>
   </w:abstractNum>
+  <w:abstractNum w:abstractNumId="10" w15:restartNumberingAfterBreak="0">
+    <w:nsid w:val="73B12E15"/>
+    <w:multiLevelType w:val="hybridMultilevel"/>
+    <w:tmpl w:val="0ADC0646"/>
+    <w:lvl w:ilvl="0" w:tplc="08090001">
+      <w:start w:val="1"/>
+      <w:numFmt w:val="bullet"/>
+      <w:lvlText w:val=""/>
+      <w:lvlJc w:val="left"/>
+      <w:pPr>
+        <w:ind w:left="1440" w:hanging="360"/>
+      </w:pPr>
+      <w:rPr>
+        <w:rFonts w:ascii="Symbol" w:hAnsi="Symbol" w:hint="default"/>
+      </w:rPr>
+    </w:lvl>
+    <w:lvl w:ilvl="1" w:tplc="08090003" w:tentative="1">
+      <w:start w:val="1"/>
+      <w:numFmt w:val="bullet"/>
+      <w:lvlText w:val="o"/>
+      <w:lvlJc w:val="left"/>
+      <w:pPr>
+        <w:ind w:left="2160" w:hanging="360"/>
+      </w:pPr>
+      <w:rPr>
+        <w:rFonts w:ascii="Courier New" w:hAnsi="Courier New" w:cs="Courier New" w:hint="default"/>
+      </w:rPr>
+    </w:lvl>
+    <w:lvl w:ilvl="2" w:tplc="08090005" w:tentative="1">
+      <w:start w:val="1"/>
+      <w:numFmt w:val="bullet"/>
+      <w:lvlText w:val=""/>
+      <w:lvlJc w:val="left"/>
+      <w:pPr>
+        <w:ind w:left="2880" w:hanging="360"/>
+      </w:pPr>
+      <w:rPr>
+        <w:rFonts w:ascii="Wingdings" w:hAnsi="Wingdings" w:hint="default"/>
+      </w:rPr>
+    </w:lvl>
+    <w:lvl w:ilvl="3" w:tplc="08090001" w:tentative="1">
+      <w:start w:val="1"/>
+      <w:numFmt w:val="bullet"/>
+      <w:lvlText w:val=""/>
+      <w:lvlJc w:val="left"/>
+      <w:pPr>
+        <w:ind w:left="3600" w:hanging="360"/>
+      </w:pPr>
+      <w:rPr>
+        <w:rFonts w:ascii="Symbol" w:hAnsi="Symbol" w:hint="default"/>
+      </w:rPr>
+    </w:lvl>
+    <w:lvl w:ilvl="4" w:tplc="08090003" w:tentative="1">
+      <w:start w:val="1"/>
+      <w:numFmt w:val="bullet"/>
+      <w:lvlText w:val="o"/>
+      <w:lvlJc w:val="left"/>
+      <w:pPr>
+        <w:ind w:left="4320" w:hanging="360"/>
+      </w:pPr>
+      <w:rPr>
+        <w:rFonts w:ascii="Courier New" w:hAnsi="Courier New" w:cs="Courier New" w:hint="default"/>
+      </w:rPr>
+    </w:lvl>
+    <w:lvl w:ilvl="5" w:tplc="08090005" w:tentative="1">
+      <w:start w:val="1"/>
+      <w:numFmt w:val="bullet"/>
+      <w:lvlText w:val=""/>
+      <w:lvlJc w:val="left"/>
+      <w:pPr>
+        <w:ind w:left="5040" w:hanging="360"/>
+      </w:pPr>
+      <w:rPr>
+        <w:rFonts w:ascii="Wingdings" w:hAnsi="Wingdings" w:hint="default"/>
+      </w:rPr>
+    </w:lvl>
+    <w:lvl w:ilvl="6" w:tplc="08090001" w:tentative="1">
+      <w:start w:val="1"/>
+      <w:numFmt w:val="bullet"/>
+      <w:lvlText w:val=""/>
+      <w:lvlJc w:val="left"/>
+      <w:pPr>
+        <w:ind w:left="5760" w:hanging="360"/>
+      </w:pPr>
+      <w:rPr>
+        <w:rFonts w:ascii="Symbol" w:hAnsi="Symbol" w:hint="default"/>
+      </w:rPr>
+    </w:lvl>
+    <w:lvl w:ilvl="7" w:tplc="08090003" w:tentative="1">
+      <w:start w:val="1"/>
+      <w:numFmt w:val="bullet"/>
+      <w:lvlText w:val="o"/>
+      <w:lvlJc w:val="left"/>
+      <w:pPr>
+        <w:ind w:left="6480" w:hanging="360"/>
+      </w:pPr>
+      <w:rPr>
+        <w:rFonts w:ascii="Courier New" w:hAnsi="Courier New" w:cs="Courier New" w:hint="default"/>
+      </w:rPr>
+    </w:lvl>
+    <w:lvl w:ilvl="8" w:tplc="08090005" w:tentative="1">
+      <w:start w:val="1"/>
+      <w:numFmt w:val="bullet"/>
+      <w:lvlText w:val=""/>
+      <w:lvlJc w:val="left"/>
+      <w:pPr>
+        <w:ind w:left="7200" w:hanging="360"/>
+      </w:pPr>
+      <w:rPr>
+        <w:rFonts w:ascii="Wingdings" w:hAnsi="Wingdings" w:hint="default"/>
+      </w:rPr>
+    </w:lvl>
+  </w:abstractNum>
+  <w:abstractNum w:abstractNumId="11" w15:restartNumberingAfterBreak="0">
+    <w:nsid w:val="7CB757FF"/>
+    <w:multiLevelType w:val="hybridMultilevel"/>
+    <w:tmpl w:val="2A72DBB8"/>
+    <w:lvl w:ilvl="0" w:tplc="08090001">
+      <w:start w:val="1"/>
+      <w:numFmt w:val="bullet"/>
+      <w:lvlText w:val=""/>
+      <w:lvlJc w:val="left"/>
+      <w:pPr>
+        <w:ind w:left="720" w:hanging="360"/>
+      </w:pPr>
+      <w:rPr>
+        <w:rFonts w:ascii="Symbol" w:hAnsi="Symbol" w:hint="default"/>
+      </w:rPr>
+    </w:lvl>
+    <w:lvl w:ilvl="1" w:tplc="08090003">
+      <w:start w:val="1"/>
+      <w:numFmt w:val="bullet"/>
+      <w:lvlText w:val="o"/>
+      <w:lvlJc w:val="left"/>
+      <w:pPr>
+        <w:ind w:left="1440" w:hanging="360"/>
+      </w:pPr>
+      <w:rPr>
+        <w:rFonts w:ascii="Courier New" w:hAnsi="Courier New" w:cs="Courier New" w:hint="default"/>
+      </w:rPr>
+    </w:lvl>
+    <w:lvl w:ilvl="2" w:tplc="08090005" w:tentative="1">
+      <w:start w:val="1"/>
+      <w:numFmt w:val="bullet"/>
+      <w:lvlText w:val=""/>
+      <w:lvlJc w:val="left"/>
+      <w:pPr>
+        <w:ind w:left="2160" w:hanging="360"/>
+      </w:pPr>
+      <w:rPr>
+        <w:rFonts w:ascii="Wingdings" w:hAnsi="Wingdings" w:hint="default"/>
+      </w:rPr>
+    </w:lvl>
+    <w:lvl w:ilvl="3" w:tplc="08090001" w:tentative="1">
+      <w:start w:val="1"/>
+      <w:numFmt w:val="bullet"/>
+      <w:lvlText w:val=""/>
+      <w:lvlJc w:val="left"/>
+      <w:pPr>
+        <w:ind w:left="2880" w:hanging="360"/>
+      </w:pPr>
+      <w:rPr>
+        <w:rFonts w:ascii="Symbol" w:hAnsi="Symbol" w:hint="default"/>
+      </w:rPr>
+    </w:lvl>
+    <w:lvl w:ilvl="4" w:tplc="08090003" w:tentative="1">
+      <w:start w:val="1"/>
+      <w:numFmt w:val="bullet"/>
+      <w:lvlText w:val="o"/>
+      <w:lvlJc w:val="left"/>
+      <w:pPr>
+        <w:ind w:left="3600" w:hanging="360"/>
+      </w:pPr>
+      <w:rPr>
+        <w:rFonts w:ascii="Courier New" w:hAnsi="Courier New" w:cs="Courier New" w:hint="default"/>
+      </w:rPr>
+    </w:lvl>
+    <w:lvl w:ilvl="5" w:tplc="08090005" w:tentative="1">
+      <w:start w:val="1"/>
+      <w:numFmt w:val="bullet"/>
+      <w:lvlText w:val=""/>
+      <w:lvlJc w:val="left"/>
+      <w:pPr>
+        <w:ind w:left="4320" w:hanging="360"/>
+      </w:pPr>
+      <w:rPr>
+        <w:rFonts w:ascii="Wingdings" w:hAnsi="Wingdings" w:hint="default"/>
+      </w:rPr>
+    </w:lvl>
+    <w:lvl w:ilvl="6" w:tplc="08090001" w:tentative="1">
+      <w:start w:val="1"/>
+      <w:numFmt w:val="bullet"/>
+      <w:lvlText w:val=""/>
+      <w:lvlJc w:val="left"/>
+      <w:pPr>
+        <w:ind w:left="5040" w:hanging="360"/>
+      </w:pPr>
+      <w:rPr>
+        <w:rFonts w:ascii="Symbol" w:hAnsi="Symbol" w:hint="default"/>
+      </w:rPr>
+    </w:lvl>
+    <w:lvl w:ilvl="7" w:tplc="08090003" w:tentative="1">
+      <w:start w:val="1"/>
+      <w:numFmt w:val="bullet"/>
+      <w:lvlText w:val="o"/>
+      <w:lvlJc w:val="left"/>
+      <w:pPr>
+        <w:ind w:left="5760" w:hanging="360"/>
+      </w:pPr>
+      <w:rPr>
+        <w:rFonts w:ascii="Courier New" w:hAnsi="Courier New" w:cs="Courier New" w:hint="default"/>
+      </w:rPr>
+    </w:lvl>
+    <w:lvl w:ilvl="8" w:tplc="08090005" w:tentative="1">
+      <w:start w:val="1"/>
+      <w:numFmt w:val="bullet"/>
+      <w:lvlText w:val=""/>
+      <w:lvlJc w:val="left"/>
+      <w:pPr>
+        <w:ind w:left="6480" w:hanging="360"/>
+      </w:pPr>
+      <w:rPr>
+        <w:rFonts w:ascii="Wingdings" w:hAnsi="Wingdings" w:hint="default"/>
+      </w:rPr>
+    </w:lvl>
+  </w:abstractNum>
   <w:num w:numId="1" w16cid:durableId="209996380">
-    <w:abstractNumId w:val="3"/>
+    <w:abstractNumId w:val="8"/>
   </w:num>
   <w:num w:numId="2" w16cid:durableId="1982154741">
-    <w:abstractNumId w:val="2"/>
+    <w:abstractNumId w:val="6"/>
   </w:num>
   <w:num w:numId="3" w16cid:durableId="1410612936">
-    <w:abstractNumId w:val="1"/>
+    <w:abstractNumId w:val="3"/>
   </w:num>
   <w:num w:numId="4" w16cid:durableId="623926414">
     <w:abstractNumId w:val="0"/>
   </w:num>
   <w:num w:numId="5" w16cid:durableId="162858183">
+    <w:abstractNumId w:val="9"/>
+  </w:num>
+  <w:num w:numId="6" w16cid:durableId="767694121">
+    <w:abstractNumId w:val="11"/>
+  </w:num>
+  <w:num w:numId="7" w16cid:durableId="1060204380">
+    <w:abstractNumId w:val="7"/>
+  </w:num>
+  <w:num w:numId="8" w16cid:durableId="661666463">
+    <w:abstractNumId w:val="2"/>
+  </w:num>
+  <w:num w:numId="9" w16cid:durableId="531186937">
+    <w:abstractNumId w:val="5"/>
+  </w:num>
+  <w:num w:numId="10" w16cid:durableId="1671985496">
+    <w:abstractNumId w:val="10"/>
+  </w:num>
+  <w:num w:numId="11" w16cid:durableId="1210845375">
     <w:abstractNumId w:val="4"/>
+  </w:num>
+  <w:num w:numId="12" w16cid:durableId="2053339304">
+    <w:abstractNumId w:val="1"/>
   </w:num>
 </w:numbering>
 </file>
@@ -2950,7 +6980,6 @@
   <w:style w:type="character" w:default="1" w:styleId="DefaultParagraphFont">
     <w:name w:val="Default Paragraph Font"/>
     <w:uiPriority w:val="1"/>
-    <w:semiHidden/>
     <w:unhideWhenUsed/>
   </w:style>
   <w:style w:type="table" w:default="1" w:styleId="TableNormal">
